--- a/public/plantillas/requisicionserviciosmayor.docx
+++ b/public/plantillas/requisicionserviciosmayor.docx
@@ -1727,31 +1727,7 @@
                 <w:sz w:val="16"/>
                 <w:szCs w:val="16"/>
               </w:rPr>
-              <w:t>{#</w:t>
-            </w:r>
-            <w:proofErr w:type="gramStart"/>
-            <w:r>
-              <w:rPr>
-                <w:rFonts w:ascii="Arial" w:eastAsia="Arial" w:hAnsi="Arial" w:cs="Arial"/>
-                <w:b/>
-                <w:bCs/>
-                <w:color w:val="000000"/>
-                <w:sz w:val="16"/>
-                <w:szCs w:val="16"/>
-              </w:rPr>
-              <w:t>partidas}{</w:t>
-            </w:r>
-            <w:proofErr w:type="gramEnd"/>
-            <w:r>
-              <w:rPr>
-                <w:rFonts w:ascii="Arial" w:eastAsia="Arial" w:hAnsi="Arial" w:cs="Arial"/>
-                <w:b/>
-                <w:bCs/>
-                <w:color w:val="000000"/>
-                <w:sz w:val="16"/>
-                <w:szCs w:val="16"/>
-              </w:rPr>
-              <w:t>numeroPartida}</w:t>
+              <w:t>{#partidas}{numeroPartida}</w:t>
             </w:r>
           </w:p>
         </w:tc>
@@ -2337,18 +2313,616 @@
                 <w:color w:val="000000"/>
                 <w:sz w:val="16"/>
                 <w:szCs w:val="16"/>
+              </w:rPr>
+              <w:t>{</w:t>
+            </w:r>
+            <w:proofErr w:type="spellStart"/>
+            <w:r>
+              <w:rPr>
+                <w:rFonts w:ascii="Arial" w:eastAsia="Arial" w:hAnsi="Arial" w:cs="Arial"/>
+                <w:color w:val="000000"/>
+                <w:sz w:val="16"/>
+                <w:szCs w:val="16"/>
+              </w:rPr>
+              <w:t>experiencia</w:t>
+            </w:r>
+            <w:r>
+              <w:rPr>
+                <w:rFonts w:ascii="Arial" w:eastAsia="Arial" w:hAnsi="Arial" w:cs="Arial"/>
+                <w:color w:val="000000"/>
+                <w:sz w:val="16"/>
+                <w:szCs w:val="16"/>
+              </w:rPr>
+              <w:t>Licitante</w:t>
+            </w:r>
+            <w:proofErr w:type="spellEnd"/>
+            <w:r>
+              <w:rPr>
+                <w:rFonts w:ascii="Arial" w:eastAsia="Arial" w:hAnsi="Arial" w:cs="Arial"/>
+                <w:color w:val="000000"/>
+                <w:sz w:val="16"/>
+                <w:szCs w:val="16"/>
+              </w:rPr>
+              <w:t>}</w:t>
+            </w:r>
+            <w:r>
+              <w:rPr>
+                <w:rFonts w:ascii="Arial" w:eastAsia="Arial" w:hAnsi="Arial" w:cs="Arial"/>
+                <w:color w:val="000000"/>
+                <w:sz w:val="16"/>
+                <w:szCs w:val="16"/>
+              </w:rPr>
+              <w:t xml:space="preserve"> año en contrataciones iguales o similares a la requerida en el cual se incluya:</w:t>
+            </w:r>
+          </w:p>
+          <w:p>
+            <w:pPr>
+              <w:spacing w:after="0" w:line="276" w:lineRule="auto"/>
+              <w:ind w:left="170" w:right="170"/>
+              <w:jc w:val="both"/>
+              <w:rPr>
+                <w:rFonts w:ascii="Arial" w:eastAsia="Arial" w:hAnsi="Arial" w:cs="Arial"/>
+                <w:color w:val="000000"/>
+                <w:sz w:val="16"/>
+                <w:szCs w:val="16"/>
+              </w:rPr>
+            </w:pPr>
+          </w:p>
+          <w:p>
+            <w:pPr>
+              <w:spacing w:after="0" w:line="276" w:lineRule="auto"/>
+              <w:ind w:left="170" w:right="170"/>
+              <w:jc w:val="both"/>
+              <w:rPr>
+                <w:rFonts w:ascii="Arial" w:eastAsia="Arial" w:hAnsi="Arial" w:cs="Arial"/>
+                <w:color w:val="000000"/>
+                <w:sz w:val="16"/>
+                <w:szCs w:val="16"/>
+              </w:rPr>
+            </w:pPr>
+            <w:r>
+              <w:rPr>
+                <w:rFonts w:ascii="Arial" w:eastAsia="Arial" w:hAnsi="Arial" w:cs="Arial"/>
+                <w:color w:val="000000"/>
+                <w:sz w:val="16"/>
+                <w:szCs w:val="16"/>
+              </w:rPr>
+              <w:t xml:space="preserve">a) Relación en formato libre de mínimo tres contrataciones iguales o similares, que hayan sido efectuados durante los últimos años, sin exceder de tres; la cual deberá contener: nombre, domicilio y teléfono del cliente, monto de la venta o comercialización, así como indicar el destino (público o privado). </w:t>
+            </w:r>
+          </w:p>
+          <w:p>
+            <w:pPr>
+              <w:spacing w:after="0" w:line="276" w:lineRule="auto"/>
+              <w:ind w:left="170" w:right="170"/>
+              <w:jc w:val="both"/>
+              <w:rPr>
+                <w:rFonts w:ascii="Arial" w:eastAsia="Arial" w:hAnsi="Arial" w:cs="Arial"/>
+                <w:color w:val="000000"/>
+                <w:sz w:val="16"/>
+                <w:szCs w:val="16"/>
+              </w:rPr>
+            </w:pPr>
+          </w:p>
+          <w:p>
+            <w:pPr>
+              <w:spacing w:after="0" w:line="276" w:lineRule="auto"/>
+              <w:ind w:left="170" w:right="170"/>
+              <w:jc w:val="both"/>
+              <w:rPr>
+                <w:rFonts w:ascii="Arial" w:eastAsia="Arial" w:hAnsi="Arial" w:cs="Arial"/>
+                <w:color w:val="000000"/>
+                <w:sz w:val="16"/>
+                <w:szCs w:val="16"/>
+              </w:rPr>
+            </w:pPr>
+            <w:r>
+              <w:rPr>
+                <w:rFonts w:ascii="Arial" w:eastAsia="Arial" w:hAnsi="Arial" w:cs="Arial"/>
+                <w:color w:val="000000"/>
+                <w:sz w:val="16"/>
+                <w:szCs w:val="16"/>
+              </w:rPr>
+              <w:t>Es importante señalar que dichos datos podrán ser verificados de manera aleatoria.</w:t>
+            </w:r>
+          </w:p>
+          <w:p>
+            <w:pPr>
+              <w:spacing w:after="0" w:line="276" w:lineRule="auto"/>
+              <w:ind w:right="170"/>
+              <w:jc w:val="both"/>
+              <w:rPr>
+                <w:rFonts w:ascii="Arial" w:eastAsia="Arial" w:hAnsi="Arial" w:cs="Arial"/>
+                <w:color w:val="000000"/>
+                <w:sz w:val="16"/>
+                <w:szCs w:val="16"/>
+              </w:rPr>
+            </w:pPr>
+          </w:p>
+          <w:p>
+            <w:pPr>
+              <w:spacing w:after="0" w:line="276" w:lineRule="auto"/>
+              <w:ind w:left="170" w:right="170"/>
+              <w:jc w:val="both"/>
+              <w:rPr>
+                <w:rFonts w:ascii="Arial" w:eastAsia="Arial" w:hAnsi="Arial" w:cs="Arial"/>
+                <w:color w:val="000000"/>
+                <w:sz w:val="16"/>
+                <w:szCs w:val="16"/>
+              </w:rPr>
+            </w:pPr>
+            <w:r>
+              <w:rPr>
+                <w:rFonts w:ascii="Arial" w:eastAsia="Arial" w:hAnsi="Arial" w:cs="Arial"/>
+                <w:color w:val="000000"/>
+                <w:sz w:val="16"/>
+                <w:szCs w:val="16"/>
+              </w:rPr>
+              <w:t>2.- Los licitantes deberán presentar lo siguiente:</w:t>
+            </w:r>
+          </w:p>
+          <w:p>
+            <w:pPr>
+              <w:spacing w:after="0" w:line="276" w:lineRule="auto"/>
+              <w:ind w:left="170" w:right="170"/>
+              <w:jc w:val="both"/>
+              <w:rPr>
+                <w:rFonts w:ascii="Arial" w:eastAsia="Arial" w:hAnsi="Arial" w:cs="Arial"/>
+                <w:color w:val="000000"/>
+                <w:sz w:val="16"/>
+                <w:szCs w:val="16"/>
+              </w:rPr>
+            </w:pPr>
+          </w:p>
+          <w:p>
+            <w:pPr>
+              <w:spacing w:after="0" w:line="276" w:lineRule="auto"/>
+              <w:ind w:left="170" w:right="170"/>
+              <w:jc w:val="both"/>
+              <w:rPr>
+                <w:rFonts w:ascii="Arial" w:eastAsia="Arial" w:hAnsi="Arial" w:cs="Arial"/>
+                <w:color w:val="000000"/>
+                <w:sz w:val="16"/>
+                <w:szCs w:val="16"/>
+              </w:rPr>
+            </w:pPr>
+            <w:r>
+              <w:rPr>
+                <w:rFonts w:ascii="Arial" w:eastAsia="Arial" w:hAnsi="Arial" w:cs="Arial"/>
+                <w:color w:val="000000"/>
+                <w:sz w:val="16"/>
+                <w:szCs w:val="16"/>
+              </w:rPr>
+              <w:t>a) Escrito libre en hoja membretada debidamente firmada por la persona autorizada para ello y sellada, donde indique un correo electrónico y número de teléfono para cualquier aclaración con atención las 24 horas de día de lunes a domingo.</w:t>
+            </w:r>
+          </w:p>
+          <w:p>
+            <w:pPr>
+              <w:spacing w:after="0" w:line="276" w:lineRule="auto"/>
+              <w:ind w:left="170" w:right="170"/>
+              <w:jc w:val="both"/>
+              <w:rPr>
+                <w:rFonts w:ascii="Arial" w:eastAsia="Arial" w:hAnsi="Arial" w:cs="Arial"/>
+                <w:color w:val="000000"/>
+                <w:sz w:val="16"/>
+                <w:szCs w:val="16"/>
+              </w:rPr>
+            </w:pPr>
+          </w:p>
+          <w:p>
+            <w:pPr>
+              <w:spacing w:after="0" w:line="276" w:lineRule="auto"/>
+              <w:ind w:left="170" w:right="170"/>
+              <w:jc w:val="both"/>
+              <w:rPr>
+                <w:rFonts w:ascii="Arial" w:eastAsia="Arial" w:hAnsi="Arial" w:cs="Arial"/>
+                <w:color w:val="000000"/>
+                <w:sz w:val="16"/>
+                <w:szCs w:val="16"/>
+              </w:rPr>
+            </w:pPr>
+            <w:r>
+              <w:rPr>
+                <w:rFonts w:ascii="Arial" w:eastAsia="Arial" w:hAnsi="Arial" w:cs="Arial"/>
+                <w:color w:val="000000"/>
+                <w:sz w:val="16"/>
+                <w:szCs w:val="16"/>
+              </w:rPr>
+              <w:t xml:space="preserve">b) Copia simple legible del comprobante de domicilio con una antigüedad no mayor a tres meses. </w:t>
+            </w:r>
+          </w:p>
+          <w:p>
+            <w:pPr>
+              <w:spacing w:after="0" w:line="276" w:lineRule="auto"/>
+              <w:ind w:left="170" w:right="170"/>
+              <w:jc w:val="both"/>
+              <w:rPr>
+                <w:rFonts w:ascii="Arial" w:eastAsia="Arial" w:hAnsi="Arial" w:cs="Arial"/>
+                <w:color w:val="000000"/>
+                <w:sz w:val="16"/>
+                <w:szCs w:val="16"/>
+              </w:rPr>
+            </w:pPr>
+          </w:p>
+          <w:p>
+            <w:pPr>
+              <w:spacing w:after="0" w:line="276" w:lineRule="auto"/>
+              <w:ind w:left="170" w:right="170"/>
+              <w:jc w:val="both"/>
+              <w:rPr>
+                <w:rFonts w:ascii="Arial" w:eastAsia="Arial" w:hAnsi="Arial" w:cs="Arial"/>
+                <w:color w:val="000000"/>
+                <w:sz w:val="16"/>
+                <w:szCs w:val="16"/>
+              </w:rPr>
+            </w:pPr>
+            <w:r>
+              <w:rPr>
+                <w:rFonts w:ascii="Arial" w:eastAsia="Arial" w:hAnsi="Arial" w:cs="Arial"/>
+                <w:color w:val="000000"/>
+                <w:sz w:val="16"/>
+                <w:szCs w:val="16"/>
+              </w:rPr>
+              <w:t>En caso de que el comprobante de domicilio no se encuentre a nombre del licitante, éste deberá presentar copia simple legible del contrato de arrendamiento, junto con copia simple legible de las identificaciones de los representantes legales que suscriban el contrato.</w:t>
+            </w:r>
+          </w:p>
+          <w:p>
+            <w:pPr>
+              <w:spacing w:after="0" w:line="276" w:lineRule="auto"/>
+              <w:ind w:left="170" w:right="170"/>
+              <w:jc w:val="both"/>
+              <w:rPr>
+                <w:rFonts w:ascii="Arial" w:eastAsia="Arial" w:hAnsi="Arial" w:cs="Arial"/>
+                <w:color w:val="000000"/>
+                <w:sz w:val="16"/>
+                <w:szCs w:val="16"/>
+              </w:rPr>
+            </w:pPr>
+          </w:p>
+          <w:p>
+            <w:pPr>
+              <w:spacing w:after="0" w:line="276" w:lineRule="auto"/>
+              <w:ind w:left="170" w:right="170"/>
+              <w:jc w:val="both"/>
+              <w:rPr>
+                <w:rFonts w:ascii="Arial" w:eastAsia="Arial" w:hAnsi="Arial" w:cs="Arial"/>
+                <w:color w:val="000000"/>
+                <w:sz w:val="16"/>
+                <w:szCs w:val="16"/>
+              </w:rPr>
+            </w:pPr>
+            <w:r>
+              <w:rPr>
+                <w:rFonts w:ascii="Arial" w:eastAsia="Arial" w:hAnsi="Arial" w:cs="Arial"/>
+                <w:color w:val="000000"/>
+                <w:sz w:val="16"/>
+                <w:szCs w:val="16"/>
+              </w:rPr>
+              <w:t>3.- Debido a que la ejecución de los servicios implica el suministro de bienes, los licitantes deberán indicar en su propuesta técnica la marca, modelo y/o país de procedencia, en caso de aplicar.</w:t>
+            </w:r>
+          </w:p>
+          <w:p>
+            <w:pPr>
+              <w:spacing w:after="0" w:line="276" w:lineRule="auto"/>
+              <w:ind w:left="170" w:right="170"/>
+              <w:jc w:val="both"/>
+              <w:rPr>
+                <w:rFonts w:ascii="Arial" w:eastAsia="Arial" w:hAnsi="Arial" w:cs="Arial"/>
+                <w:color w:val="000000"/>
+                <w:sz w:val="16"/>
+                <w:szCs w:val="16"/>
+              </w:rPr>
+            </w:pPr>
+          </w:p>
+          <w:p>
+            <w:pPr>
+              <w:spacing w:after="0" w:line="276" w:lineRule="auto"/>
+              <w:ind w:left="170" w:right="170"/>
+              <w:jc w:val="both"/>
+              <w:rPr>
+                <w:rFonts w:ascii="Arial" w:eastAsia="Arial" w:hAnsi="Arial" w:cs="Arial"/>
+                <w:color w:val="000000"/>
+                <w:sz w:val="16"/>
+                <w:szCs w:val="16"/>
+              </w:rPr>
+            </w:pPr>
+            <w:r>
+              <w:rPr>
+                <w:rFonts w:ascii="Arial" w:eastAsia="Arial" w:hAnsi="Arial" w:cs="Arial"/>
+                <w:color w:val="000000"/>
+                <w:sz w:val="16"/>
+                <w:szCs w:val="16"/>
+              </w:rPr>
+              <w:t>En caso de que no aplique marca, los licitantes deberán indicar NO APLICA. conforme al anexo que se establezca en las bases o invitación correspondiente para presentar su propuesta técnica.</w:t>
+            </w:r>
+          </w:p>
+          <w:p>
+            <w:pPr>
+              <w:spacing w:after="0" w:line="276" w:lineRule="auto"/>
+              <w:ind w:left="170" w:right="170"/>
+              <w:jc w:val="both"/>
+              <w:rPr>
+                <w:rFonts w:ascii="Arial" w:eastAsia="Arial" w:hAnsi="Arial" w:cs="Arial"/>
+                <w:color w:val="000000"/>
+                <w:sz w:val="16"/>
+                <w:szCs w:val="16"/>
+              </w:rPr>
+            </w:pPr>
+          </w:p>
+          <w:p>
+            <w:pPr>
+              <w:spacing w:after="0" w:line="276" w:lineRule="auto"/>
+              <w:ind w:left="170" w:right="170"/>
+              <w:jc w:val="both"/>
+              <w:rPr>
+                <w:rFonts w:ascii="Arial" w:eastAsia="Arial" w:hAnsi="Arial" w:cs="Arial"/>
+                <w:color w:val="000000"/>
+                <w:sz w:val="16"/>
+                <w:szCs w:val="16"/>
+              </w:rPr>
+            </w:pPr>
+            <w:r>
+              <w:rPr>
+                <w:rFonts w:ascii="Arial" w:eastAsia="Arial" w:hAnsi="Arial" w:cs="Arial"/>
+                <w:color w:val="000000"/>
+                <w:sz w:val="16"/>
+                <w:szCs w:val="16"/>
+              </w:rPr>
+              <w:t>5.- Los licitantes deberán presentar carta bajo protesta de decir verdad, en hoja membretada debidamente firmada por la persona autorizada para ello y sellada, en la que se comprometa en caso de resultar adjudicado a lo siguiente:</w:t>
+            </w:r>
+          </w:p>
+          <w:p>
+            <w:pPr>
+              <w:spacing w:after="0" w:line="276" w:lineRule="auto"/>
+              <w:ind w:left="170" w:right="170"/>
+              <w:jc w:val="both"/>
+              <w:rPr>
+                <w:rFonts w:ascii="Arial" w:eastAsia="Arial" w:hAnsi="Arial" w:cs="Arial"/>
+                <w:color w:val="000000"/>
+                <w:sz w:val="16"/>
+                <w:szCs w:val="16"/>
+              </w:rPr>
+            </w:pPr>
+          </w:p>
+          <w:p>
+            <w:pPr>
+              <w:spacing w:after="0" w:line="276" w:lineRule="auto"/>
+              <w:ind w:left="170" w:right="170"/>
+              <w:jc w:val="both"/>
+              <w:rPr>
+                <w:rFonts w:ascii="Arial" w:eastAsia="Arial" w:hAnsi="Arial" w:cs="Arial"/>
+                <w:color w:val="000000"/>
+                <w:sz w:val="16"/>
+                <w:szCs w:val="16"/>
+              </w:rPr>
+            </w:pPr>
+            <w:r>
+              <w:rPr>
+                <w:rFonts w:ascii="Arial" w:eastAsia="Arial" w:hAnsi="Arial" w:cs="Arial"/>
+                <w:color w:val="000000"/>
+                <w:sz w:val="16"/>
+                <w:szCs w:val="16"/>
+              </w:rPr>
+              <w:t>a) A realizar la ejecución de los servicios en el plazo y lugar señalado por la contratante.</w:t>
+            </w:r>
+          </w:p>
+          <w:p>
+            <w:pPr>
+              <w:spacing w:after="0" w:line="276" w:lineRule="auto"/>
+              <w:ind w:left="170" w:right="170"/>
+              <w:jc w:val="both"/>
+              <w:rPr>
+                <w:rFonts w:ascii="Arial" w:eastAsia="Arial" w:hAnsi="Arial" w:cs="Arial"/>
+                <w:color w:val="000000"/>
+                <w:sz w:val="16"/>
+                <w:szCs w:val="16"/>
+              </w:rPr>
+            </w:pPr>
+          </w:p>
+          <w:p>
+            <w:pPr>
+              <w:spacing w:after="0" w:line="276" w:lineRule="auto"/>
+              <w:ind w:left="170" w:right="170"/>
+              <w:jc w:val="both"/>
+              <w:rPr>
+                <w:rFonts w:ascii="Arial" w:eastAsia="Arial" w:hAnsi="Arial" w:cs="Arial"/>
+                <w:color w:val="000000"/>
+                <w:sz w:val="16"/>
+                <w:szCs w:val="16"/>
+              </w:rPr>
+            </w:pPr>
+            <w:r>
+              <w:rPr>
+                <w:rFonts w:ascii="Arial" w:eastAsia="Arial" w:hAnsi="Arial" w:cs="Arial"/>
+                <w:color w:val="000000"/>
+                <w:sz w:val="16"/>
+                <w:szCs w:val="16"/>
+              </w:rPr>
+              <w:t>b) A reponer sin costo adicional para la contratante la ejecución los servicios que presenten vicios ocultos, durante el plazo que en ningún caso será menor a un año contado a partir de su recepción.</w:t>
+            </w:r>
+          </w:p>
+          <w:p>
+            <w:pPr>
+              <w:spacing w:after="0" w:line="276" w:lineRule="auto"/>
+              <w:ind w:left="170" w:right="170"/>
+              <w:jc w:val="both"/>
+              <w:rPr>
+                <w:rFonts w:ascii="Arial" w:eastAsia="Arial" w:hAnsi="Arial" w:cs="Arial"/>
+                <w:color w:val="000000"/>
+                <w:sz w:val="16"/>
+                <w:szCs w:val="16"/>
+              </w:rPr>
+            </w:pPr>
+          </w:p>
+          <w:p>
+            <w:pPr>
+              <w:spacing w:after="0" w:line="276" w:lineRule="auto"/>
+              <w:ind w:left="170" w:right="170"/>
+              <w:jc w:val="both"/>
+              <w:rPr>
+                <w:rFonts w:ascii="Arial" w:eastAsia="Arial" w:hAnsi="Arial" w:cs="Arial"/>
+                <w:color w:val="000000"/>
+                <w:sz w:val="16"/>
+                <w:szCs w:val="16"/>
+              </w:rPr>
+            </w:pPr>
+            <w:r>
+              <w:rPr>
+                <w:rFonts w:ascii="Arial" w:eastAsia="Arial" w:hAnsi="Arial" w:cs="Arial"/>
+                <w:color w:val="000000"/>
+                <w:sz w:val="16"/>
+                <w:szCs w:val="16"/>
+              </w:rPr>
+              <w:t xml:space="preserve">Se entiende por vicios ocultos cualquier inconsistencia que no pueda ser apreciable al momento de la recepción de los servicios. </w:t>
+            </w:r>
+          </w:p>
+          <w:p>
+            <w:pPr>
+              <w:spacing w:after="0" w:line="276" w:lineRule="auto"/>
+              <w:ind w:left="170" w:right="170"/>
+              <w:jc w:val="both"/>
+              <w:rPr>
+                <w:rFonts w:ascii="Arial" w:eastAsia="Arial" w:hAnsi="Arial" w:cs="Arial"/>
+                <w:color w:val="000000"/>
+                <w:sz w:val="16"/>
+                <w:szCs w:val="16"/>
+              </w:rPr>
+            </w:pPr>
+          </w:p>
+          <w:p>
+            <w:pPr>
+              <w:spacing w:after="0" w:line="276" w:lineRule="auto"/>
+              <w:ind w:left="170" w:right="170"/>
+              <w:jc w:val="both"/>
+              <w:rPr>
+                <w:rFonts w:ascii="Arial" w:eastAsia="Arial" w:hAnsi="Arial" w:cs="Arial"/>
+                <w:color w:val="000000"/>
+                <w:sz w:val="16"/>
+                <w:szCs w:val="16"/>
+              </w:rPr>
+            </w:pPr>
+            <w:r>
+              <w:rPr>
+                <w:rFonts w:ascii="Arial" w:eastAsia="Arial" w:hAnsi="Arial" w:cs="Arial"/>
+                <w:color w:val="000000"/>
+                <w:sz w:val="16"/>
+                <w:szCs w:val="16"/>
+              </w:rPr>
+              <w:t>c) A garantizar la ejecución del servicio por un periodo mínimo de 1 año, contado a partir de la fecha de su recepción a entera satisfacción de la Contratante.</w:t>
+            </w:r>
+          </w:p>
+          <w:p>
+            <w:pPr>
+              <w:spacing w:after="0" w:line="276" w:lineRule="auto"/>
+              <w:ind w:left="170" w:right="170"/>
+              <w:jc w:val="both"/>
+              <w:rPr>
+                <w:rFonts w:ascii="Arial" w:eastAsia="Arial" w:hAnsi="Arial" w:cs="Arial"/>
+                <w:color w:val="000000"/>
+                <w:sz w:val="16"/>
+                <w:szCs w:val="16"/>
+              </w:rPr>
+            </w:pPr>
+          </w:p>
+          <w:p>
+            <w:pPr>
+              <w:spacing w:after="0" w:line="276" w:lineRule="auto"/>
+              <w:ind w:left="170" w:right="170"/>
+              <w:jc w:val="both"/>
+              <w:rPr>
+                <w:rFonts w:ascii="Arial" w:eastAsia="Arial" w:hAnsi="Arial" w:cs="Arial"/>
+                <w:color w:val="000000"/>
+                <w:sz w:val="16"/>
+                <w:szCs w:val="16"/>
+              </w:rPr>
+            </w:pPr>
+            <w:r>
+              <w:rPr>
+                <w:rFonts w:ascii="Arial" w:eastAsia="Arial" w:hAnsi="Arial" w:cs="Arial"/>
+                <w:color w:val="000000"/>
+                <w:sz w:val="16"/>
+                <w:szCs w:val="16"/>
+              </w:rPr>
+              <w:t>d) A apegarse estrictamente a las características y especificaciones técnicas establecidas en forma individual por cada una de las partidas solicitadas.</w:t>
+            </w:r>
+          </w:p>
+          <w:p>
+            <w:pPr>
+              <w:spacing w:after="0" w:line="276" w:lineRule="auto"/>
+              <w:ind w:left="170" w:right="170"/>
+              <w:jc w:val="both"/>
+              <w:rPr>
+                <w:rFonts w:ascii="Arial" w:eastAsia="Arial" w:hAnsi="Arial" w:cs="Arial"/>
+                <w:color w:val="000000"/>
+                <w:sz w:val="16"/>
+                <w:szCs w:val="16"/>
+              </w:rPr>
+            </w:pPr>
+          </w:p>
+          <w:p>
+            <w:pPr>
+              <w:spacing w:after="0" w:line="276" w:lineRule="auto"/>
+              <w:ind w:left="170" w:right="170"/>
+              <w:jc w:val="both"/>
+              <w:rPr>
+                <w:rFonts w:ascii="Arial" w:eastAsia="Arial" w:hAnsi="Arial" w:cs="Arial"/>
+                <w:color w:val="000000"/>
+                <w:sz w:val="16"/>
+                <w:szCs w:val="16"/>
+              </w:rPr>
+            </w:pPr>
+            <w:r>
+              <w:rPr>
+                <w:rFonts w:ascii="Arial" w:eastAsia="Arial" w:hAnsi="Arial" w:cs="Arial"/>
+                <w:color w:val="000000"/>
+                <w:sz w:val="16"/>
+                <w:szCs w:val="16"/>
+              </w:rPr>
+              <w:t>e) A asumir totalmente la responsabilidad legal, en el caso de que, con motivo de la ejecución del servicio contratado, infrinja o viole las normas en materia de patentes, marcas, obligaciones fiscales, de comercio, registros, derechos de autor, constancia de calidad, certificados analíticos de producto terminado, así como el resto de los documentos inherentes a la entrega.</w:t>
+            </w:r>
+          </w:p>
+          <w:p>
+            <w:pPr>
+              <w:spacing w:after="0" w:line="276" w:lineRule="auto"/>
+              <w:ind w:left="170" w:right="170"/>
+              <w:jc w:val="both"/>
+              <w:rPr>
+                <w:rFonts w:ascii="Arial" w:eastAsia="Arial" w:hAnsi="Arial" w:cs="Arial"/>
+                <w:color w:val="000000"/>
+                <w:sz w:val="16"/>
+                <w:szCs w:val="16"/>
+              </w:rPr>
+            </w:pPr>
+          </w:p>
+          <w:p>
+            <w:pPr>
+              <w:spacing w:after="0" w:line="276" w:lineRule="auto"/>
+              <w:ind w:left="170" w:right="170"/>
+              <w:jc w:val="both"/>
+              <w:rPr>
+                <w:rFonts w:ascii="Arial" w:eastAsia="Arial" w:hAnsi="Arial" w:cs="Arial"/>
+                <w:color w:val="000000"/>
+                <w:sz w:val="16"/>
+                <w:szCs w:val="16"/>
+              </w:rPr>
+            </w:pPr>
+            <w:r>
+              <w:rPr>
+                <w:rFonts w:ascii="Arial" w:eastAsia="Arial" w:hAnsi="Arial" w:cs="Arial"/>
+                <w:color w:val="000000"/>
+                <w:sz w:val="16"/>
+                <w:szCs w:val="16"/>
+              </w:rPr>
+              <w:t xml:space="preserve">f) A garantizar ejecutar la totalidad del servicio en un plazo </w:t>
+            </w:r>
+            <w:r>
+              <w:rPr>
+                <w:rFonts w:ascii="Arial" w:eastAsia="Arial" w:hAnsi="Arial" w:cs="Arial"/>
+                <w:color w:val="000000"/>
+                <w:sz w:val="16"/>
+                <w:szCs w:val="16"/>
                 <w:highlight w:val="yellow"/>
               </w:rPr>
-              <w:t>--</w:t>
-            </w:r>
-            <w:r>
-              <w:rPr>
-                <w:rFonts w:ascii="Arial" w:eastAsia="Arial" w:hAnsi="Arial" w:cs="Arial"/>
-                <w:sz w:val="16"/>
-                <w:szCs w:val="16"/>
-                <w:highlight w:val="cyan"/>
-              </w:rPr>
-              <w:t>Y</w:t>
+              <w:t xml:space="preserve">de </w:t>
             </w:r>
             <w:r>
               <w:rPr>
@@ -2358,577 +2932,9 @@
                 <w:szCs w:val="16"/>
                 <w:highlight w:val="yellow"/>
               </w:rPr>
-              <w:t>--</w:t>
-            </w:r>
-            <w:r>
-              <w:rPr>
-                <w:rFonts w:ascii="Arial" w:eastAsia="Arial" w:hAnsi="Arial" w:cs="Arial"/>
-                <w:color w:val="000000"/>
-                <w:sz w:val="16"/>
-                <w:szCs w:val="16"/>
-              </w:rPr>
-              <w:t xml:space="preserve"> año en contrataciones iguales o similares a la requerida en el cual se incluya:</w:t>
-            </w:r>
-          </w:p>
-          <w:p>
-            <w:pPr>
-              <w:spacing w:after="0" w:line="276" w:lineRule="auto"/>
-              <w:ind w:left="170" w:right="170"/>
-              <w:jc w:val="both"/>
-              <w:rPr>
-                <w:rFonts w:ascii="Arial" w:eastAsia="Arial" w:hAnsi="Arial" w:cs="Arial"/>
-                <w:color w:val="000000"/>
-                <w:sz w:val="16"/>
-                <w:szCs w:val="16"/>
-              </w:rPr>
-            </w:pPr>
-          </w:p>
-          <w:p>
-            <w:pPr>
-              <w:spacing w:after="0" w:line="276" w:lineRule="auto"/>
-              <w:ind w:left="170" w:right="170"/>
-              <w:jc w:val="both"/>
-              <w:rPr>
-                <w:rFonts w:ascii="Arial" w:eastAsia="Arial" w:hAnsi="Arial" w:cs="Arial"/>
-                <w:color w:val="000000"/>
-                <w:sz w:val="16"/>
-                <w:szCs w:val="16"/>
-              </w:rPr>
-            </w:pPr>
-            <w:r>
-              <w:rPr>
-                <w:rFonts w:ascii="Arial" w:eastAsia="Arial" w:hAnsi="Arial" w:cs="Arial"/>
-                <w:color w:val="000000"/>
-                <w:sz w:val="16"/>
-                <w:szCs w:val="16"/>
-              </w:rPr>
-              <w:t xml:space="preserve">a) Relación en formato libre de mínimo tres contrataciones iguales o similares, que hayan sido efectuados durante los últimos años, sin exceder de tres; la cual deberá contener: nombre, domicilio y teléfono del cliente, monto de la venta o comercialización, así como indicar el destino (público o privado). </w:t>
-            </w:r>
-          </w:p>
-          <w:p>
-            <w:pPr>
-              <w:spacing w:after="0" w:line="276" w:lineRule="auto"/>
-              <w:ind w:left="170" w:right="170"/>
-              <w:jc w:val="both"/>
-              <w:rPr>
-                <w:rFonts w:ascii="Arial" w:eastAsia="Arial" w:hAnsi="Arial" w:cs="Arial"/>
-                <w:color w:val="000000"/>
-                <w:sz w:val="16"/>
-                <w:szCs w:val="16"/>
-              </w:rPr>
-            </w:pPr>
-          </w:p>
-          <w:p>
-            <w:pPr>
-              <w:spacing w:after="0" w:line="276" w:lineRule="auto"/>
-              <w:ind w:left="170" w:right="170"/>
-              <w:jc w:val="both"/>
-              <w:rPr>
-                <w:rFonts w:ascii="Arial" w:eastAsia="Arial" w:hAnsi="Arial" w:cs="Arial"/>
-                <w:color w:val="000000"/>
-                <w:sz w:val="16"/>
-                <w:szCs w:val="16"/>
-              </w:rPr>
-            </w:pPr>
-            <w:r>
-              <w:rPr>
-                <w:rFonts w:ascii="Arial" w:eastAsia="Arial" w:hAnsi="Arial" w:cs="Arial"/>
-                <w:color w:val="000000"/>
-                <w:sz w:val="16"/>
-                <w:szCs w:val="16"/>
-              </w:rPr>
-              <w:t>Es importante señalar que dichos datos podrán ser verificados de manera aleatoria.</w:t>
-            </w:r>
-          </w:p>
-          <w:p>
-            <w:pPr>
-              <w:spacing w:after="0" w:line="276" w:lineRule="auto"/>
-              <w:ind w:right="170"/>
-              <w:jc w:val="both"/>
-              <w:rPr>
-                <w:rFonts w:ascii="Arial" w:eastAsia="Arial" w:hAnsi="Arial" w:cs="Arial"/>
-                <w:color w:val="000000"/>
-                <w:sz w:val="16"/>
-                <w:szCs w:val="16"/>
-              </w:rPr>
-            </w:pPr>
-          </w:p>
-          <w:p>
-            <w:pPr>
-              <w:spacing w:after="0" w:line="276" w:lineRule="auto"/>
-              <w:ind w:left="170" w:right="170"/>
-              <w:jc w:val="both"/>
-              <w:rPr>
-                <w:rFonts w:ascii="Arial" w:eastAsia="Arial" w:hAnsi="Arial" w:cs="Arial"/>
-                <w:color w:val="000000"/>
-                <w:sz w:val="16"/>
-                <w:szCs w:val="16"/>
-              </w:rPr>
-            </w:pPr>
-            <w:r>
-              <w:rPr>
-                <w:rFonts w:ascii="Arial" w:eastAsia="Arial" w:hAnsi="Arial" w:cs="Arial"/>
-                <w:color w:val="000000"/>
-                <w:sz w:val="16"/>
-                <w:szCs w:val="16"/>
-              </w:rPr>
-              <w:t>2.- Los licitantes deberán presentar lo siguiente:</w:t>
-            </w:r>
-          </w:p>
-          <w:p>
-            <w:pPr>
-              <w:spacing w:after="0" w:line="276" w:lineRule="auto"/>
-              <w:ind w:left="170" w:right="170"/>
-              <w:jc w:val="both"/>
-              <w:rPr>
-                <w:rFonts w:ascii="Arial" w:eastAsia="Arial" w:hAnsi="Arial" w:cs="Arial"/>
-                <w:color w:val="000000"/>
-                <w:sz w:val="16"/>
-                <w:szCs w:val="16"/>
-              </w:rPr>
-            </w:pPr>
-          </w:p>
-          <w:p>
-            <w:pPr>
-              <w:spacing w:after="0" w:line="276" w:lineRule="auto"/>
-              <w:ind w:left="170" w:right="170"/>
-              <w:jc w:val="both"/>
-              <w:rPr>
-                <w:rFonts w:ascii="Arial" w:eastAsia="Arial" w:hAnsi="Arial" w:cs="Arial"/>
-                <w:color w:val="000000"/>
-                <w:sz w:val="16"/>
-                <w:szCs w:val="16"/>
-              </w:rPr>
-            </w:pPr>
-            <w:r>
-              <w:rPr>
-                <w:rFonts w:ascii="Arial" w:eastAsia="Arial" w:hAnsi="Arial" w:cs="Arial"/>
-                <w:color w:val="000000"/>
-                <w:sz w:val="16"/>
-                <w:szCs w:val="16"/>
-              </w:rPr>
-              <w:t>a) Escrito libre en hoja membretada debidamente firmada por la persona autorizada para ello y sellada, donde indique un correo electrónico y número de teléfono para cualquier aclaración con atención las 24 horas de día de lunes a domingo.</w:t>
-            </w:r>
-          </w:p>
-          <w:p>
-            <w:pPr>
-              <w:spacing w:after="0" w:line="276" w:lineRule="auto"/>
-              <w:ind w:left="170" w:right="170"/>
-              <w:jc w:val="both"/>
-              <w:rPr>
-                <w:rFonts w:ascii="Arial" w:eastAsia="Arial" w:hAnsi="Arial" w:cs="Arial"/>
-                <w:color w:val="000000"/>
-                <w:sz w:val="16"/>
-                <w:szCs w:val="16"/>
-              </w:rPr>
-            </w:pPr>
-          </w:p>
-          <w:p>
-            <w:pPr>
-              <w:spacing w:after="0" w:line="276" w:lineRule="auto"/>
-              <w:ind w:left="170" w:right="170"/>
-              <w:jc w:val="both"/>
-              <w:rPr>
-                <w:rFonts w:ascii="Arial" w:eastAsia="Arial" w:hAnsi="Arial" w:cs="Arial"/>
-                <w:color w:val="000000"/>
-                <w:sz w:val="16"/>
-                <w:szCs w:val="16"/>
-              </w:rPr>
-            </w:pPr>
-            <w:r>
-              <w:rPr>
-                <w:rFonts w:ascii="Arial" w:eastAsia="Arial" w:hAnsi="Arial" w:cs="Arial"/>
-                <w:color w:val="000000"/>
-                <w:sz w:val="16"/>
-                <w:szCs w:val="16"/>
-              </w:rPr>
-              <w:t xml:space="preserve">b) Copia simple legible del comprobante de domicilio con una antigüedad no mayor a tres meses. </w:t>
-            </w:r>
-          </w:p>
-          <w:p>
-            <w:pPr>
-              <w:spacing w:after="0" w:line="276" w:lineRule="auto"/>
-              <w:ind w:left="170" w:right="170"/>
-              <w:jc w:val="both"/>
-              <w:rPr>
-                <w:rFonts w:ascii="Arial" w:eastAsia="Arial" w:hAnsi="Arial" w:cs="Arial"/>
-                <w:color w:val="000000"/>
-                <w:sz w:val="16"/>
-                <w:szCs w:val="16"/>
-              </w:rPr>
-            </w:pPr>
-          </w:p>
-          <w:p>
-            <w:pPr>
-              <w:spacing w:after="0" w:line="276" w:lineRule="auto"/>
-              <w:ind w:left="170" w:right="170"/>
-              <w:jc w:val="both"/>
-              <w:rPr>
-                <w:rFonts w:ascii="Arial" w:eastAsia="Arial" w:hAnsi="Arial" w:cs="Arial"/>
-                <w:color w:val="000000"/>
-                <w:sz w:val="16"/>
-                <w:szCs w:val="16"/>
-              </w:rPr>
-            </w:pPr>
-            <w:r>
-              <w:rPr>
-                <w:rFonts w:ascii="Arial" w:eastAsia="Arial" w:hAnsi="Arial" w:cs="Arial"/>
-                <w:color w:val="000000"/>
-                <w:sz w:val="16"/>
-                <w:szCs w:val="16"/>
-              </w:rPr>
-              <w:t>En caso de que el comprobante de domicilio no se encuentre a nombre del licitante, éste deberá presentar copia simple legible del contrato de arrendamiento, junto con copia simple legible de las identificaciones de los representantes legales que suscriban el contrato.</w:t>
-            </w:r>
-          </w:p>
-          <w:p>
-            <w:pPr>
-              <w:spacing w:after="0" w:line="276" w:lineRule="auto"/>
-              <w:ind w:left="170" w:right="170"/>
-              <w:jc w:val="both"/>
-              <w:rPr>
-                <w:rFonts w:ascii="Arial" w:eastAsia="Arial" w:hAnsi="Arial" w:cs="Arial"/>
-                <w:color w:val="000000"/>
-                <w:sz w:val="16"/>
-                <w:szCs w:val="16"/>
-              </w:rPr>
-            </w:pPr>
-          </w:p>
-          <w:p>
-            <w:pPr>
-              <w:spacing w:after="0" w:line="276" w:lineRule="auto"/>
-              <w:ind w:left="170" w:right="170"/>
-              <w:jc w:val="both"/>
-              <w:rPr>
-                <w:rFonts w:ascii="Arial" w:eastAsia="Arial" w:hAnsi="Arial" w:cs="Arial"/>
-                <w:color w:val="000000"/>
-                <w:sz w:val="16"/>
-                <w:szCs w:val="16"/>
-              </w:rPr>
-            </w:pPr>
-            <w:r>
-              <w:rPr>
-                <w:rFonts w:ascii="Arial" w:eastAsia="Arial" w:hAnsi="Arial" w:cs="Arial"/>
-                <w:color w:val="000000"/>
-                <w:sz w:val="16"/>
-                <w:szCs w:val="16"/>
-              </w:rPr>
-              <w:t>3.- Debido a que la ejecución de los servicios implica el suministro de bienes, los licitantes deberán indicar en su propuesta técnica la marca, modelo y/o país de procedencia, en caso de aplicar.</w:t>
-            </w:r>
-          </w:p>
-          <w:p>
-            <w:pPr>
-              <w:spacing w:after="0" w:line="276" w:lineRule="auto"/>
-              <w:ind w:left="170" w:right="170"/>
-              <w:jc w:val="both"/>
-              <w:rPr>
-                <w:rFonts w:ascii="Arial" w:eastAsia="Arial" w:hAnsi="Arial" w:cs="Arial"/>
-                <w:color w:val="000000"/>
-                <w:sz w:val="16"/>
-                <w:szCs w:val="16"/>
-              </w:rPr>
-            </w:pPr>
-          </w:p>
-          <w:p>
-            <w:pPr>
-              <w:spacing w:after="0" w:line="276" w:lineRule="auto"/>
-              <w:ind w:left="170" w:right="170"/>
-              <w:jc w:val="both"/>
-              <w:rPr>
-                <w:rFonts w:ascii="Arial" w:eastAsia="Arial" w:hAnsi="Arial" w:cs="Arial"/>
-                <w:color w:val="000000"/>
-                <w:sz w:val="16"/>
-                <w:szCs w:val="16"/>
-              </w:rPr>
-            </w:pPr>
-            <w:r>
-              <w:rPr>
-                <w:rFonts w:ascii="Arial" w:eastAsia="Arial" w:hAnsi="Arial" w:cs="Arial"/>
-                <w:color w:val="000000"/>
-                <w:sz w:val="16"/>
-                <w:szCs w:val="16"/>
-              </w:rPr>
-              <w:t>En caso de que no aplique marca, los licitantes deberán indicar NO APLICA. conforme al anexo que se establezca en las bases o invitación correspondiente para presentar su propuesta técnica.</w:t>
-            </w:r>
-          </w:p>
-          <w:p>
-            <w:pPr>
-              <w:spacing w:after="0" w:line="276" w:lineRule="auto"/>
-              <w:ind w:left="170" w:right="170"/>
-              <w:jc w:val="both"/>
-              <w:rPr>
-                <w:rFonts w:ascii="Arial" w:eastAsia="Arial" w:hAnsi="Arial" w:cs="Arial"/>
-                <w:color w:val="000000"/>
-                <w:sz w:val="16"/>
-                <w:szCs w:val="16"/>
-              </w:rPr>
-            </w:pPr>
-          </w:p>
-          <w:p>
-            <w:pPr>
-              <w:spacing w:after="0" w:line="276" w:lineRule="auto"/>
-              <w:ind w:left="170" w:right="170"/>
-              <w:jc w:val="both"/>
-              <w:rPr>
-                <w:rFonts w:ascii="Arial" w:eastAsia="Arial" w:hAnsi="Arial" w:cs="Arial"/>
-                <w:color w:val="000000"/>
-                <w:sz w:val="16"/>
-                <w:szCs w:val="16"/>
-              </w:rPr>
-            </w:pPr>
-            <w:r>
-              <w:rPr>
-                <w:rFonts w:ascii="Arial" w:eastAsia="Arial" w:hAnsi="Arial" w:cs="Arial"/>
-                <w:color w:val="000000"/>
-                <w:sz w:val="16"/>
-                <w:szCs w:val="16"/>
-              </w:rPr>
-              <w:t>5.- Los licitantes deberán presentar carta bajo protesta de decir verdad, en hoja membretada debidamente firmada por la persona autorizada para ello y sellada, en la que se comprometa en caso de resultar adjudicado a lo siguiente:</w:t>
-            </w:r>
-          </w:p>
-          <w:p>
-            <w:pPr>
-              <w:spacing w:after="0" w:line="276" w:lineRule="auto"/>
-              <w:ind w:left="170" w:right="170"/>
-              <w:jc w:val="both"/>
-              <w:rPr>
-                <w:rFonts w:ascii="Arial" w:eastAsia="Arial" w:hAnsi="Arial" w:cs="Arial"/>
-                <w:color w:val="000000"/>
-                <w:sz w:val="16"/>
-                <w:szCs w:val="16"/>
-              </w:rPr>
-            </w:pPr>
-          </w:p>
-          <w:p>
-            <w:pPr>
-              <w:spacing w:after="0" w:line="276" w:lineRule="auto"/>
-              <w:ind w:left="170" w:right="170"/>
-              <w:jc w:val="both"/>
-              <w:rPr>
-                <w:rFonts w:ascii="Arial" w:eastAsia="Arial" w:hAnsi="Arial" w:cs="Arial"/>
-                <w:color w:val="000000"/>
-                <w:sz w:val="16"/>
-                <w:szCs w:val="16"/>
-              </w:rPr>
-            </w:pPr>
-            <w:r>
-              <w:rPr>
-                <w:rFonts w:ascii="Arial" w:eastAsia="Arial" w:hAnsi="Arial" w:cs="Arial"/>
-                <w:color w:val="000000"/>
-                <w:sz w:val="16"/>
-                <w:szCs w:val="16"/>
-              </w:rPr>
-              <w:t>a) A realizar la ejecución de los servicios en el plazo y lugar señalado por la contratante.</w:t>
-            </w:r>
-          </w:p>
-          <w:p>
-            <w:pPr>
-              <w:spacing w:after="0" w:line="276" w:lineRule="auto"/>
-              <w:ind w:left="170" w:right="170"/>
-              <w:jc w:val="both"/>
-              <w:rPr>
-                <w:rFonts w:ascii="Arial" w:eastAsia="Arial" w:hAnsi="Arial" w:cs="Arial"/>
-                <w:color w:val="000000"/>
-                <w:sz w:val="16"/>
-                <w:szCs w:val="16"/>
-              </w:rPr>
-            </w:pPr>
-          </w:p>
-          <w:p>
-            <w:pPr>
-              <w:spacing w:after="0" w:line="276" w:lineRule="auto"/>
-              <w:ind w:left="170" w:right="170"/>
-              <w:jc w:val="both"/>
-              <w:rPr>
-                <w:rFonts w:ascii="Arial" w:eastAsia="Arial" w:hAnsi="Arial" w:cs="Arial"/>
-                <w:color w:val="000000"/>
-                <w:sz w:val="16"/>
-                <w:szCs w:val="16"/>
-              </w:rPr>
-            </w:pPr>
-            <w:r>
-              <w:rPr>
-                <w:rFonts w:ascii="Arial" w:eastAsia="Arial" w:hAnsi="Arial" w:cs="Arial"/>
-                <w:color w:val="000000"/>
-                <w:sz w:val="16"/>
-                <w:szCs w:val="16"/>
-              </w:rPr>
-              <w:t>b) A reponer sin costo adicional para la contratante la ejecución los servicios que presenten vicios ocultos, durante el plazo que en ningún caso será menor a un año contado a partir de su recepción.</w:t>
-            </w:r>
-          </w:p>
-          <w:p>
-            <w:pPr>
-              <w:spacing w:after="0" w:line="276" w:lineRule="auto"/>
-              <w:ind w:left="170" w:right="170"/>
-              <w:jc w:val="both"/>
-              <w:rPr>
-                <w:rFonts w:ascii="Arial" w:eastAsia="Arial" w:hAnsi="Arial" w:cs="Arial"/>
-                <w:color w:val="000000"/>
-                <w:sz w:val="16"/>
-                <w:szCs w:val="16"/>
-              </w:rPr>
-            </w:pPr>
-          </w:p>
-          <w:p>
-            <w:pPr>
-              <w:spacing w:after="0" w:line="276" w:lineRule="auto"/>
-              <w:ind w:left="170" w:right="170"/>
-              <w:jc w:val="both"/>
-              <w:rPr>
-                <w:rFonts w:ascii="Arial" w:eastAsia="Arial" w:hAnsi="Arial" w:cs="Arial"/>
-                <w:color w:val="000000"/>
-                <w:sz w:val="16"/>
-                <w:szCs w:val="16"/>
-              </w:rPr>
-            </w:pPr>
-            <w:r>
-              <w:rPr>
-                <w:rFonts w:ascii="Arial" w:eastAsia="Arial" w:hAnsi="Arial" w:cs="Arial"/>
-                <w:color w:val="000000"/>
-                <w:sz w:val="16"/>
-                <w:szCs w:val="16"/>
-              </w:rPr>
-              <w:t xml:space="preserve">Se entiende por vicios ocultos cualquier inconsistencia que no pueda ser apreciable al momento de la recepción de los servicios. </w:t>
-            </w:r>
-          </w:p>
-          <w:p>
-            <w:pPr>
-              <w:spacing w:after="0" w:line="276" w:lineRule="auto"/>
-              <w:ind w:left="170" w:right="170"/>
-              <w:jc w:val="both"/>
-              <w:rPr>
-                <w:rFonts w:ascii="Arial" w:eastAsia="Arial" w:hAnsi="Arial" w:cs="Arial"/>
-                <w:color w:val="000000"/>
-                <w:sz w:val="16"/>
-                <w:szCs w:val="16"/>
-              </w:rPr>
-            </w:pPr>
-          </w:p>
-          <w:p>
-            <w:pPr>
-              <w:spacing w:after="0" w:line="276" w:lineRule="auto"/>
-              <w:ind w:left="170" w:right="170"/>
-              <w:jc w:val="both"/>
-              <w:rPr>
-                <w:rFonts w:ascii="Arial" w:eastAsia="Arial" w:hAnsi="Arial" w:cs="Arial"/>
-                <w:color w:val="000000"/>
-                <w:sz w:val="16"/>
-                <w:szCs w:val="16"/>
-              </w:rPr>
-            </w:pPr>
-            <w:r>
-              <w:rPr>
-                <w:rFonts w:ascii="Arial" w:eastAsia="Arial" w:hAnsi="Arial" w:cs="Arial"/>
-                <w:color w:val="000000"/>
-                <w:sz w:val="16"/>
-                <w:szCs w:val="16"/>
-              </w:rPr>
-              <w:t>c) A garantizar la ejecución del servicio por un periodo mínimo de 1 año, contado a partir de la fecha de su recepción a entera satisfacción de la Contratante.</w:t>
-            </w:r>
-          </w:p>
-          <w:p>
-            <w:pPr>
-              <w:spacing w:after="0" w:line="276" w:lineRule="auto"/>
-              <w:ind w:left="170" w:right="170"/>
-              <w:jc w:val="both"/>
-              <w:rPr>
-                <w:rFonts w:ascii="Arial" w:eastAsia="Arial" w:hAnsi="Arial" w:cs="Arial"/>
-                <w:color w:val="000000"/>
-                <w:sz w:val="16"/>
-                <w:szCs w:val="16"/>
-              </w:rPr>
-            </w:pPr>
-          </w:p>
-          <w:p>
-            <w:pPr>
-              <w:spacing w:after="0" w:line="276" w:lineRule="auto"/>
-              <w:ind w:left="170" w:right="170"/>
-              <w:jc w:val="both"/>
-              <w:rPr>
-                <w:rFonts w:ascii="Arial" w:eastAsia="Arial" w:hAnsi="Arial" w:cs="Arial"/>
-                <w:color w:val="000000"/>
-                <w:sz w:val="16"/>
-                <w:szCs w:val="16"/>
-              </w:rPr>
-            </w:pPr>
-            <w:r>
-              <w:rPr>
-                <w:rFonts w:ascii="Arial" w:eastAsia="Arial" w:hAnsi="Arial" w:cs="Arial"/>
-                <w:color w:val="000000"/>
-                <w:sz w:val="16"/>
-                <w:szCs w:val="16"/>
-              </w:rPr>
-              <w:t>d) A apegarse estrictamente a las características y especificaciones técnicas establecidas en forma individual por cada una de las partidas solicitadas.</w:t>
-            </w:r>
-          </w:p>
-          <w:p>
-            <w:pPr>
-              <w:spacing w:after="0" w:line="276" w:lineRule="auto"/>
-              <w:ind w:left="170" w:right="170"/>
-              <w:jc w:val="both"/>
-              <w:rPr>
-                <w:rFonts w:ascii="Arial" w:eastAsia="Arial" w:hAnsi="Arial" w:cs="Arial"/>
-                <w:color w:val="000000"/>
-                <w:sz w:val="16"/>
-                <w:szCs w:val="16"/>
-              </w:rPr>
-            </w:pPr>
-          </w:p>
-          <w:p>
-            <w:pPr>
-              <w:spacing w:after="0" w:line="276" w:lineRule="auto"/>
-              <w:ind w:left="170" w:right="170"/>
-              <w:jc w:val="both"/>
-              <w:rPr>
-                <w:rFonts w:ascii="Arial" w:eastAsia="Arial" w:hAnsi="Arial" w:cs="Arial"/>
-                <w:color w:val="000000"/>
-                <w:sz w:val="16"/>
-                <w:szCs w:val="16"/>
-              </w:rPr>
-            </w:pPr>
-            <w:r>
-              <w:rPr>
-                <w:rFonts w:ascii="Arial" w:eastAsia="Arial" w:hAnsi="Arial" w:cs="Arial"/>
-                <w:color w:val="000000"/>
-                <w:sz w:val="16"/>
-                <w:szCs w:val="16"/>
-              </w:rPr>
-              <w:t>e) A asumir totalmente la responsabilidad legal, en el caso de que, con motivo de la ejecución del servicio contratado, infrinja o viole las normas en materia de patentes, marcas, obligaciones fiscales, de comercio, registros, derechos de autor, constancia de calidad, certificados analíticos de producto terminado, así como el resto de los documentos inherentes a la entrega.</w:t>
-            </w:r>
-          </w:p>
-          <w:p>
-            <w:pPr>
-              <w:spacing w:after="0" w:line="276" w:lineRule="auto"/>
-              <w:ind w:left="170" w:right="170"/>
-              <w:jc w:val="both"/>
-              <w:rPr>
-                <w:rFonts w:ascii="Arial" w:eastAsia="Arial" w:hAnsi="Arial" w:cs="Arial"/>
-                <w:color w:val="000000"/>
-                <w:sz w:val="16"/>
-                <w:szCs w:val="16"/>
-              </w:rPr>
-            </w:pPr>
-          </w:p>
-          <w:p>
-            <w:pPr>
-              <w:spacing w:after="0" w:line="276" w:lineRule="auto"/>
-              <w:ind w:left="170" w:right="170"/>
-              <w:jc w:val="both"/>
-              <w:rPr>
-                <w:rFonts w:ascii="Arial" w:eastAsia="Arial" w:hAnsi="Arial" w:cs="Arial"/>
-                <w:color w:val="000000"/>
-                <w:sz w:val="16"/>
-                <w:szCs w:val="16"/>
-              </w:rPr>
-            </w:pPr>
-            <w:r>
-              <w:rPr>
-                <w:rFonts w:ascii="Arial" w:eastAsia="Arial" w:hAnsi="Arial" w:cs="Arial"/>
-                <w:color w:val="000000"/>
-                <w:sz w:val="16"/>
-                <w:szCs w:val="16"/>
-              </w:rPr>
-              <w:t xml:space="preserve">f) A garantizar ejecutar la totalidad del servicio en un plazo </w:t>
-            </w:r>
+              <w:t>{</w:t>
+            </w:r>
+            <w:proofErr w:type="spellStart"/>
             <w:r>
               <w:rPr>
                 <w:rFonts w:ascii="Arial" w:eastAsia="Arial" w:hAnsi="Arial" w:cs="Arial"/>
@@ -2937,17 +2943,9 @@
                 <w:szCs w:val="16"/>
                 <w:highlight w:val="yellow"/>
               </w:rPr>
-              <w:t>de _</w:t>
-            </w:r>
-            <w:r>
-              <w:rPr>
-                <w:rFonts w:ascii="Arial" w:eastAsia="Arial" w:hAnsi="Arial" w:cs="Arial"/>
-                <w:sz w:val="16"/>
-                <w:szCs w:val="16"/>
-                <w:highlight w:val="cyan"/>
-              </w:rPr>
-              <w:t>Z</w:t>
-            </w:r>
+              <w:t>diasEntrega</w:t>
+            </w:r>
+            <w:proofErr w:type="spellEnd"/>
             <w:r>
               <w:rPr>
                 <w:rFonts w:ascii="Arial" w:eastAsia="Arial" w:hAnsi="Arial" w:cs="Arial"/>
@@ -2956,7 +2954,17 @@
                 <w:szCs w:val="16"/>
                 <w:highlight w:val="yellow"/>
               </w:rPr>
-              <w:t>__ d</w:t>
+              <w:t>}</w:t>
+            </w:r>
+            <w:r>
+              <w:rPr>
+                <w:rFonts w:ascii="Arial" w:eastAsia="Arial" w:hAnsi="Arial" w:cs="Arial"/>
+                <w:color w:val="000000"/>
+                <w:sz w:val="16"/>
+                <w:szCs w:val="16"/>
+                <w:highlight w:val="yellow"/>
+              </w:rPr>
+              <w:t xml:space="preserve"> d</w:t>
             </w:r>
             <w:r>
               <w:rPr>
@@ -4055,16 +4063,7 @@
                 <w:szCs w:val="16"/>
                 <w:highlight w:val="yellow"/>
               </w:rPr>
-              <w:t>________</w:t>
-            </w:r>
-            <w:r>
-              <w:rPr>
-                <w:rFonts w:ascii="Arial" w:eastAsia="Arial" w:hAnsi="Arial" w:cs="Arial"/>
-                <w:sz w:val="16"/>
-                <w:szCs w:val="16"/>
-                <w:highlight w:val="cyan"/>
-              </w:rPr>
-              <w:t>AA</w:t>
+              <w:t>_</w:t>
             </w:r>
             <w:r>
               <w:rPr>
@@ -4074,7 +4073,39 @@
                 <w:szCs w:val="16"/>
                 <w:highlight w:val="yellow"/>
               </w:rPr>
-              <w:t>___________</w:t>
+              <w:t>{</w:t>
+            </w:r>
+            <w:proofErr w:type="spellStart"/>
+            <w:r>
+              <w:rPr>
+                <w:rFonts w:ascii="Arial" w:eastAsia="Arial" w:hAnsi="Arial" w:cs="Arial"/>
+                <w:color w:val="000000"/>
+                <w:sz w:val="16"/>
+                <w:szCs w:val="16"/>
+                <w:highlight w:val="yellow"/>
+              </w:rPr>
+              <w:t>pagosSeRealizaran</w:t>
+            </w:r>
+            <w:proofErr w:type="spellEnd"/>
+            <w:r>
+              <w:rPr>
+                <w:rFonts w:ascii="Arial" w:eastAsia="Arial" w:hAnsi="Arial" w:cs="Arial"/>
+                <w:color w:val="000000"/>
+                <w:sz w:val="16"/>
+                <w:szCs w:val="16"/>
+                <w:highlight w:val="yellow"/>
+              </w:rPr>
+              <w:t>}</w:t>
+            </w:r>
+            <w:r>
+              <w:rPr>
+                <w:rFonts w:ascii="Arial" w:eastAsia="Arial" w:hAnsi="Arial" w:cs="Arial"/>
+                <w:color w:val="000000"/>
+                <w:sz w:val="16"/>
+                <w:szCs w:val="16"/>
+                <w:highlight w:val="yellow"/>
+              </w:rPr>
+              <w:t>_</w:t>
             </w:r>
             <w:r>
               <w:rPr>
@@ -4462,72 +4493,97 @@
                 <w:rFonts w:ascii="Arial" w:eastAsia="Arial" w:hAnsi="Arial" w:cs="Arial"/>
                 <w:sz w:val="16"/>
                 <w:szCs w:val="16"/>
-                <w:highlight w:val="cyan"/>
-              </w:rPr>
-              <w:t>F</w:t>
-            </w:r>
-            <w:r>
-              <w:rPr>
-                <w:rFonts w:ascii="Arial" w:eastAsia="Arial" w:hAnsi="Arial" w:cs="Arial"/>
-                <w:color w:val="000000"/>
-                <w:sz w:val="16"/>
-                <w:szCs w:val="16"/>
-              </w:rPr>
-              <w:t xml:space="preserve"> de conformidad a lo establecido en el artículo </w:t>
-            </w:r>
-            <w:r>
-              <w:rPr>
-                <w:rFonts w:ascii="Arial" w:eastAsia="Arial" w:hAnsi="Arial" w:cs="Arial"/>
-                <w:color w:val="000000"/>
+              </w:rPr>
+              <w:t>{</w:t>
+            </w:r>
+            <w:proofErr w:type="spellStart"/>
+            <w:r>
+              <w:rPr>
+                <w:rFonts w:ascii="Arial" w:eastAsia="Arial" w:hAnsi="Arial" w:cs="Arial"/>
+                <w:sz w:val="16"/>
+                <w:szCs w:val="16"/>
+              </w:rPr>
+              <w:t>modalidadContratacion</w:t>
+            </w:r>
+            <w:proofErr w:type="spellEnd"/>
+            <w:r>
+              <w:rPr>
+                <w:rFonts w:ascii="Arial" w:eastAsia="Arial" w:hAnsi="Arial" w:cs="Arial"/>
+                <w:sz w:val="16"/>
+                <w:szCs w:val="16"/>
+              </w:rPr>
+              <w:t xml:space="preserve">} </w:t>
+            </w:r>
+            <w:r>
+              <w:rPr>
+                <w:rFonts w:ascii="Arial" w:eastAsia="Arial" w:hAnsi="Arial" w:cs="Arial"/>
+                <w:color w:val="000000"/>
+                <w:sz w:val="16"/>
+                <w:szCs w:val="16"/>
+              </w:rPr>
+              <w:t xml:space="preserve">de conformidad a lo establecido en el artículo </w:t>
+            </w:r>
+            <w:r>
+              <w:rPr>
+                <w:rFonts w:ascii="Arial" w:eastAsia="Arial" w:hAnsi="Arial" w:cs="Arial"/>
+                <w:color w:val="000000"/>
+                <w:sz w:val="16"/>
+                <w:szCs w:val="16"/>
+              </w:rPr>
+              <w:t>{articulo}</w:t>
+            </w:r>
+            <w:r>
+              <w:rPr>
+                <w:rFonts w:ascii="Arial" w:eastAsia="Arial" w:hAnsi="Arial" w:cs="Arial"/>
+                <w:color w:val="000000"/>
+                <w:sz w:val="16"/>
+                <w:szCs w:val="16"/>
+              </w:rPr>
+              <w:t xml:space="preserve"> de la Ley de Adquisiciones, Arrendamiento, y Servicios del Sector Público Estatal y Municipal, por lo que la contratante está obligada a la ejecución del monto mínimo del contrato, quedando las máximas sujetas a las necesidades y disponibilidad presupuestal de la Contratante.</w:t>
+            </w:r>
+          </w:p>
+          <w:p>
+            <w:pPr>
+              <w:spacing w:after="0" w:line="276" w:lineRule="auto"/>
+              <w:ind w:left="170" w:right="170"/>
+              <w:jc w:val="both"/>
+              <w:rPr>
+                <w:rFonts w:ascii="Arial" w:eastAsia="Arial" w:hAnsi="Arial" w:cs="Arial"/>
+                <w:color w:val="000000"/>
+                <w:sz w:val="16"/>
+                <w:szCs w:val="16"/>
+              </w:rPr>
+            </w:pPr>
+          </w:p>
+          <w:p>
+            <w:pPr>
+              <w:spacing w:after="0" w:line="276" w:lineRule="auto"/>
+              <w:ind w:left="170" w:right="170"/>
+              <w:jc w:val="both"/>
+              <w:rPr>
+                <w:rFonts w:ascii="Arial" w:eastAsia="Arial" w:hAnsi="Arial" w:cs="Arial"/>
+                <w:color w:val="000000"/>
+                <w:sz w:val="16"/>
+                <w:szCs w:val="16"/>
+              </w:rPr>
+            </w:pPr>
+            <w:r>
+              <w:rPr>
+                <w:rFonts w:ascii="Arial" w:eastAsia="Arial" w:hAnsi="Arial" w:cs="Arial"/>
+                <w:color w:val="000000"/>
+                <w:sz w:val="16"/>
+                <w:szCs w:val="16"/>
+              </w:rPr>
+              <w:t xml:space="preserve">3. La ejecución del servicio contratado deberá llevarse a cabo en </w:t>
+            </w:r>
+            <w:r>
+              <w:rPr>
+                <w:rFonts w:ascii="Arial" w:eastAsia="Arial" w:hAnsi="Arial" w:cs="Arial"/>
                 <w:sz w:val="16"/>
                 <w:szCs w:val="16"/>
                 <w:highlight w:val="yellow"/>
               </w:rPr>
-              <w:t>107/108</w:t>
-            </w:r>
-            <w:r>
-              <w:rPr>
-                <w:rFonts w:ascii="Arial" w:eastAsia="Arial" w:hAnsi="Arial" w:cs="Arial"/>
-                <w:color w:val="000000"/>
-                <w:sz w:val="16"/>
-                <w:szCs w:val="16"/>
-              </w:rPr>
-              <w:t xml:space="preserve"> de la Ley de Adquisiciones, Arrendamiento, y Servicios del Sector Público Estatal y Municipal, por lo que la contratante está obligada a la ejecución del monto mínimo del contrato, quedando las máximas sujetas a las necesidades y disponibilidad presupuestal de la Contratante.</w:t>
-            </w:r>
-          </w:p>
-          <w:p>
-            <w:pPr>
-              <w:spacing w:after="0" w:line="276" w:lineRule="auto"/>
-              <w:ind w:left="170" w:right="170"/>
-              <w:jc w:val="both"/>
-              <w:rPr>
-                <w:rFonts w:ascii="Arial" w:eastAsia="Arial" w:hAnsi="Arial" w:cs="Arial"/>
-                <w:color w:val="000000"/>
-                <w:sz w:val="16"/>
-                <w:szCs w:val="16"/>
-              </w:rPr>
-            </w:pPr>
-          </w:p>
-          <w:p>
-            <w:pPr>
-              <w:spacing w:after="0" w:line="276" w:lineRule="auto"/>
-              <w:ind w:left="170" w:right="170"/>
-              <w:jc w:val="both"/>
-              <w:rPr>
-                <w:rFonts w:ascii="Arial" w:eastAsia="Arial" w:hAnsi="Arial" w:cs="Arial"/>
-                <w:color w:val="000000"/>
-                <w:sz w:val="16"/>
-                <w:szCs w:val="16"/>
-              </w:rPr>
-            </w:pPr>
-            <w:r>
-              <w:rPr>
-                <w:rFonts w:ascii="Arial" w:eastAsia="Arial" w:hAnsi="Arial" w:cs="Arial"/>
-                <w:color w:val="000000"/>
-                <w:sz w:val="16"/>
-                <w:szCs w:val="16"/>
-              </w:rPr>
-              <w:t xml:space="preserve">3. La ejecución del servicio contratado deberá llevarse a cabo en </w:t>
+              <w:t>_</w:t>
             </w:r>
             <w:r>
               <w:rPr>
@@ -4536,7 +4592,7 @@
                 <w:szCs w:val="16"/>
                 <w:highlight w:val="yellow"/>
               </w:rPr>
-              <w:t xml:space="preserve">_______Domicilio para </w:t>
+              <w:t>{</w:t>
             </w:r>
             <w:proofErr w:type="spellStart"/>
             <w:r>
@@ -4546,16 +4602,7 @@
                 <w:szCs w:val="16"/>
                 <w:highlight w:val="yellow"/>
               </w:rPr>
-              <w:t>entrega___</w:t>
-            </w:r>
-            <w:r>
-              <w:rPr>
-                <w:rFonts w:ascii="Arial" w:eastAsia="Arial" w:hAnsi="Arial" w:cs="Arial"/>
-                <w:sz w:val="16"/>
-                <w:szCs w:val="16"/>
-                <w:highlight w:val="cyan"/>
-              </w:rPr>
-              <w:t>AB</w:t>
+              <w:t>lugarEntrega</w:t>
             </w:r>
             <w:proofErr w:type="spellEnd"/>
             <w:r>
@@ -4565,6 +4612,137 @@
                 <w:szCs w:val="16"/>
                 <w:highlight w:val="yellow"/>
               </w:rPr>
+              <w:t>}</w:t>
+            </w:r>
+            <w:r>
+              <w:rPr>
+                <w:rFonts w:ascii="Arial" w:eastAsia="Arial" w:hAnsi="Arial" w:cs="Arial"/>
+                <w:sz w:val="16"/>
+                <w:szCs w:val="16"/>
+                <w:highlight w:val="yellow"/>
+              </w:rPr>
+              <w:t>_</w:t>
+            </w:r>
+            <w:r>
+              <w:rPr>
+                <w:rFonts w:ascii="Arial" w:eastAsia="Arial" w:hAnsi="Arial" w:cs="Arial"/>
+                <w:color w:val="000000"/>
+                <w:sz w:val="16"/>
+                <w:szCs w:val="16"/>
+              </w:rPr>
+              <w:t xml:space="preserve">, en un horario de 9:00 A 15:00 horas de lunes a viernes en días hábiles con el Jefe del Departamento (Homólogo y/o Superior) de </w:t>
+            </w:r>
+            <w:r>
+              <w:rPr>
+                <w:rFonts w:ascii="Arial" w:eastAsia="Arial" w:hAnsi="Arial" w:cs="Arial"/>
+                <w:sz w:val="16"/>
+                <w:szCs w:val="16"/>
+                <w:highlight w:val="yellow"/>
+              </w:rPr>
+              <w:t>__</w:t>
+            </w:r>
+            <w:r>
+              <w:rPr>
+                <w:rFonts w:ascii="Arial" w:eastAsia="Arial" w:hAnsi="Arial" w:cs="Arial"/>
+                <w:sz w:val="16"/>
+                <w:szCs w:val="16"/>
+                <w:highlight w:val="yellow"/>
+              </w:rPr>
+              <w:t>{</w:t>
+            </w:r>
+            <w:proofErr w:type="spellStart"/>
+            <w:r>
+              <w:rPr>
+                <w:rFonts w:ascii="Arial" w:eastAsia="Arial" w:hAnsi="Arial" w:cs="Arial"/>
+                <w:sz w:val="16"/>
+                <w:szCs w:val="16"/>
+                <w:highlight w:val="yellow"/>
+              </w:rPr>
+              <w:t>nombreDependenciaEntrega</w:t>
+            </w:r>
+            <w:proofErr w:type="spellEnd"/>
+            <w:r>
+              <w:rPr>
+                <w:rFonts w:ascii="Arial" w:eastAsia="Arial" w:hAnsi="Arial" w:cs="Arial"/>
+                <w:sz w:val="16"/>
+                <w:szCs w:val="16"/>
+                <w:highlight w:val="yellow"/>
+              </w:rPr>
+              <w:t xml:space="preserve">} </w:t>
+            </w:r>
+            <w:r>
+              <w:rPr>
+                <w:rFonts w:ascii="Arial" w:eastAsia="Arial" w:hAnsi="Arial" w:cs="Arial"/>
+                <w:sz w:val="16"/>
+                <w:szCs w:val="16"/>
+                <w:highlight w:val="yellow"/>
+              </w:rPr>
+              <w:t>__</w:t>
+            </w:r>
+            <w:r>
+              <w:rPr>
+                <w:rFonts w:ascii="Arial" w:eastAsia="Arial" w:hAnsi="Arial" w:cs="Arial"/>
+                <w:color w:val="000000"/>
+                <w:sz w:val="16"/>
+                <w:szCs w:val="16"/>
+                <w:highlight w:val="yellow"/>
+              </w:rPr>
+              <w:t>,</w:t>
+            </w:r>
+            <w:r>
+              <w:rPr>
+                <w:rFonts w:ascii="Arial" w:eastAsia="Arial" w:hAnsi="Arial" w:cs="Arial"/>
+                <w:color w:val="000000"/>
+                <w:sz w:val="16"/>
+                <w:szCs w:val="16"/>
+              </w:rPr>
+              <w:t xml:space="preserve"> en el número </w:t>
+            </w:r>
+            <w:r>
+              <w:rPr>
+                <w:rFonts w:ascii="Arial" w:eastAsia="Arial" w:hAnsi="Arial" w:cs="Arial"/>
+                <w:sz w:val="16"/>
+                <w:szCs w:val="16"/>
+                <w:highlight w:val="yellow"/>
+              </w:rPr>
+              <w:t>____</w:t>
+            </w:r>
+            <w:r>
+              <w:rPr>
+                <w:rFonts w:ascii="Arial" w:eastAsia="Arial" w:hAnsi="Arial" w:cs="Arial"/>
+                <w:sz w:val="16"/>
+                <w:szCs w:val="16"/>
+                <w:highlight w:val="yellow"/>
+              </w:rPr>
+              <w:t>{</w:t>
+            </w:r>
+            <w:proofErr w:type="spellStart"/>
+            <w:r>
+              <w:rPr>
+                <w:rFonts w:ascii="Arial" w:eastAsia="Arial" w:hAnsi="Arial" w:cs="Arial"/>
+                <w:sz w:val="16"/>
+                <w:szCs w:val="16"/>
+                <w:highlight w:val="yellow"/>
+              </w:rPr>
+              <w:t>telefonoEntrega</w:t>
+            </w:r>
+            <w:proofErr w:type="spellEnd"/>
+            <w:r>
+              <w:rPr>
+                <w:rFonts w:ascii="Arial" w:eastAsia="Arial" w:hAnsi="Arial" w:cs="Arial"/>
+                <w:sz w:val="16"/>
+                <w:szCs w:val="16"/>
+                <w:highlight w:val="yellow"/>
+              </w:rPr>
+              <w:t xml:space="preserve">} </w:t>
+            </w:r>
+            <w:r>
+              <w:rPr>
+                <w:rFonts w:ascii="Arial" w:eastAsia="Arial" w:hAnsi="Arial" w:cs="Arial"/>
+                <w:sz w:val="16"/>
+                <w:szCs w:val="16"/>
+                <w:highlight w:val="yellow"/>
+              </w:rPr>
               <w:t>___</w:t>
             </w:r>
             <w:r>
@@ -4574,27 +4752,7 @@
                 <w:sz w:val="16"/>
                 <w:szCs w:val="16"/>
               </w:rPr>
-              <w:t xml:space="preserve">, en un horario de 9:00 A 15:00 horas de lunes a viernes en días hábiles con el </w:t>
-            </w:r>
-            <w:proofErr w:type="gramStart"/>
-            <w:r>
-              <w:rPr>
-                <w:rFonts w:ascii="Arial" w:eastAsia="Arial" w:hAnsi="Arial" w:cs="Arial"/>
-                <w:color w:val="000000"/>
-                <w:sz w:val="16"/>
-                <w:szCs w:val="16"/>
-              </w:rPr>
-              <w:t>Jefe</w:t>
-            </w:r>
-            <w:proofErr w:type="gramEnd"/>
-            <w:r>
-              <w:rPr>
-                <w:rFonts w:ascii="Arial" w:eastAsia="Arial" w:hAnsi="Arial" w:cs="Arial"/>
-                <w:color w:val="000000"/>
-                <w:sz w:val="16"/>
-                <w:szCs w:val="16"/>
-              </w:rPr>
-              <w:t xml:space="preserve"> del Departamento (Homólogo y/o Superior) de </w:t>
+              <w:t xml:space="preserve">ext. </w:t>
             </w:r>
             <w:r>
               <w:rPr>
@@ -4603,64 +4761,66 @@
                 <w:szCs w:val="16"/>
                 <w:highlight w:val="yellow"/>
               </w:rPr>
-              <w:t>__Nombre de la dependencia__</w:t>
-            </w:r>
-            <w:r>
-              <w:rPr>
-                <w:rFonts w:ascii="Arial" w:eastAsia="Arial" w:hAnsi="Arial" w:cs="Arial"/>
-                <w:color w:val="000000"/>
+              <w:t>_</w:t>
+            </w:r>
+            <w:r>
+              <w:rPr>
+                <w:rFonts w:ascii="Arial" w:eastAsia="Arial" w:hAnsi="Arial" w:cs="Arial"/>
                 <w:sz w:val="16"/>
                 <w:szCs w:val="16"/>
                 <w:highlight w:val="yellow"/>
               </w:rPr>
-              <w:t>,</w:t>
-            </w:r>
-            <w:r>
-              <w:rPr>
-                <w:rFonts w:ascii="Arial" w:eastAsia="Arial" w:hAnsi="Arial" w:cs="Arial"/>
-                <w:color w:val="000000"/>
-                <w:sz w:val="16"/>
-                <w:szCs w:val="16"/>
-              </w:rPr>
-              <w:t xml:space="preserve"> en el número </w:t>
-            </w:r>
+              <w:t>{</w:t>
+            </w:r>
+            <w:proofErr w:type="spellStart"/>
             <w:r>
               <w:rPr>
                 <w:rFonts w:ascii="Arial" w:eastAsia="Arial" w:hAnsi="Arial" w:cs="Arial"/>
                 <w:sz w:val="16"/>
                 <w:szCs w:val="16"/>
                 <w:highlight w:val="yellow"/>
-              </w:rPr>
-              <w:t>____Teléfono___</w:t>
-            </w:r>
-            <w:proofErr w:type="spellStart"/>
-            <w:r>
-              <w:rPr>
-                <w:rFonts w:ascii="Arial" w:eastAsia="Arial" w:hAnsi="Arial" w:cs="Arial"/>
-                <w:color w:val="000000"/>
-                <w:sz w:val="16"/>
-                <w:szCs w:val="16"/>
-              </w:rPr>
-              <w:t>ext</w:t>
+                <w:u w:val="single"/>
+              </w:rPr>
+              <w:t>extencion</w:t>
+            </w:r>
+            <w:r>
+              <w:rPr>
+                <w:rFonts w:ascii="Arial" w:eastAsia="Arial" w:hAnsi="Arial" w:cs="Arial"/>
+                <w:sz w:val="16"/>
+                <w:szCs w:val="16"/>
+                <w:highlight w:val="yellow"/>
+                <w:u w:val="single"/>
+              </w:rPr>
+              <w:t>Telefono</w:t>
+            </w:r>
+            <w:r>
+              <w:rPr>
+                <w:rFonts w:ascii="Arial" w:eastAsia="Arial" w:hAnsi="Arial" w:cs="Arial"/>
+                <w:sz w:val="16"/>
+                <w:szCs w:val="16"/>
+                <w:highlight w:val="yellow"/>
+                <w:u w:val="single"/>
+              </w:rPr>
+              <w:t>Entrega</w:t>
             </w:r>
             <w:proofErr w:type="spellEnd"/>
             <w:r>
               <w:rPr>
                 <w:rFonts w:ascii="Arial" w:eastAsia="Arial" w:hAnsi="Arial" w:cs="Arial"/>
-                <w:color w:val="000000"/>
-                <w:sz w:val="16"/>
-                <w:szCs w:val="16"/>
-              </w:rPr>
-              <w:t xml:space="preserve">. </w:t>
-            </w:r>
-            <w:r>
-              <w:rPr>
-                <w:rFonts w:ascii="Arial" w:eastAsia="Arial" w:hAnsi="Arial" w:cs="Arial"/>
                 <w:sz w:val="16"/>
                 <w:szCs w:val="16"/>
                 <w:highlight w:val="yellow"/>
               </w:rPr>
-              <w:t>_Extensión_</w:t>
+              <w:t xml:space="preserve">} </w:t>
+            </w:r>
+            <w:r>
+              <w:rPr>
+                <w:rFonts w:ascii="Arial" w:eastAsia="Arial" w:hAnsi="Arial" w:cs="Arial"/>
+                <w:sz w:val="16"/>
+                <w:szCs w:val="16"/>
+                <w:highlight w:val="yellow"/>
+              </w:rPr>
+              <w:t>_</w:t>
             </w:r>
             <w:r>
               <w:rPr>
@@ -5369,9 +5529,28 @@
                 <w:color w:val="000000"/>
                 <w:sz w:val="16"/>
                 <w:szCs w:val="16"/>
-                <w:highlight w:val="cyan"/>
-              </w:rPr>
-              <w:t>AC</w:t>
+              </w:rPr>
+              <w:t>{</w:t>
+            </w:r>
+            <w:proofErr w:type="spellStart"/>
+            <w:r>
+              <w:rPr>
+                <w:rFonts w:ascii="Arial" w:eastAsia="Arial" w:hAnsi="Arial" w:cs="Arial"/>
+                <w:color w:val="000000"/>
+                <w:sz w:val="16"/>
+                <w:szCs w:val="16"/>
+              </w:rPr>
+              <w:t>nombreRepresentante</w:t>
+            </w:r>
+            <w:proofErr w:type="spellEnd"/>
+            <w:r>
+              <w:rPr>
+                <w:rFonts w:ascii="Arial" w:eastAsia="Arial" w:hAnsi="Arial" w:cs="Arial"/>
+                <w:color w:val="000000"/>
+                <w:sz w:val="16"/>
+                <w:szCs w:val="16"/>
+              </w:rPr>
+              <w:t>}</w:t>
             </w:r>
             <w:r>
               <w:rPr>
@@ -5434,9 +5613,28 @@
                 <w:color w:val="000000"/>
                 <w:sz w:val="16"/>
                 <w:szCs w:val="16"/>
-                <w:highlight w:val="cyan"/>
-              </w:rPr>
-              <w:t>AD</w:t>
+              </w:rPr>
+              <w:t>{</w:t>
+            </w:r>
+            <w:proofErr w:type="spellStart"/>
+            <w:r>
+              <w:rPr>
+                <w:rFonts w:ascii="Arial" w:eastAsia="Arial" w:hAnsi="Arial" w:cs="Arial"/>
+                <w:color w:val="000000"/>
+                <w:sz w:val="16"/>
+                <w:szCs w:val="16"/>
+              </w:rPr>
+              <w:t>cargoRepresentante</w:t>
+            </w:r>
+            <w:proofErr w:type="spellEnd"/>
+            <w:r>
+              <w:rPr>
+                <w:rFonts w:ascii="Arial" w:eastAsia="Arial" w:hAnsi="Arial" w:cs="Arial"/>
+                <w:color w:val="000000"/>
+                <w:sz w:val="16"/>
+                <w:szCs w:val="16"/>
+              </w:rPr>
+              <w:t>}</w:t>
             </w:r>
             <w:r>
               <w:rPr>
@@ -5499,9 +5697,28 @@
                 <w:color w:val="000000"/>
                 <w:sz w:val="16"/>
                 <w:szCs w:val="16"/>
-                <w:highlight w:val="cyan"/>
-              </w:rPr>
-              <w:t>AE</w:t>
+              </w:rPr>
+              <w:t>{</w:t>
+            </w:r>
+            <w:proofErr w:type="spellStart"/>
+            <w:r>
+              <w:rPr>
+                <w:rFonts w:ascii="Arial" w:eastAsia="Arial" w:hAnsi="Arial" w:cs="Arial"/>
+                <w:color w:val="000000"/>
+                <w:sz w:val="16"/>
+                <w:szCs w:val="16"/>
+              </w:rPr>
+              <w:t>correoRepresentante</w:t>
+            </w:r>
+            <w:proofErr w:type="spellEnd"/>
+            <w:r>
+              <w:rPr>
+                <w:rFonts w:ascii="Arial" w:eastAsia="Arial" w:hAnsi="Arial" w:cs="Arial"/>
+                <w:color w:val="000000"/>
+                <w:sz w:val="16"/>
+                <w:szCs w:val="16"/>
+              </w:rPr>
+              <w:t>}</w:t>
             </w:r>
             <w:r>
               <w:rPr>
@@ -5564,9 +5781,28 @@
                 <w:color w:val="000000"/>
                 <w:sz w:val="16"/>
                 <w:szCs w:val="16"/>
-                <w:highlight w:val="cyan"/>
-              </w:rPr>
-              <w:t>AF</w:t>
+              </w:rPr>
+              <w:t>{</w:t>
+            </w:r>
+            <w:proofErr w:type="spellStart"/>
+            <w:r>
+              <w:rPr>
+                <w:rFonts w:ascii="Arial" w:eastAsia="Arial" w:hAnsi="Arial" w:cs="Arial"/>
+                <w:color w:val="000000"/>
+                <w:sz w:val="16"/>
+                <w:szCs w:val="16"/>
+              </w:rPr>
+              <w:t>telefonoRepresentante</w:t>
+            </w:r>
+            <w:proofErr w:type="spellEnd"/>
+            <w:r>
+              <w:rPr>
+                <w:rFonts w:ascii="Arial" w:eastAsia="Arial" w:hAnsi="Arial" w:cs="Arial"/>
+                <w:color w:val="000000"/>
+                <w:sz w:val="16"/>
+                <w:szCs w:val="16"/>
+              </w:rPr>
+              <w:t>}</w:t>
             </w:r>
             <w:r>
               <w:rPr>
@@ -5699,26 +5935,36 @@
                 <w:szCs w:val="16"/>
                 <w:shd w:val="clear" w:color="auto" w:fill="92D050"/>
               </w:rPr>
-              <w:t xml:space="preserve"> ________</w:t>
-            </w:r>
-            <w:r>
-              <w:rPr>
-                <w:rFonts w:ascii="Arial" w:eastAsia="Arial" w:hAnsi="Arial" w:cs="Arial"/>
-                <w:color w:val="000000"/>
-                <w:sz w:val="16"/>
-                <w:szCs w:val="16"/>
-                <w:highlight w:val="cyan"/>
-              </w:rPr>
-              <w:t>A</w:t>
-            </w:r>
-            <w:r>
-              <w:rPr>
-                <w:rFonts w:ascii="Arial" w:eastAsia="Arial" w:hAnsi="Arial" w:cs="Arial"/>
-                <w:sz w:val="16"/>
-                <w:szCs w:val="16"/>
-                <w:highlight w:val="cyan"/>
-              </w:rPr>
-              <w:t>G</w:t>
+              <w:t xml:space="preserve"> _______</w:t>
+            </w:r>
+            <w:r>
+              <w:rPr>
+                <w:rFonts w:ascii="Arial" w:eastAsia="Arial" w:hAnsi="Arial" w:cs="Arial"/>
+                <w:color w:val="000000"/>
+                <w:sz w:val="16"/>
+                <w:szCs w:val="16"/>
+              </w:rPr>
+              <w:t>{</w:t>
+            </w:r>
+            <w:proofErr w:type="spellStart"/>
+            <w:r>
+              <w:rPr>
+                <w:rFonts w:ascii="Arial" w:eastAsia="Arial" w:hAnsi="Arial" w:cs="Arial"/>
+                <w:color w:val="000000"/>
+                <w:sz w:val="16"/>
+                <w:szCs w:val="16"/>
+              </w:rPr>
+              <w:t>nombreAdministradorContrato</w:t>
+            </w:r>
+            <w:proofErr w:type="spellEnd"/>
+            <w:r>
+              <w:rPr>
+                <w:rFonts w:ascii="Arial" w:eastAsia="Arial" w:hAnsi="Arial" w:cs="Arial"/>
+                <w:color w:val="000000"/>
+                <w:sz w:val="16"/>
+                <w:szCs w:val="16"/>
+              </w:rPr>
+              <w:t>}</w:t>
             </w:r>
             <w:r>
               <w:rPr>
@@ -5781,18 +6027,28 @@
                 <w:color w:val="000000"/>
                 <w:sz w:val="16"/>
                 <w:szCs w:val="16"/>
-                <w:highlight w:val="cyan"/>
-              </w:rPr>
-              <w:t>A</w:t>
-            </w:r>
-            <w:r>
-              <w:rPr>
-                <w:rFonts w:ascii="Arial" w:eastAsia="Arial" w:hAnsi="Arial" w:cs="Arial"/>
-                <w:sz w:val="16"/>
-                <w:szCs w:val="16"/>
-                <w:highlight w:val="cyan"/>
-              </w:rPr>
-              <w:t>H</w:t>
+              </w:rPr>
+              <w:t>{</w:t>
+            </w:r>
+            <w:proofErr w:type="spellStart"/>
+            <w:r>
+              <w:rPr>
+                <w:rFonts w:ascii="Arial" w:eastAsia="Arial" w:hAnsi="Arial" w:cs="Arial"/>
+                <w:color w:val="000000"/>
+                <w:sz w:val="16"/>
+                <w:szCs w:val="16"/>
+              </w:rPr>
+              <w:t>cargoAdministradorContrato</w:t>
+            </w:r>
+            <w:proofErr w:type="spellEnd"/>
+            <w:r>
+              <w:rPr>
+                <w:rFonts w:ascii="Arial" w:eastAsia="Arial" w:hAnsi="Arial" w:cs="Arial"/>
+                <w:color w:val="000000"/>
+                <w:sz w:val="16"/>
+                <w:szCs w:val="16"/>
+              </w:rPr>
+              <w:t>}</w:t>
             </w:r>
             <w:r>
               <w:rPr>
@@ -5855,9 +6111,28 @@
                 <w:color w:val="000000"/>
                 <w:sz w:val="16"/>
                 <w:szCs w:val="16"/>
-                <w:highlight w:val="cyan"/>
-              </w:rPr>
-              <w:t>AI</w:t>
+              </w:rPr>
+              <w:t>{</w:t>
+            </w:r>
+            <w:proofErr w:type="spellStart"/>
+            <w:r>
+              <w:rPr>
+                <w:rFonts w:ascii="Arial" w:eastAsia="Arial" w:hAnsi="Arial" w:cs="Arial"/>
+                <w:color w:val="000000"/>
+                <w:sz w:val="16"/>
+                <w:szCs w:val="16"/>
+              </w:rPr>
+              <w:t>correoAdministradorContrato</w:t>
+            </w:r>
+            <w:proofErr w:type="spellEnd"/>
+            <w:r>
+              <w:rPr>
+                <w:rFonts w:ascii="Arial" w:eastAsia="Arial" w:hAnsi="Arial" w:cs="Arial"/>
+                <w:color w:val="000000"/>
+                <w:sz w:val="16"/>
+                <w:szCs w:val="16"/>
+              </w:rPr>
+              <w:t>}</w:t>
             </w:r>
             <w:r>
               <w:rPr>
@@ -5920,9 +6195,28 @@
                 <w:color w:val="000000"/>
                 <w:sz w:val="16"/>
                 <w:szCs w:val="16"/>
-                <w:highlight w:val="cyan"/>
-              </w:rPr>
-              <w:t>AJ</w:t>
+              </w:rPr>
+              <w:t>{</w:t>
+            </w:r>
+            <w:proofErr w:type="spellStart"/>
+            <w:r>
+              <w:rPr>
+                <w:rFonts w:ascii="Arial" w:eastAsia="Arial" w:hAnsi="Arial" w:cs="Arial"/>
+                <w:color w:val="000000"/>
+                <w:sz w:val="16"/>
+                <w:szCs w:val="16"/>
+              </w:rPr>
+              <w:t>telefonoAdministradorContrato</w:t>
+            </w:r>
+            <w:proofErr w:type="spellEnd"/>
+            <w:r>
+              <w:rPr>
+                <w:rFonts w:ascii="Arial" w:eastAsia="Arial" w:hAnsi="Arial" w:cs="Arial"/>
+                <w:color w:val="000000"/>
+                <w:sz w:val="16"/>
+                <w:szCs w:val="16"/>
+              </w:rPr>
+              <w:t>}</w:t>
             </w:r>
             <w:r>
               <w:rPr>
@@ -7336,7 +7630,7 @@
             </wp:anchor>
           </w:drawing>
         </mc:Choice>
-        <mc:Fallback xmlns:sl="http://schemas.openxmlformats.org/schemaLibrary/2006/main" xmlns:a="http://schemas.openxmlformats.org/drawingml/2006/main" xmlns:pic="http://schemas.openxmlformats.org/drawingml/2006/picture" xmlns:c="http://schemas.openxmlformats.org/drawingml/2006/chart" xmlns:lc="http://schemas.openxmlformats.org/drawingml/2006/lockedCanvas" xmlns:dgm="http://schemas.openxmlformats.org/drawingml/2006/diagram" xmlns="http://schemas.microsoft.com/office/tasks/2019/documenttasks" xmlns:cr="http://schemas.microsoft.com/office/comments/2020/reactions">
+        <mc:Fallback xmlns:cr="http://schemas.microsoft.com/office/comments/2020/reactions" xmlns="http://schemas.microsoft.com/office/tasks/2019/documenttasks" xmlns:dgm="http://schemas.openxmlformats.org/drawingml/2006/diagram" xmlns:lc="http://schemas.openxmlformats.org/drawingml/2006/lockedCanvas" xmlns:c="http://schemas.openxmlformats.org/drawingml/2006/chart" xmlns:pic="http://schemas.openxmlformats.org/drawingml/2006/picture" xmlns:a="http://schemas.openxmlformats.org/drawingml/2006/main" xmlns:sl="http://schemas.openxmlformats.org/schemaLibrary/2006/main">
           <w:drawing>
             <wp:anchor allowOverlap="1" behindDoc="0" distB="0" distT="0" distL="114300" distR="114300" hidden="0" layoutInCell="1" locked="0" relativeHeight="0" simplePos="0">
               <wp:simplePos x="0" y="0"/>

--- a/public/plantillas/requisicionserviciosmayor.docx
+++ b/public/plantillas/requisicionserviciosmayor.docx
@@ -1,6 +1,6 @@
 
 <file path=word/document.xml><?xml version="1.0" encoding="utf-8"?>
-<w:document xmlns:wpc="http://schemas.microsoft.com/office/word/2010/wordprocessingCanvas" xmlns:cx="http://schemas.microsoft.com/office/drawing/2014/chartex" xmlns:cx1="http://schemas.microsoft.com/office/drawing/2015/9/8/chartex" xmlns:cx2="http://schemas.microsoft.com/office/drawing/2015/10/21/chartex" xmlns:cx3="http://schemas.microsoft.com/office/drawing/2016/5/9/chartex" xmlns:cx4="http://schemas.microsoft.com/office/drawing/2016/5/10/chartex" xmlns:cx5="http://schemas.microsoft.com/office/drawing/2016/5/11/chartex" xmlns:cx6="http://schemas.microsoft.com/office/drawing/2016/5/12/chartex" xmlns:cx7="http://schemas.microsoft.com/office/drawing/2016/5/13/chartex" xmlns:cx8="http://schemas.microsoft.com/office/drawing/2016/5/14/chartex" xmlns:mc="http://schemas.openxmlformats.org/markup-compatibility/2006" xmlns:aink="http://schemas.microsoft.com/office/drawing/2016/ink" xmlns:am3d="http://schemas.microsoft.com/office/drawing/2017/model3d" xmlns:o="urn:schemas-microsoft-com:office:office" xmlns:oel="http://schemas.microsoft.com/office/2019/extlst" xmlns:r="http://schemas.openxmlformats.org/officeDocument/2006/relationships" xmlns:m="http://schemas.openxmlformats.org/officeDocument/2006/math" xmlns:v="urn:schemas-microsoft-com:vml" xmlns:wp14="http://schemas.microsoft.com/office/word/2010/wordprocessingDrawing" xmlns:wp="http://schemas.openxmlformats.org/drawingml/2006/wordprocessingDrawing" xmlns:w10="urn:schemas-microsoft-com:office:word" xmlns:w="http://schemas.openxmlformats.org/wordprocessingml/2006/main" xmlns:w14="http://schemas.microsoft.com/office/word/2010/wordml" xmlns:w15="http://schemas.microsoft.com/office/word/2012/wordml" xmlns:w16cex="http://schemas.microsoft.com/office/word/2018/wordml/cex" xmlns:w16cid="http://schemas.microsoft.com/office/word/2016/wordml/cid" xmlns:w16="http://schemas.microsoft.com/office/word/2018/wordml" xmlns:w16sdtdh="http://schemas.microsoft.com/office/word/2020/wordml/sdtdatahash" xmlns:w16se="http://schemas.microsoft.com/office/word/2015/wordml/symex" xmlns:wpg="http://schemas.microsoft.com/office/word/2010/wordprocessingGroup" xmlns:wpi="http://schemas.microsoft.com/office/word/2010/wordprocessingInk" xmlns:wne="http://schemas.microsoft.com/office/word/2006/wordml" xmlns:wps="http://schemas.microsoft.com/office/word/2010/wordprocessingShape" mc:Ignorable="w14 w15 w16se w16cid w16 w16cex w16sdtdh wp14">
+<w:document xmlns:wpc="http://schemas.microsoft.com/office/word/2010/wordprocessingCanvas" xmlns:cx="http://schemas.microsoft.com/office/drawing/2014/chartex" xmlns:cx1="http://schemas.microsoft.com/office/drawing/2015/9/8/chartex" xmlns:cx2="http://schemas.microsoft.com/office/drawing/2015/10/21/chartex" xmlns:cx3="http://schemas.microsoft.com/office/drawing/2016/5/9/chartex" xmlns:cx4="http://schemas.microsoft.com/office/drawing/2016/5/10/chartex" xmlns:cx5="http://schemas.microsoft.com/office/drawing/2016/5/11/chartex" xmlns:cx6="http://schemas.microsoft.com/office/drawing/2016/5/12/chartex" xmlns:cx7="http://schemas.microsoft.com/office/drawing/2016/5/13/chartex" xmlns:cx8="http://schemas.microsoft.com/office/drawing/2016/5/14/chartex" xmlns:mc="http://schemas.openxmlformats.org/markup-compatibility/2006" xmlns:aink="http://schemas.microsoft.com/office/drawing/2016/ink" xmlns:am3d="http://schemas.microsoft.com/office/drawing/2017/model3d" xmlns:o="urn:schemas-microsoft-com:office:office" xmlns:r="http://schemas.openxmlformats.org/officeDocument/2006/relationships" xmlns:m="http://schemas.openxmlformats.org/officeDocument/2006/math" xmlns:v="urn:schemas-microsoft-com:vml" xmlns:wp14="http://schemas.microsoft.com/office/word/2010/wordprocessingDrawing" xmlns:wp="http://schemas.openxmlformats.org/drawingml/2006/wordprocessingDrawing" xmlns:w10="urn:schemas-microsoft-com:office:word" xmlns:w="http://schemas.openxmlformats.org/wordprocessingml/2006/main" xmlns:w14="http://schemas.microsoft.com/office/word/2010/wordml" xmlns:w15="http://schemas.microsoft.com/office/word/2012/wordml" xmlns:w16cex="http://schemas.microsoft.com/office/word/2018/wordml/cex" xmlns:w16cid="http://schemas.microsoft.com/office/word/2016/wordml/cid" xmlns:w16="http://schemas.microsoft.com/office/word/2018/wordml" xmlns:w16se="http://schemas.microsoft.com/office/word/2015/wordml/symex" xmlns:wpg="http://schemas.microsoft.com/office/word/2010/wordprocessingGroup" xmlns:wpi="http://schemas.microsoft.com/office/word/2010/wordprocessingInk" xmlns:wne="http://schemas.microsoft.com/office/word/2006/wordml" xmlns:wps="http://schemas.microsoft.com/office/word/2010/wordprocessingShape" mc:Ignorable="w14 w15 w16se w16cid w16 w16cex wp14">
   <w:body>
     <w:p>
       <w:pPr>
@@ -1727,7 +1727,31 @@
                 <w:sz w:val="16"/>
                 <w:szCs w:val="16"/>
               </w:rPr>
-              <w:t>{#partidas}{numeroPartida}</w:t>
+              <w:t>{#</w:t>
+            </w:r>
+            <w:proofErr w:type="gramStart"/>
+            <w:r>
+              <w:rPr>
+                <w:rFonts w:ascii="Arial" w:eastAsia="Arial" w:hAnsi="Arial" w:cs="Arial"/>
+                <w:b/>
+                <w:bCs/>
+                <w:color w:val="000000"/>
+                <w:sz w:val="16"/>
+                <w:szCs w:val="16"/>
+              </w:rPr>
+              <w:t>partidas}{</w:t>
+            </w:r>
+            <w:proofErr w:type="gramEnd"/>
+            <w:r>
+              <w:rPr>
+                <w:rFonts w:ascii="Arial" w:eastAsia="Arial" w:hAnsi="Arial" w:cs="Arial"/>
+                <w:b/>
+                <w:bCs/>
+                <w:color w:val="000000"/>
+                <w:sz w:val="16"/>
+                <w:szCs w:val="16"/>
+              </w:rPr>
+              <w:t>numeroPartida}</w:t>
             </w:r>
           </w:p>
         </w:tc>
@@ -2313,6 +2337,7 @@
                 <w:color w:val="000000"/>
                 <w:sz w:val="16"/>
                 <w:szCs w:val="16"/>
+                <w:u w:val="single"/>
               </w:rPr>
               <w:t>{</w:t>
             </w:r>
@@ -2323,6 +2348,7 @@
                 <w:color w:val="000000"/>
                 <w:sz w:val="16"/>
                 <w:szCs w:val="16"/>
+                <w:u w:val="single"/>
               </w:rPr>
               <w:t>experiencia</w:t>
             </w:r>
@@ -2332,6 +2358,7 @@
                 <w:color w:val="000000"/>
                 <w:sz w:val="16"/>
                 <w:szCs w:val="16"/>
+                <w:u w:val="single"/>
               </w:rPr>
               <w:t>Licitante</w:t>
             </w:r>
@@ -2342,6 +2369,7 @@
                 <w:color w:val="000000"/>
                 <w:sz w:val="16"/>
                 <w:szCs w:val="16"/>
+                <w:u w:val="single"/>
               </w:rPr>
               <w:t>}</w:t>
             </w:r>
@@ -2352,42 +2380,60 @@
                 <w:sz w:val="16"/>
                 <w:szCs w:val="16"/>
               </w:rPr>
-              <w:t xml:space="preserve"> año en contrataciones iguales o similares a la requerida en el cual se incluya:</w:t>
-            </w:r>
-          </w:p>
-          <w:p>
-            <w:pPr>
-              <w:spacing w:after="0" w:line="276" w:lineRule="auto"/>
-              <w:ind w:left="170" w:right="170"/>
-              <w:jc w:val="both"/>
-              <w:rPr>
-                <w:rFonts w:ascii="Arial" w:eastAsia="Arial" w:hAnsi="Arial" w:cs="Arial"/>
-                <w:color w:val="000000"/>
-                <w:sz w:val="16"/>
-                <w:szCs w:val="16"/>
-              </w:rPr>
-            </w:pPr>
-          </w:p>
-          <w:p>
-            <w:pPr>
-              <w:spacing w:after="0" w:line="276" w:lineRule="auto"/>
-              <w:ind w:left="170" w:right="170"/>
-              <w:jc w:val="both"/>
-              <w:rPr>
-                <w:rFonts w:ascii="Arial" w:eastAsia="Arial" w:hAnsi="Arial" w:cs="Arial"/>
-                <w:color w:val="000000"/>
-                <w:sz w:val="16"/>
-                <w:szCs w:val="16"/>
-              </w:rPr>
-            </w:pPr>
-            <w:r>
-              <w:rPr>
-                <w:rFonts w:ascii="Arial" w:eastAsia="Arial" w:hAnsi="Arial" w:cs="Arial"/>
-                <w:color w:val="000000"/>
-                <w:sz w:val="16"/>
-                <w:szCs w:val="16"/>
-              </w:rPr>
-              <w:t xml:space="preserve">a) Relación en formato libre de mínimo tres contrataciones iguales o similares, que hayan sido efectuados durante los últimos años, sin exceder de tres; la cual deberá contener: nombre, domicilio y teléfono del cliente, monto de la venta o comercialización, así como indicar el destino (público o privado). </w:t>
+              <w:t xml:space="preserve"> año en contrataciones iguales o similares a la requerida</w:t>
+            </w:r>
+            <w:r>
+              <w:rPr>
+                <w:rFonts w:ascii="Arial" w:eastAsia="Arial" w:hAnsi="Arial" w:cs="Arial"/>
+                <w:color w:val="000000"/>
+                <w:sz w:val="16"/>
+                <w:szCs w:val="16"/>
+              </w:rPr>
+              <w:t xml:space="preserve"> en el cual se incluya:</w:t>
+            </w:r>
+          </w:p>
+          <w:p>
+            <w:pPr>
+              <w:spacing w:after="0" w:line="276" w:lineRule="auto"/>
+              <w:ind w:left="170" w:right="170"/>
+              <w:jc w:val="both"/>
+              <w:rPr>
+                <w:rFonts w:ascii="Arial" w:eastAsia="Arial" w:hAnsi="Arial" w:cs="Arial"/>
+                <w:color w:val="000000"/>
+                <w:sz w:val="16"/>
+                <w:szCs w:val="16"/>
+              </w:rPr>
+            </w:pPr>
+          </w:p>
+          <w:p>
+            <w:pPr>
+              <w:spacing w:after="0" w:line="276" w:lineRule="auto"/>
+              <w:ind w:left="170" w:right="170"/>
+              <w:jc w:val="both"/>
+              <w:rPr>
+                <w:rFonts w:ascii="Arial" w:eastAsia="Arial" w:hAnsi="Arial" w:cs="Arial"/>
+                <w:color w:val="000000"/>
+                <w:sz w:val="16"/>
+                <w:szCs w:val="16"/>
+              </w:rPr>
+            </w:pPr>
+            <w:r>
+              <w:rPr>
+                <w:rFonts w:ascii="Arial" w:eastAsia="Arial" w:hAnsi="Arial" w:cs="Arial"/>
+                <w:color w:val="000000"/>
+                <w:sz w:val="16"/>
+                <w:szCs w:val="16"/>
+              </w:rPr>
+              <w:t>a) Relación en formato libre de mínimo tres contrataciones iguales o similares, que hayan sido efectuados durante los últimos años, sin exceder de tres; la cual deberá contener: nombre, domicilio y teléfono del cliente, monto de la</w:t>
+            </w:r>
+            <w:r>
+              <w:rPr>
+                <w:rFonts w:ascii="Arial" w:eastAsia="Arial" w:hAnsi="Arial" w:cs="Arial"/>
+                <w:color w:val="000000"/>
+                <w:sz w:val="16"/>
+                <w:szCs w:val="16"/>
+              </w:rPr>
+              <w:t xml:space="preserve"> venta o comercialización, así como indicar el destino (público o privado). </w:t>
             </w:r>
           </w:p>
           <w:p>
@@ -2492,77 +2538,104 @@
                 <w:sz w:val="16"/>
                 <w:szCs w:val="16"/>
               </w:rPr>
-              <w:t>a) Escrito libre en hoja membretada debidamente firmada por la persona autorizada para ello y sellada, donde indique un correo electrónico y número de teléfono para cualquier aclaración con atención las 24 horas de día de lunes a domingo.</w:t>
-            </w:r>
-          </w:p>
-          <w:p>
-            <w:pPr>
-              <w:spacing w:after="0" w:line="276" w:lineRule="auto"/>
-              <w:ind w:left="170" w:right="170"/>
-              <w:jc w:val="both"/>
-              <w:rPr>
-                <w:rFonts w:ascii="Arial" w:eastAsia="Arial" w:hAnsi="Arial" w:cs="Arial"/>
-                <w:color w:val="000000"/>
-                <w:sz w:val="16"/>
-                <w:szCs w:val="16"/>
-              </w:rPr>
-            </w:pPr>
-          </w:p>
-          <w:p>
-            <w:pPr>
-              <w:spacing w:after="0" w:line="276" w:lineRule="auto"/>
-              <w:ind w:left="170" w:right="170"/>
-              <w:jc w:val="both"/>
-              <w:rPr>
-                <w:rFonts w:ascii="Arial" w:eastAsia="Arial" w:hAnsi="Arial" w:cs="Arial"/>
-                <w:color w:val="000000"/>
-                <w:sz w:val="16"/>
-                <w:szCs w:val="16"/>
-              </w:rPr>
-            </w:pPr>
-            <w:r>
-              <w:rPr>
-                <w:rFonts w:ascii="Arial" w:eastAsia="Arial" w:hAnsi="Arial" w:cs="Arial"/>
-                <w:color w:val="000000"/>
-                <w:sz w:val="16"/>
-                <w:szCs w:val="16"/>
-              </w:rPr>
-              <w:t xml:space="preserve">b) Copia simple legible del comprobante de domicilio con una antigüedad no mayor a tres meses. </w:t>
-            </w:r>
-          </w:p>
-          <w:p>
-            <w:pPr>
-              <w:spacing w:after="0" w:line="276" w:lineRule="auto"/>
-              <w:ind w:left="170" w:right="170"/>
-              <w:jc w:val="both"/>
-              <w:rPr>
-                <w:rFonts w:ascii="Arial" w:eastAsia="Arial" w:hAnsi="Arial" w:cs="Arial"/>
-                <w:color w:val="000000"/>
-                <w:sz w:val="16"/>
-                <w:szCs w:val="16"/>
-              </w:rPr>
-            </w:pPr>
-          </w:p>
-          <w:p>
-            <w:pPr>
-              <w:spacing w:after="0" w:line="276" w:lineRule="auto"/>
-              <w:ind w:left="170" w:right="170"/>
-              <w:jc w:val="both"/>
-              <w:rPr>
-                <w:rFonts w:ascii="Arial" w:eastAsia="Arial" w:hAnsi="Arial" w:cs="Arial"/>
-                <w:color w:val="000000"/>
-                <w:sz w:val="16"/>
-                <w:szCs w:val="16"/>
-              </w:rPr>
-            </w:pPr>
-            <w:r>
-              <w:rPr>
-                <w:rFonts w:ascii="Arial" w:eastAsia="Arial" w:hAnsi="Arial" w:cs="Arial"/>
-                <w:color w:val="000000"/>
-                <w:sz w:val="16"/>
-                <w:szCs w:val="16"/>
-              </w:rPr>
-              <w:t>En caso de que el comprobante de domicilio no se encuentre a nombre del licitante, éste deberá presentar copia simple legible del contrato de arrendamiento, junto con copia simple legible de las identificaciones de los representantes legales que suscriban el contrato.</w:t>
+              <w:t>a) Escrito libre en hoja membretada debida</w:t>
+            </w:r>
+            <w:r>
+              <w:rPr>
+                <w:rFonts w:ascii="Arial" w:eastAsia="Arial" w:hAnsi="Arial" w:cs="Arial"/>
+                <w:color w:val="000000"/>
+                <w:sz w:val="16"/>
+                <w:szCs w:val="16"/>
+              </w:rPr>
+              <w:t>mente firmada por la persona autorizada para ello y sellada, donde indique un correo electrónico y número de teléfono para cualquier aclaración con atención las 24 horas de día de lunes a domingo.</w:t>
+            </w:r>
+          </w:p>
+          <w:p>
+            <w:pPr>
+              <w:spacing w:after="0" w:line="276" w:lineRule="auto"/>
+              <w:ind w:left="170" w:right="170"/>
+              <w:jc w:val="both"/>
+              <w:rPr>
+                <w:rFonts w:ascii="Arial" w:eastAsia="Arial" w:hAnsi="Arial" w:cs="Arial"/>
+                <w:color w:val="000000"/>
+                <w:sz w:val="16"/>
+                <w:szCs w:val="16"/>
+              </w:rPr>
+            </w:pPr>
+          </w:p>
+          <w:p>
+            <w:pPr>
+              <w:spacing w:after="0" w:line="276" w:lineRule="auto"/>
+              <w:ind w:left="170" w:right="170"/>
+              <w:jc w:val="both"/>
+              <w:rPr>
+                <w:rFonts w:ascii="Arial" w:eastAsia="Arial" w:hAnsi="Arial" w:cs="Arial"/>
+                <w:color w:val="000000"/>
+                <w:sz w:val="16"/>
+                <w:szCs w:val="16"/>
+              </w:rPr>
+            </w:pPr>
+            <w:r>
+              <w:rPr>
+                <w:rFonts w:ascii="Arial" w:eastAsia="Arial" w:hAnsi="Arial" w:cs="Arial"/>
+                <w:color w:val="000000"/>
+                <w:sz w:val="16"/>
+                <w:szCs w:val="16"/>
+              </w:rPr>
+              <w:t>b) Copia simple legible del comprobante de domicilio con u</w:t>
+            </w:r>
+            <w:r>
+              <w:rPr>
+                <w:rFonts w:ascii="Arial" w:eastAsia="Arial" w:hAnsi="Arial" w:cs="Arial"/>
+                <w:color w:val="000000"/>
+                <w:sz w:val="16"/>
+                <w:szCs w:val="16"/>
+              </w:rPr>
+              <w:t xml:space="preserve">na antigüedad no mayor a tres meses. </w:t>
+            </w:r>
+          </w:p>
+          <w:p>
+            <w:pPr>
+              <w:spacing w:after="0" w:line="276" w:lineRule="auto"/>
+              <w:ind w:left="170" w:right="170"/>
+              <w:jc w:val="both"/>
+              <w:rPr>
+                <w:rFonts w:ascii="Arial" w:eastAsia="Arial" w:hAnsi="Arial" w:cs="Arial"/>
+                <w:color w:val="000000"/>
+                <w:sz w:val="16"/>
+                <w:szCs w:val="16"/>
+              </w:rPr>
+            </w:pPr>
+          </w:p>
+          <w:p>
+            <w:pPr>
+              <w:spacing w:after="0" w:line="276" w:lineRule="auto"/>
+              <w:ind w:left="170" w:right="170"/>
+              <w:jc w:val="both"/>
+              <w:rPr>
+                <w:rFonts w:ascii="Arial" w:eastAsia="Arial" w:hAnsi="Arial" w:cs="Arial"/>
+                <w:color w:val="000000"/>
+                <w:sz w:val="16"/>
+                <w:szCs w:val="16"/>
+              </w:rPr>
+            </w:pPr>
+            <w:r>
+              <w:rPr>
+                <w:rFonts w:ascii="Arial" w:eastAsia="Arial" w:hAnsi="Arial" w:cs="Arial"/>
+                <w:color w:val="000000"/>
+                <w:sz w:val="16"/>
+                <w:szCs w:val="16"/>
+              </w:rPr>
+              <w:t>En caso de que el comprobante de domicilio no se encuentre a nombre del licitante, éste deberá presentar copia simple legible del contrato de arrendamiento, junto con copia simple legible de las identificaciones de lo</w:t>
+            </w:r>
+            <w:r>
+              <w:rPr>
+                <w:rFonts w:ascii="Arial" w:eastAsia="Arial" w:hAnsi="Arial" w:cs="Arial"/>
+                <w:color w:val="000000"/>
+                <w:sz w:val="16"/>
+                <w:szCs w:val="16"/>
+              </w:rPr>
+              <w:t>s representantes legales que suscriban el contrato.</w:t>
             </w:r>
           </w:p>
           <w:p>
@@ -2632,42 +2705,60 @@
                 <w:sz w:val="16"/>
                 <w:szCs w:val="16"/>
               </w:rPr>
-              <w:t>En caso de que no aplique marca, los licitantes deberán indicar NO APLICA. conforme al anexo que se establezca en las bases o invitación correspondiente para presentar su propuesta técnica.</w:t>
-            </w:r>
-          </w:p>
-          <w:p>
-            <w:pPr>
-              <w:spacing w:after="0" w:line="276" w:lineRule="auto"/>
-              <w:ind w:left="170" w:right="170"/>
-              <w:jc w:val="both"/>
-              <w:rPr>
-                <w:rFonts w:ascii="Arial" w:eastAsia="Arial" w:hAnsi="Arial" w:cs="Arial"/>
-                <w:color w:val="000000"/>
-                <w:sz w:val="16"/>
-                <w:szCs w:val="16"/>
-              </w:rPr>
-            </w:pPr>
-          </w:p>
-          <w:p>
-            <w:pPr>
-              <w:spacing w:after="0" w:line="276" w:lineRule="auto"/>
-              <w:ind w:left="170" w:right="170"/>
-              <w:jc w:val="both"/>
-              <w:rPr>
-                <w:rFonts w:ascii="Arial" w:eastAsia="Arial" w:hAnsi="Arial" w:cs="Arial"/>
-                <w:color w:val="000000"/>
-                <w:sz w:val="16"/>
-                <w:szCs w:val="16"/>
-              </w:rPr>
-            </w:pPr>
-            <w:r>
-              <w:rPr>
-                <w:rFonts w:ascii="Arial" w:eastAsia="Arial" w:hAnsi="Arial" w:cs="Arial"/>
-                <w:color w:val="000000"/>
-                <w:sz w:val="16"/>
-                <w:szCs w:val="16"/>
-              </w:rPr>
-              <w:t>5.- Los licitantes deberán presentar carta bajo protesta de decir verdad, en hoja membretada debidamente firmada por la persona autorizada para ello y sellada, en la que se comprometa en caso de resultar adjudicado a lo siguiente:</w:t>
+              <w:t>En ca</w:t>
+            </w:r>
+            <w:r>
+              <w:rPr>
+                <w:rFonts w:ascii="Arial" w:eastAsia="Arial" w:hAnsi="Arial" w:cs="Arial"/>
+                <w:color w:val="000000"/>
+                <w:sz w:val="16"/>
+                <w:szCs w:val="16"/>
+              </w:rPr>
+              <w:t>so de que no aplique marca, los licitantes deberán indicar NO APLICA. conforme al anexo que se establezca en las bases o invitación correspondiente para presentar su propuesta técnica.</w:t>
+            </w:r>
+          </w:p>
+          <w:p>
+            <w:pPr>
+              <w:spacing w:after="0" w:line="276" w:lineRule="auto"/>
+              <w:ind w:left="170" w:right="170"/>
+              <w:jc w:val="both"/>
+              <w:rPr>
+                <w:rFonts w:ascii="Arial" w:eastAsia="Arial" w:hAnsi="Arial" w:cs="Arial"/>
+                <w:color w:val="000000"/>
+                <w:sz w:val="16"/>
+                <w:szCs w:val="16"/>
+              </w:rPr>
+            </w:pPr>
+          </w:p>
+          <w:p>
+            <w:pPr>
+              <w:spacing w:after="0" w:line="276" w:lineRule="auto"/>
+              <w:ind w:left="170" w:right="170"/>
+              <w:jc w:val="both"/>
+              <w:rPr>
+                <w:rFonts w:ascii="Arial" w:eastAsia="Arial" w:hAnsi="Arial" w:cs="Arial"/>
+                <w:color w:val="000000"/>
+                <w:sz w:val="16"/>
+                <w:szCs w:val="16"/>
+              </w:rPr>
+            </w:pPr>
+            <w:r>
+              <w:rPr>
+                <w:rFonts w:ascii="Arial" w:eastAsia="Arial" w:hAnsi="Arial" w:cs="Arial"/>
+                <w:color w:val="000000"/>
+                <w:sz w:val="16"/>
+                <w:szCs w:val="16"/>
+              </w:rPr>
+              <w:t>5.- Los licitantes deberán presentar carta bajo protesta de decir verd</w:t>
+            </w:r>
+            <w:r>
+              <w:rPr>
+                <w:rFonts w:ascii="Arial" w:eastAsia="Arial" w:hAnsi="Arial" w:cs="Arial"/>
+                <w:color w:val="000000"/>
+                <w:sz w:val="16"/>
+                <w:szCs w:val="16"/>
+              </w:rPr>
+              <w:t>ad, en hoja membretada debidamente firmada por la persona autorizada para ello y sellada, en la que se comprometa en caso de resultar adjudicado a lo siguiente:</w:t>
             </w:r>
           </w:p>
           <w:p>
@@ -2807,7 +2898,16 @@
                 <w:sz w:val="16"/>
                 <w:szCs w:val="16"/>
               </w:rPr>
-              <w:t>c) A garantizar la ejecución del servicio por un periodo mínimo de 1 año, contado a partir de la fecha de su recepción a entera satisfacción de la Contratante.</w:t>
+              <w:t>c) A garantizar la ejecución del servicio por un periodo mínimo de 1 año, contado a partir de la fecha de su recepción a ente</w:t>
+            </w:r>
+            <w:r>
+              <w:rPr>
+                <w:rFonts w:ascii="Arial" w:eastAsia="Arial" w:hAnsi="Arial" w:cs="Arial"/>
+                <w:color w:val="000000"/>
+                <w:sz w:val="16"/>
+                <w:szCs w:val="16"/>
+              </w:rPr>
+              <w:t>ra satisfacción de la Contratante.</w:t>
             </w:r>
           </w:p>
           <w:p>
@@ -2877,7 +2977,25 @@
                 <w:sz w:val="16"/>
                 <w:szCs w:val="16"/>
               </w:rPr>
-              <w:t>e) A asumir totalmente la responsabilidad legal, en el caso de que, con motivo de la ejecución del servicio contratado, infrinja o viole las normas en materia de patentes, marcas, obligaciones fiscales, de comercio, registros, derechos de autor, constancia de calidad, certificados analíticos de producto terminado, así como el resto de los documentos inherentes a la entrega.</w:t>
+              <w:t>e) A asumir totalmente la responsabilidad legal, en el caso de que</w:t>
+            </w:r>
+            <w:r>
+              <w:rPr>
+                <w:rFonts w:ascii="Arial" w:eastAsia="Arial" w:hAnsi="Arial" w:cs="Arial"/>
+                <w:color w:val="000000"/>
+                <w:sz w:val="16"/>
+                <w:szCs w:val="16"/>
+              </w:rPr>
+              <w:t>, con motivo de la ejecución del servicio contratado, infrinja o viole las normas en materia de patentes, marcas, obligaciones fiscales, de comercio, registros, derechos de autor, constancia de calidad, certificados analíticos de producto terminado, así co</w:t>
+            </w:r>
+            <w:r>
+              <w:rPr>
+                <w:rFonts w:ascii="Arial" w:eastAsia="Arial" w:hAnsi="Arial" w:cs="Arial"/>
+                <w:color w:val="000000"/>
+                <w:sz w:val="16"/>
+                <w:szCs w:val="16"/>
+              </w:rPr>
+              <w:t>mo el resto de los documentos inherentes a la entrega.</w:t>
             </w:r>
           </w:p>
           <w:p>
@@ -2920,7 +3038,6 @@
                 <w:color w:val="000000"/>
                 <w:sz w:val="16"/>
                 <w:szCs w:val="16"/>
-                <w:highlight w:val="yellow"/>
               </w:rPr>
               <w:t xml:space="preserve">de </w:t>
             </w:r>
@@ -2930,7 +3047,7 @@
                 <w:color w:val="000000"/>
                 <w:sz w:val="16"/>
                 <w:szCs w:val="16"/>
-                <w:highlight w:val="yellow"/>
+                <w:u w:val="single"/>
               </w:rPr>
               <w:t>{</w:t>
             </w:r>
@@ -2941,7 +3058,7 @@
                 <w:color w:val="000000"/>
                 <w:sz w:val="16"/>
                 <w:szCs w:val="16"/>
-                <w:highlight w:val="yellow"/>
+                <w:u w:val="single"/>
               </w:rPr>
               <w:t>diasEntrega</w:t>
             </w:r>
@@ -2952,7 +3069,7 @@
                 <w:color w:val="000000"/>
                 <w:sz w:val="16"/>
                 <w:szCs w:val="16"/>
-                <w:highlight w:val="yellow"/>
+                <w:u w:val="single"/>
               </w:rPr>
               <w:t>}</w:t>
             </w:r>
@@ -2962,7 +3079,6 @@
                 <w:color w:val="000000"/>
                 <w:sz w:val="16"/>
                 <w:szCs w:val="16"/>
-                <w:highlight w:val="yellow"/>
               </w:rPr>
               <w:t xml:space="preserve"> d</w:t>
             </w:r>
@@ -2973,42 +3089,60 @@
                 <w:sz w:val="16"/>
                 <w:szCs w:val="16"/>
               </w:rPr>
-              <w:t>ías naturales/hábiles, contados a partir de la formalización del contrato.</w:t>
-            </w:r>
-          </w:p>
-          <w:p>
-            <w:pPr>
-              <w:spacing w:after="0" w:line="276" w:lineRule="auto"/>
-              <w:ind w:left="170" w:right="170"/>
-              <w:jc w:val="both"/>
-              <w:rPr>
-                <w:rFonts w:ascii="Arial" w:eastAsia="Arial" w:hAnsi="Arial" w:cs="Arial"/>
-                <w:color w:val="000000"/>
-                <w:sz w:val="16"/>
-                <w:szCs w:val="16"/>
-              </w:rPr>
-            </w:pPr>
-          </w:p>
-          <w:p>
-            <w:pPr>
-              <w:spacing w:after="0" w:line="276" w:lineRule="auto"/>
-              <w:ind w:left="170" w:right="170"/>
-              <w:jc w:val="both"/>
-              <w:rPr>
-                <w:rFonts w:ascii="Arial" w:eastAsia="Arial" w:hAnsi="Arial" w:cs="Arial"/>
-                <w:color w:val="000000"/>
-                <w:sz w:val="16"/>
-                <w:szCs w:val="16"/>
-              </w:rPr>
-            </w:pPr>
-            <w:r>
-              <w:rPr>
-                <w:rFonts w:ascii="Arial" w:eastAsia="Arial" w:hAnsi="Arial" w:cs="Arial"/>
-                <w:color w:val="000000"/>
-                <w:sz w:val="16"/>
-                <w:szCs w:val="16"/>
-              </w:rPr>
-              <w:t>6.- Los licitantes deberán presentar carta bajo protesta de decir verdad en hoja membretada, debidamente firmada por la persona autorizada para ello y sellada, donde se comprometa en caso de resultar adjudicado a lo siguiente:</w:t>
+              <w:t>í</w:t>
+            </w:r>
+            <w:r>
+              <w:rPr>
+                <w:rFonts w:ascii="Arial" w:eastAsia="Arial" w:hAnsi="Arial" w:cs="Arial"/>
+                <w:color w:val="000000"/>
+                <w:sz w:val="16"/>
+                <w:szCs w:val="16"/>
+              </w:rPr>
+              <w:t>as naturales/hábiles, contados a partir de la formalización del contrato.</w:t>
+            </w:r>
+          </w:p>
+          <w:p>
+            <w:pPr>
+              <w:spacing w:after="0" w:line="276" w:lineRule="auto"/>
+              <w:ind w:left="170" w:right="170"/>
+              <w:jc w:val="both"/>
+              <w:rPr>
+                <w:rFonts w:ascii="Arial" w:eastAsia="Arial" w:hAnsi="Arial" w:cs="Arial"/>
+                <w:color w:val="000000"/>
+                <w:sz w:val="16"/>
+                <w:szCs w:val="16"/>
+              </w:rPr>
+            </w:pPr>
+          </w:p>
+          <w:p>
+            <w:pPr>
+              <w:spacing w:after="0" w:line="276" w:lineRule="auto"/>
+              <w:ind w:left="170" w:right="170"/>
+              <w:jc w:val="both"/>
+              <w:rPr>
+                <w:rFonts w:ascii="Arial" w:eastAsia="Arial" w:hAnsi="Arial" w:cs="Arial"/>
+                <w:color w:val="000000"/>
+                <w:sz w:val="16"/>
+                <w:szCs w:val="16"/>
+              </w:rPr>
+            </w:pPr>
+            <w:r>
+              <w:rPr>
+                <w:rFonts w:ascii="Arial" w:eastAsia="Arial" w:hAnsi="Arial" w:cs="Arial"/>
+                <w:color w:val="000000"/>
+                <w:sz w:val="16"/>
+                <w:szCs w:val="16"/>
+              </w:rPr>
+              <w:t xml:space="preserve">6.- Los licitantes deberán </w:t>
+            </w:r>
+            <w:r>
+              <w:rPr>
+                <w:rFonts w:ascii="Arial" w:eastAsia="Arial" w:hAnsi="Arial" w:cs="Arial"/>
+                <w:color w:val="000000"/>
+                <w:sz w:val="16"/>
+                <w:szCs w:val="16"/>
+              </w:rPr>
+              <w:t>presentar carta bajo protesta de decir verdad en hoja membretada, debidamente firmada por la persona autorizada para ello y sellada, donde se comprometa en caso de resultar adjudicado a lo siguiente:</w:t>
             </w:r>
           </w:p>
           <w:p>
@@ -3053,7 +3187,52 @@
                 <w:szCs w:val="16"/>
               </w:rPr>
               <w:tab/>
-              <w:t>A que aceptan y reconocen que toda la información, datos o documentación, que le sea proporcionada por la contratante, así como aquella a la que llegase a tener acceso, será considerada como confidencial, por lo que se obliga a mantener absoluta discreción y confidencialidad respecto de cualquier tipo de información, datos o documentación, así como a obligar a sus trabajadores y/o empleados a mantener en los mismos términos de discreción tales aspectos confidenciales y a no revelar a terceros el secreto profesional, la información comercial referente a los productos, marcas, patentes y/o secreto industrial de los que tengan o lleguen a tener conocimiento con motivo de la celebración del presente instrumento; datos personales en Términos de la normatividad en materia de protección de datos personales; información patrimonial o de operación; misma que se considerará como confidencial en términos de lo dispuesto por los artículos 116 de la Ley General de Transparencia y Acceso a la Información Pública; 7 fracción XVII, 11 y 134 de la Ley de Transparencia y Acceso a la Información Pública del Estado de Puebla.</w:t>
+              <w:t>A que aceptan y reconocen que toda la información, d</w:t>
+            </w:r>
+            <w:r>
+              <w:rPr>
+                <w:rFonts w:ascii="Arial" w:eastAsia="Arial" w:hAnsi="Arial" w:cs="Arial"/>
+                <w:color w:val="000000"/>
+                <w:sz w:val="16"/>
+                <w:szCs w:val="16"/>
+              </w:rPr>
+              <w:t>atos o documentación, que le sea proporcionada por la contratante, así como aquella a la que llegase a tener acceso, será considerada como confidencial, por lo que se obliga a mantener absoluta discreción y confidencialidad respecto de cualquier tipo de in</w:t>
+            </w:r>
+            <w:r>
+              <w:rPr>
+                <w:rFonts w:ascii="Arial" w:eastAsia="Arial" w:hAnsi="Arial" w:cs="Arial"/>
+                <w:color w:val="000000"/>
+                <w:sz w:val="16"/>
+                <w:szCs w:val="16"/>
+              </w:rPr>
+              <w:t>formación, datos o documentación, así como a obligar a sus trabajadores y/o empleados a mantener en los mismos términos de discreción tales aspectos confidenciales y a no revelar a terceros el secreto profesional, la información comercial referente a los p</w:t>
+            </w:r>
+            <w:r>
+              <w:rPr>
+                <w:rFonts w:ascii="Arial" w:eastAsia="Arial" w:hAnsi="Arial" w:cs="Arial"/>
+                <w:color w:val="000000"/>
+                <w:sz w:val="16"/>
+                <w:szCs w:val="16"/>
+              </w:rPr>
+              <w:t>roductos, marcas, patentes y/o secreto industrial de los que tengan o lleguen a tener conocimiento con motivo de la celebración del presente instrumento; datos personales en Términos de la normatividad en materia de protección de datos personales; informac</w:t>
+            </w:r>
+            <w:r>
+              <w:rPr>
+                <w:rFonts w:ascii="Arial" w:eastAsia="Arial" w:hAnsi="Arial" w:cs="Arial"/>
+                <w:color w:val="000000"/>
+                <w:sz w:val="16"/>
+                <w:szCs w:val="16"/>
+              </w:rPr>
+              <w:t>ión patrimonial o de operación; misma que se considerará como confidencial en términos de lo dispuesto por los artículos 116 de la Ley General de Transparencia y Acceso a la Información Pública; 7 fracción XVII, 11 y 134 de la Ley de Transparencia y Acceso</w:t>
+            </w:r>
+            <w:r>
+              <w:rPr>
+                <w:rFonts w:ascii="Arial" w:eastAsia="Arial" w:hAnsi="Arial" w:cs="Arial"/>
+                <w:color w:val="000000"/>
+                <w:sz w:val="16"/>
+                <w:szCs w:val="16"/>
+              </w:rPr>
+              <w:t xml:space="preserve"> a la Información Pública del Estado de Puebla.</w:t>
             </w:r>
           </w:p>
           <w:p>
@@ -3143,7 +3322,16 @@
                 <w:szCs w:val="16"/>
               </w:rPr>
               <w:tab/>
-              <w:t>La obligación de no divulgar la información confidencial a terceras personas sin el consentimiento por escrito de la contratante.</w:t>
+              <w:t>La obligación de no divulgar la información confidencial a terceras personas sin el consen</w:t>
+            </w:r>
+            <w:r>
+              <w:rPr>
+                <w:rFonts w:ascii="Arial" w:eastAsia="Arial" w:hAnsi="Arial" w:cs="Arial"/>
+                <w:color w:val="000000"/>
+                <w:sz w:val="16"/>
+                <w:szCs w:val="16"/>
+              </w:rPr>
+              <w:t>timiento por escrito de la contratante.</w:t>
             </w:r>
           </w:p>
           <w:p>
@@ -3197,7 +3385,16 @@
                 <w:sz w:val="16"/>
                 <w:szCs w:val="16"/>
               </w:rPr>
-              <w:t>III.</w:t>
+              <w:t>III</w:t>
+            </w:r>
+            <w:r>
+              <w:rPr>
+                <w:rFonts w:ascii="Arial" w:eastAsia="Arial" w:hAnsi="Arial" w:cs="Arial"/>
+                <w:color w:val="000000"/>
+                <w:sz w:val="16"/>
+                <w:szCs w:val="16"/>
+              </w:rPr>
+              <w:t>.</w:t>
             </w:r>
             <w:r>
               <w:rPr>
@@ -3239,7 +3436,16 @@
                 <w:szCs w:val="16"/>
               </w:rPr>
               <w:tab/>
-              <w:t>La obligación permanente de abstenerme de utilizar la información a la que tenga acceso con motivo de la celebración del presente instrumento, así como aquella que se genere con motivo de la ejecución del contrato respectivo; en perjuicio de la contratante.</w:t>
+              <w:t>La obligación permanente de abstenerme de uti</w:t>
+            </w:r>
+            <w:r>
+              <w:rPr>
+                <w:rFonts w:ascii="Arial" w:eastAsia="Arial" w:hAnsi="Arial" w:cs="Arial"/>
+                <w:color w:val="000000"/>
+                <w:sz w:val="16"/>
+                <w:szCs w:val="16"/>
+              </w:rPr>
+              <w:t>lizar la información a la que tenga acceso con motivo de la celebración del presente instrumento, así como aquella que se genere con motivo de la ejecución del contrato respectivo; en perjuicio de la contratante.</w:t>
             </w:r>
           </w:p>
           <w:p>
@@ -3271,7 +3477,16 @@
                 <w:szCs w:val="16"/>
               </w:rPr>
               <w:tab/>
-              <w:t>La obligación de abstenerme durante la vigencia del contrato respectivo de generar por medios propios o a través de terceros, actos o acciones que en forma alguna perjudiquen, demeriten, difamen, calumnien u ofendan la imagen pública de la contratante.</w:t>
+              <w:t>La obligación de abstenerme durante la v</w:t>
+            </w:r>
+            <w:r>
+              <w:rPr>
+                <w:rFonts w:ascii="Arial" w:eastAsia="Arial" w:hAnsi="Arial" w:cs="Arial"/>
+                <w:color w:val="000000"/>
+                <w:sz w:val="16"/>
+                <w:szCs w:val="16"/>
+              </w:rPr>
+              <w:t>igencia del contrato respectivo de generar por medios propios o a través de terceros, actos o acciones que en forma alguna perjudiquen, demeriten, difamen, calumnien u ofendan la imagen pública de la contratante.</w:t>
             </w:r>
           </w:p>
           <w:p>
@@ -3307,112 +3522,193 @@
                 <w:szCs w:val="16"/>
               </w:rPr>
               <w:lastRenderedPageBreak/>
-              <w:t>El incumplimiento a lo dispuesto en la presente dará lugar a la rescisión inmediata del contrato; en el entendido de que los representantes legales, empleados, asesores y/o prestadores de servicios, únicamente podrán hacer uso de la información contenida en el instrumento jurídico para el cumplimiento de sus funciones, sin que ello se entienda como una violación a la confidencialidad.</w:t>
-            </w:r>
-          </w:p>
-          <w:p>
-            <w:pPr>
-              <w:spacing w:after="0" w:line="276" w:lineRule="auto"/>
-              <w:ind w:left="170" w:right="170"/>
-              <w:jc w:val="both"/>
-              <w:rPr>
-                <w:rFonts w:ascii="Arial" w:eastAsia="Arial" w:hAnsi="Arial" w:cs="Arial"/>
-                <w:color w:val="000000"/>
-                <w:sz w:val="16"/>
-                <w:szCs w:val="16"/>
-              </w:rPr>
-            </w:pPr>
-          </w:p>
-          <w:p>
-            <w:pPr>
-              <w:spacing w:after="0" w:line="276" w:lineRule="auto"/>
-              <w:ind w:left="170" w:right="170"/>
-              <w:jc w:val="both"/>
-              <w:rPr>
-                <w:rFonts w:ascii="Arial" w:eastAsia="Arial" w:hAnsi="Arial" w:cs="Arial"/>
-                <w:color w:val="000000"/>
-                <w:sz w:val="16"/>
-                <w:szCs w:val="16"/>
-              </w:rPr>
-            </w:pPr>
-            <w:r>
-              <w:rPr>
-                <w:rFonts w:ascii="Arial" w:eastAsia="Arial" w:hAnsi="Arial" w:cs="Arial"/>
-                <w:color w:val="000000"/>
-                <w:sz w:val="16"/>
-                <w:szCs w:val="16"/>
-              </w:rPr>
-              <w:t xml:space="preserve">Para efectos de lo anterior, se considerará como información confidencial, toda aquella documentación e información de carácter industrial, comercial, operativa, contable, legal, financiera, corporativa, de mercadotecnia, de ventas, métodos, procesos, formas de distribución, comercialización, formulas, técnicas, productos, maquinarias, mejoras, diseños, descubrimientos, estudios, compilaciones, programas de software, hardware, folletos, gráficas, o cualquier otro tipo de información, propiedad de la contratante a la que tenga acceso el adjudicado misma que podrá constar en documentos, formulas, cintas magnéticas, documentos impresos, medios electrónicos de cualquier tipo, programas de computadora, disquetes, discos magnéticos, películas o cualquier otro material o instrumentos similares que retengan información técnica, financiera, de mercadotecnia, de análisis, compilaciones, estudios, gráficas, información contable, legal o de cualquier otro tipo. </w:t>
-            </w:r>
-          </w:p>
-          <w:p>
-            <w:pPr>
-              <w:spacing w:after="0" w:line="276" w:lineRule="auto"/>
-              <w:ind w:left="170" w:right="170"/>
-              <w:jc w:val="both"/>
-              <w:rPr>
-                <w:rFonts w:ascii="Arial" w:eastAsia="Arial" w:hAnsi="Arial" w:cs="Arial"/>
-                <w:color w:val="000000"/>
-                <w:sz w:val="16"/>
-                <w:szCs w:val="16"/>
-              </w:rPr>
-            </w:pPr>
-          </w:p>
-          <w:p>
-            <w:pPr>
-              <w:spacing w:after="0" w:line="276" w:lineRule="auto"/>
-              <w:ind w:left="170" w:right="170"/>
-              <w:jc w:val="both"/>
-              <w:rPr>
-                <w:rFonts w:ascii="Arial" w:eastAsia="Arial" w:hAnsi="Arial" w:cs="Arial"/>
-                <w:color w:val="000000"/>
-                <w:sz w:val="16"/>
-                <w:szCs w:val="16"/>
-              </w:rPr>
-            </w:pPr>
-            <w:r>
-              <w:rPr>
-                <w:rFonts w:ascii="Arial" w:eastAsia="Arial" w:hAnsi="Arial" w:cs="Arial"/>
-                <w:color w:val="000000"/>
-                <w:sz w:val="16"/>
-                <w:szCs w:val="16"/>
-              </w:rPr>
-              <w:t>7.- Los licitantes deberán incluir en su propuesta técnica, constancia de inscripción en el padrón de proveedores del Municipio de CUAUTLANCINGO Puebla, vigente; en caso de no contar con registro vigente, los licitantes deberán presentar carta bajo protesta de decir verdad que, en caso de resultar adjudicados se comprometen a inscribirse en dicho Padrón durante la vigencia del contrato. (copia simple legible).</w:t>
-            </w:r>
-          </w:p>
-          <w:p>
-            <w:pPr>
-              <w:spacing w:after="0" w:line="276" w:lineRule="auto"/>
-              <w:ind w:left="170" w:right="170"/>
-              <w:jc w:val="both"/>
-              <w:rPr>
-                <w:rFonts w:ascii="Arial" w:eastAsia="Arial" w:hAnsi="Arial" w:cs="Arial"/>
-                <w:color w:val="000000"/>
-                <w:sz w:val="16"/>
-                <w:szCs w:val="16"/>
-              </w:rPr>
-            </w:pPr>
-          </w:p>
-          <w:p>
-            <w:pPr>
-              <w:spacing w:after="0" w:line="276" w:lineRule="auto"/>
-              <w:ind w:left="170" w:right="170"/>
-              <w:jc w:val="both"/>
-              <w:rPr>
-                <w:rFonts w:ascii="Arial" w:eastAsia="Arial" w:hAnsi="Arial" w:cs="Arial"/>
-                <w:color w:val="000000"/>
-                <w:sz w:val="16"/>
-                <w:szCs w:val="16"/>
-              </w:rPr>
-            </w:pPr>
-            <w:r>
-              <w:rPr>
-                <w:rFonts w:ascii="Arial" w:eastAsia="Arial" w:hAnsi="Arial" w:cs="Arial"/>
-                <w:color w:val="000000"/>
-                <w:sz w:val="16"/>
-                <w:szCs w:val="16"/>
-              </w:rPr>
-              <w:t>8.- Declaración de no encontrarse en ninguno de los supuestos previstos por el artículo 77 de la Ley de Adquisiciones, Arrendamientos y Servicios del Sector Público Estatal y Municipal, mediante carta original en hoja membretada, dirigida a la a la Convocante, indicando el número de procedimiento, la cual deberá estar debidamente foliada, sellada (obligatorio en caso de ser persona moral), suscrita y firmada en original por el representante legal o persona autorizada para ello, en la que manifieste bajo protesta de decir verdad que:</w:t>
+              <w:t>El incumplimiento a lo dispuesto en la pre</w:t>
+            </w:r>
+            <w:r>
+              <w:rPr>
+                <w:rFonts w:ascii="Arial" w:eastAsia="Arial" w:hAnsi="Arial" w:cs="Arial"/>
+                <w:color w:val="000000"/>
+                <w:sz w:val="16"/>
+                <w:szCs w:val="16"/>
+              </w:rPr>
+              <w:t>sente dará lugar a la rescisión inmediata del contrato; en el entendido de que los representantes legales, empleados, asesores y/o prestadores de servicios, únicamente podrán hacer uso de la información contenida en el instrumento jurídico para el cumplimi</w:t>
+            </w:r>
+            <w:r>
+              <w:rPr>
+                <w:rFonts w:ascii="Arial" w:eastAsia="Arial" w:hAnsi="Arial" w:cs="Arial"/>
+                <w:color w:val="000000"/>
+                <w:sz w:val="16"/>
+                <w:szCs w:val="16"/>
+              </w:rPr>
+              <w:t>ento de sus funciones, sin que ello se entienda como una violación a la confidencialidad.</w:t>
+            </w:r>
+          </w:p>
+          <w:p>
+            <w:pPr>
+              <w:spacing w:after="0" w:line="276" w:lineRule="auto"/>
+              <w:ind w:left="170" w:right="170"/>
+              <w:jc w:val="both"/>
+              <w:rPr>
+                <w:rFonts w:ascii="Arial" w:eastAsia="Arial" w:hAnsi="Arial" w:cs="Arial"/>
+                <w:color w:val="000000"/>
+                <w:sz w:val="16"/>
+                <w:szCs w:val="16"/>
+              </w:rPr>
+            </w:pPr>
+          </w:p>
+          <w:p>
+            <w:pPr>
+              <w:spacing w:after="0" w:line="276" w:lineRule="auto"/>
+              <w:ind w:left="170" w:right="170"/>
+              <w:jc w:val="both"/>
+              <w:rPr>
+                <w:rFonts w:ascii="Arial" w:eastAsia="Arial" w:hAnsi="Arial" w:cs="Arial"/>
+                <w:color w:val="000000"/>
+                <w:sz w:val="16"/>
+                <w:szCs w:val="16"/>
+              </w:rPr>
+            </w:pPr>
+            <w:r>
+              <w:rPr>
+                <w:rFonts w:ascii="Arial" w:eastAsia="Arial" w:hAnsi="Arial" w:cs="Arial"/>
+                <w:color w:val="000000"/>
+                <w:sz w:val="16"/>
+                <w:szCs w:val="16"/>
+              </w:rPr>
+              <w:t>Para efectos de lo anterior, se considerará como información confidencial, toda aquella documentación e información de carácter industrial, comercial, operativa, con</w:t>
+            </w:r>
+            <w:r>
+              <w:rPr>
+                <w:rFonts w:ascii="Arial" w:eastAsia="Arial" w:hAnsi="Arial" w:cs="Arial"/>
+                <w:color w:val="000000"/>
+                <w:sz w:val="16"/>
+                <w:szCs w:val="16"/>
+              </w:rPr>
+              <w:t xml:space="preserve">table, legal, financiera, corporativa, de mercadotecnia, de ventas, métodos, procesos, formas de distribución, comercialización, formulas, técnicas, productos, maquinarias, mejoras, diseños, descubrimientos, estudios, compilaciones, programas de software, </w:t>
+            </w:r>
+            <w:r>
+              <w:rPr>
+                <w:rFonts w:ascii="Arial" w:eastAsia="Arial" w:hAnsi="Arial" w:cs="Arial"/>
+                <w:color w:val="000000"/>
+                <w:sz w:val="16"/>
+                <w:szCs w:val="16"/>
+              </w:rPr>
+              <w:t>hardware, folletos, gráficas, o cualquier otro tipo de información, propiedad de la contratante a la que tenga acceso el adjudicado misma que podrá constar en documentos, formulas, cintas magnéticas, documentos impresos, medios electrónicos de cualquier ti</w:t>
+            </w:r>
+            <w:r>
+              <w:rPr>
+                <w:rFonts w:ascii="Arial" w:eastAsia="Arial" w:hAnsi="Arial" w:cs="Arial"/>
+                <w:color w:val="000000"/>
+                <w:sz w:val="16"/>
+                <w:szCs w:val="16"/>
+              </w:rPr>
+              <w:t>po, programas de computadora, disquetes, discos magnéticos, películas o cualquier otro material o instrumentos similares que retengan información técnica, financiera, de mercadotecnia, de análisis, compilaciones, estudios, gráficas, información contable, l</w:t>
+            </w:r>
+            <w:r>
+              <w:rPr>
+                <w:rFonts w:ascii="Arial" w:eastAsia="Arial" w:hAnsi="Arial" w:cs="Arial"/>
+                <w:color w:val="000000"/>
+                <w:sz w:val="16"/>
+                <w:szCs w:val="16"/>
+              </w:rPr>
+              <w:t xml:space="preserve">egal o de cualquier otro tipo. </w:t>
+            </w:r>
+          </w:p>
+          <w:p>
+            <w:pPr>
+              <w:spacing w:after="0" w:line="276" w:lineRule="auto"/>
+              <w:ind w:left="170" w:right="170"/>
+              <w:jc w:val="both"/>
+              <w:rPr>
+                <w:rFonts w:ascii="Arial" w:eastAsia="Arial" w:hAnsi="Arial" w:cs="Arial"/>
+                <w:color w:val="000000"/>
+                <w:sz w:val="16"/>
+                <w:szCs w:val="16"/>
+              </w:rPr>
+            </w:pPr>
+          </w:p>
+          <w:p>
+            <w:pPr>
+              <w:spacing w:after="0" w:line="276" w:lineRule="auto"/>
+              <w:ind w:left="170" w:right="170"/>
+              <w:jc w:val="both"/>
+              <w:rPr>
+                <w:rFonts w:ascii="Arial" w:eastAsia="Arial" w:hAnsi="Arial" w:cs="Arial"/>
+                <w:color w:val="000000"/>
+                <w:sz w:val="16"/>
+                <w:szCs w:val="16"/>
+              </w:rPr>
+            </w:pPr>
+            <w:r>
+              <w:rPr>
+                <w:rFonts w:ascii="Arial" w:eastAsia="Arial" w:hAnsi="Arial" w:cs="Arial"/>
+                <w:color w:val="000000"/>
+                <w:sz w:val="16"/>
+                <w:szCs w:val="16"/>
+              </w:rPr>
+              <w:t xml:space="preserve">7.- Los licitantes deberán incluir en su propuesta técnica, constancia de inscripción en el padrón de proveedores del Municipio de CUAUTLANCINGO Puebla, vigente; en caso de no contar con registro vigente, los </w:t>
+            </w:r>
+            <w:r>
+              <w:rPr>
+                <w:rFonts w:ascii="Arial" w:eastAsia="Arial" w:hAnsi="Arial" w:cs="Arial"/>
+                <w:color w:val="000000"/>
+                <w:sz w:val="16"/>
+                <w:szCs w:val="16"/>
+              </w:rPr>
+              <w:t>licitantes deberán presentar carta bajo protesta de decir verdad que, en caso de resultar adjudicados se comprometen a inscribirse en dicho Padrón durante la vigencia del contrato. (copia simple legible).</w:t>
+            </w:r>
+          </w:p>
+          <w:p>
+            <w:pPr>
+              <w:spacing w:after="0" w:line="276" w:lineRule="auto"/>
+              <w:ind w:left="170" w:right="170"/>
+              <w:jc w:val="both"/>
+              <w:rPr>
+                <w:rFonts w:ascii="Arial" w:eastAsia="Arial" w:hAnsi="Arial" w:cs="Arial"/>
+                <w:color w:val="000000"/>
+                <w:sz w:val="16"/>
+                <w:szCs w:val="16"/>
+              </w:rPr>
+            </w:pPr>
+          </w:p>
+          <w:p>
+            <w:pPr>
+              <w:spacing w:after="0" w:line="276" w:lineRule="auto"/>
+              <w:ind w:left="170" w:right="170"/>
+              <w:jc w:val="both"/>
+              <w:rPr>
+                <w:rFonts w:ascii="Arial" w:eastAsia="Arial" w:hAnsi="Arial" w:cs="Arial"/>
+                <w:color w:val="000000"/>
+                <w:sz w:val="16"/>
+                <w:szCs w:val="16"/>
+              </w:rPr>
+            </w:pPr>
+            <w:r>
+              <w:rPr>
+                <w:rFonts w:ascii="Arial" w:eastAsia="Arial" w:hAnsi="Arial" w:cs="Arial"/>
+                <w:color w:val="000000"/>
+                <w:sz w:val="16"/>
+                <w:szCs w:val="16"/>
+              </w:rPr>
+              <w:t>8.- Declaración de no encontrarse en ninguno de lo</w:t>
+            </w:r>
+            <w:r>
+              <w:rPr>
+                <w:rFonts w:ascii="Arial" w:eastAsia="Arial" w:hAnsi="Arial" w:cs="Arial"/>
+                <w:color w:val="000000"/>
+                <w:sz w:val="16"/>
+                <w:szCs w:val="16"/>
+              </w:rPr>
+              <w:t>s supuestos previstos por el artículo 77 de la Ley de Adquisiciones, Arrendamientos y Servicios del Sector Público Estatal y Municipal, mediante carta original en hoja membretada, dirigida a la a la Convocante, indicando el número de procedimiento, la cual</w:t>
+            </w:r>
+            <w:r>
+              <w:rPr>
+                <w:rFonts w:ascii="Arial" w:eastAsia="Arial" w:hAnsi="Arial" w:cs="Arial"/>
+                <w:color w:val="000000"/>
+                <w:sz w:val="16"/>
+                <w:szCs w:val="16"/>
+              </w:rPr>
+              <w:t xml:space="preserve"> deberá estar debidamente foliada, sellada (obligatorio en caso de ser persona moral), suscrita y firmada en original por el representante legal o persona autorizada para ello, en la que manifieste bajo protesta de decir verdad que:</w:t>
             </w:r>
           </w:p>
           <w:p>
@@ -3524,7 +3820,16 @@
                 <w:szCs w:val="16"/>
               </w:rPr>
               <w:tab/>
-              <w:t>Que conozco el contenido y los requisitos que establece la Ley de Adquisiciones, Arrendamientos y Servicios del Sector Público Estatal y Municipal.</w:t>
+              <w:t>Que conozco el contenido y los requisitos que establece la Ley de Adquisicion</w:t>
+            </w:r>
+            <w:r>
+              <w:rPr>
+                <w:rFonts w:ascii="Arial" w:eastAsia="Arial" w:hAnsi="Arial" w:cs="Arial"/>
+                <w:color w:val="000000"/>
+                <w:sz w:val="16"/>
+                <w:szCs w:val="16"/>
+              </w:rPr>
+              <w:t>es, Arrendamientos y Servicios del Sector Público Estatal y Municipal.</w:t>
             </w:r>
           </w:p>
           <w:p>
@@ -3556,7 +3861,16 @@
                 <w:szCs w:val="16"/>
               </w:rPr>
               <w:tab/>
-              <w:t>Que no me encuentro suspendido, cancelado, o inhabilitado por resolución de la Contraloría Municipal, para formalizar contrato alguno derivado de procedimientos de adjudicación de bienes, arrendamientos o servicios.</w:t>
+              <w:t xml:space="preserve">Que no me encuentro suspendido, cancelado, o inhabilitado por resolución de la Contraloría Municipal, para formalizar contrato alguno derivado de procedimientos de adjudicación de </w:t>
+            </w:r>
+            <w:r>
+              <w:rPr>
+                <w:rFonts w:ascii="Arial" w:eastAsia="Arial" w:hAnsi="Arial" w:cs="Arial"/>
+                <w:color w:val="000000"/>
+                <w:sz w:val="16"/>
+                <w:szCs w:val="16"/>
+              </w:rPr>
+              <w:t>bienes, arrendamientos o servicios.</w:t>
             </w:r>
           </w:p>
           <w:p>
@@ -3655,7 +3969,16 @@
                 <w:szCs w:val="16"/>
               </w:rPr>
               <w:tab/>
-              <w:t>Cuento con facultades suficientes para suscribir a nombre de mi representada la propuesta correspondiente.</w:t>
+              <w:t>Cuento con facultades suficientes para suscribir a nombre de mi representada la propues</w:t>
+            </w:r>
+            <w:r>
+              <w:rPr>
+                <w:rFonts w:ascii="Arial" w:eastAsia="Arial" w:hAnsi="Arial" w:cs="Arial"/>
+                <w:color w:val="000000"/>
+                <w:sz w:val="16"/>
+                <w:szCs w:val="16"/>
+              </w:rPr>
+              <w:t>ta correspondiente.</w:t>
             </w:r>
           </w:p>
           <w:p>
@@ -3719,7 +4042,16 @@
                 <w:szCs w:val="16"/>
               </w:rPr>
               <w:tab/>
-              <w:t xml:space="preserve">Que no me encuentro en ninguno de los supuestos previstos por el artículo 77 de la Ley de Adquisiciones, Arrendamientos y Servicios del Sector Público Estatal y Municipal. </w:t>
+              <w:t>Que no me encuentro en ninguno de los supuestos previstos por el artículo 77 de la Ley de Adquisiciones, Arrendamientos y Se</w:t>
+            </w:r>
+            <w:r>
+              <w:rPr>
+                <w:rFonts w:ascii="Arial" w:eastAsia="Arial" w:hAnsi="Arial" w:cs="Arial"/>
+                <w:color w:val="000000"/>
+                <w:sz w:val="16"/>
+                <w:szCs w:val="16"/>
+              </w:rPr>
+              <w:t xml:space="preserve">rvicios del Sector Público Estatal y Municipal. </w:t>
             </w:r>
           </w:p>
           <w:p>
@@ -3783,29 +4115,47 @@
                 <w:szCs w:val="16"/>
               </w:rPr>
               <w:tab/>
-              <w:t xml:space="preserve">Que no me encuentro suspendido, cancelado, o inhabilitado por resolución de la Contraloría Municipal, para formalizar contrato alguno derivado de procedimientos de adjudicación de bienes, arrendamientos o servicios. </w:t>
-            </w:r>
-          </w:p>
-          <w:p>
-            <w:pPr>
-              <w:spacing w:after="0" w:line="276" w:lineRule="auto"/>
-              <w:ind w:left="170" w:right="170"/>
-              <w:jc w:val="both"/>
-              <w:rPr>
-                <w:rFonts w:ascii="Arial" w:eastAsia="Arial" w:hAnsi="Arial" w:cs="Arial"/>
-                <w:color w:val="000000"/>
-                <w:sz w:val="16"/>
-                <w:szCs w:val="16"/>
-              </w:rPr>
-            </w:pPr>
-            <w:r>
-              <w:rPr>
-                <w:rFonts w:ascii="Arial" w:eastAsia="Arial" w:hAnsi="Arial" w:cs="Arial"/>
-                <w:color w:val="000000"/>
-                <w:sz w:val="16"/>
-                <w:szCs w:val="16"/>
-              </w:rPr>
-              <w:t xml:space="preserve">VI.        Que mi representado conoce el contenido y alcances de la invitación que rige el presente procedimiento de adjudicación. </w:t>
+              <w:t>Que no me encuentro suspendido, cancelado, o inhabil</w:t>
+            </w:r>
+            <w:r>
+              <w:rPr>
+                <w:rFonts w:ascii="Arial" w:eastAsia="Arial" w:hAnsi="Arial" w:cs="Arial"/>
+                <w:color w:val="000000"/>
+                <w:sz w:val="16"/>
+                <w:szCs w:val="16"/>
+              </w:rPr>
+              <w:t xml:space="preserve">itado por resolución de la Contraloría Municipal, para formalizar contrato alguno derivado de procedimientos de adjudicación de bienes, arrendamientos o servicios. </w:t>
+            </w:r>
+          </w:p>
+          <w:p>
+            <w:pPr>
+              <w:spacing w:after="0" w:line="276" w:lineRule="auto"/>
+              <w:ind w:left="170" w:right="170"/>
+              <w:jc w:val="both"/>
+              <w:rPr>
+                <w:rFonts w:ascii="Arial" w:eastAsia="Arial" w:hAnsi="Arial" w:cs="Arial"/>
+                <w:color w:val="000000"/>
+                <w:sz w:val="16"/>
+                <w:szCs w:val="16"/>
+              </w:rPr>
+            </w:pPr>
+            <w:r>
+              <w:rPr>
+                <w:rFonts w:ascii="Arial" w:eastAsia="Arial" w:hAnsi="Arial" w:cs="Arial"/>
+                <w:color w:val="000000"/>
+                <w:sz w:val="16"/>
+                <w:szCs w:val="16"/>
+              </w:rPr>
+              <w:t xml:space="preserve">VI.        Que mi representado conoce el contenido y alcances de la invitación que rige el </w:t>
+            </w:r>
+            <w:r>
+              <w:rPr>
+                <w:rFonts w:ascii="Arial" w:eastAsia="Arial" w:hAnsi="Arial" w:cs="Arial"/>
+                <w:color w:val="000000"/>
+                <w:sz w:val="16"/>
+                <w:szCs w:val="16"/>
+              </w:rPr>
+              <w:t xml:space="preserve">presente procedimiento de adjudicación. </w:t>
             </w:r>
           </w:p>
         </w:tc>
@@ -3891,42 +4241,69 @@
                 <w:sz w:val="16"/>
                 <w:szCs w:val="16"/>
               </w:rPr>
-              <w:t>1. Los licitantes deberán presentar junto con su propuesta económica, copia simple legible de su última declaración anual presentada con su respectivo acuse de recibo de la Servicio de Administración Tributaria (SAT) con el sello o liga digital correspondiente, y la última declaración provisional presentada (ISR e IVA) del mes inmediato anterior a la presentación de la proposición.</w:t>
-            </w:r>
-          </w:p>
-          <w:p>
-            <w:pPr>
-              <w:spacing w:after="0" w:line="276" w:lineRule="auto"/>
-              <w:ind w:left="170" w:right="170"/>
-              <w:jc w:val="both"/>
-              <w:rPr>
-                <w:rFonts w:ascii="Arial" w:eastAsia="Arial" w:hAnsi="Arial" w:cs="Arial"/>
-                <w:color w:val="000000"/>
-                <w:sz w:val="16"/>
-                <w:szCs w:val="16"/>
-              </w:rPr>
-            </w:pPr>
-          </w:p>
-          <w:p>
-            <w:pPr>
-              <w:spacing w:after="0" w:line="276" w:lineRule="auto"/>
-              <w:ind w:left="170" w:right="170"/>
-              <w:jc w:val="both"/>
-              <w:rPr>
-                <w:rFonts w:ascii="Arial" w:eastAsia="Arial" w:hAnsi="Arial" w:cs="Arial"/>
-                <w:color w:val="000000"/>
-                <w:sz w:val="16"/>
-                <w:szCs w:val="16"/>
-              </w:rPr>
-            </w:pPr>
-            <w:r>
-              <w:rPr>
-                <w:rFonts w:ascii="Arial" w:eastAsia="Arial" w:hAnsi="Arial" w:cs="Arial"/>
-                <w:color w:val="000000"/>
-                <w:sz w:val="16"/>
-                <w:szCs w:val="16"/>
-              </w:rPr>
-              <w:t>2. Los licitantes deberán presentar junto con su propuesta económica copia simple legible de la Opinión de Cumplimiento de obligaciones fiscales en sentido positivo emitida por la Servicio de Administración Tributaria (SAT), con el sello o liga digital correspondiente, dicho documento deberá haber sido expedido dentro de los 30 días naturales previos a la presentación de la propuesta.</w:t>
+              <w:t xml:space="preserve">1. Los licitantes deberán presentar junto con su propuesta económica, copia simple legible de su última declaración anual presentada con su respectivo acuse de recibo de la Servicio de </w:t>
+            </w:r>
+            <w:r>
+              <w:rPr>
+                <w:rFonts w:ascii="Arial" w:eastAsia="Arial" w:hAnsi="Arial" w:cs="Arial"/>
+                <w:color w:val="000000"/>
+                <w:sz w:val="16"/>
+                <w:szCs w:val="16"/>
+              </w:rPr>
+              <w:t>Administración Tributaria (SAT) con el sello o liga digital correspondiente, y la última declaración provisional presentada (ISR e IVA) del mes inmediato anterior a la presentación de la proposición.</w:t>
+            </w:r>
+          </w:p>
+          <w:p>
+            <w:pPr>
+              <w:spacing w:after="0" w:line="276" w:lineRule="auto"/>
+              <w:ind w:left="170" w:right="170"/>
+              <w:jc w:val="both"/>
+              <w:rPr>
+                <w:rFonts w:ascii="Arial" w:eastAsia="Arial" w:hAnsi="Arial" w:cs="Arial"/>
+                <w:color w:val="000000"/>
+                <w:sz w:val="16"/>
+                <w:szCs w:val="16"/>
+              </w:rPr>
+            </w:pPr>
+          </w:p>
+          <w:p>
+            <w:pPr>
+              <w:spacing w:after="0" w:line="276" w:lineRule="auto"/>
+              <w:ind w:left="170" w:right="170"/>
+              <w:jc w:val="both"/>
+              <w:rPr>
+                <w:rFonts w:ascii="Arial" w:eastAsia="Arial" w:hAnsi="Arial" w:cs="Arial"/>
+                <w:color w:val="000000"/>
+                <w:sz w:val="16"/>
+                <w:szCs w:val="16"/>
+              </w:rPr>
+            </w:pPr>
+            <w:r>
+              <w:rPr>
+                <w:rFonts w:ascii="Arial" w:eastAsia="Arial" w:hAnsi="Arial" w:cs="Arial"/>
+                <w:color w:val="000000"/>
+                <w:sz w:val="16"/>
+                <w:szCs w:val="16"/>
+              </w:rPr>
+              <w:t>2. Los licitantes deberán presentar junto con su propue</w:t>
+            </w:r>
+            <w:r>
+              <w:rPr>
+                <w:rFonts w:ascii="Arial" w:eastAsia="Arial" w:hAnsi="Arial" w:cs="Arial"/>
+                <w:color w:val="000000"/>
+                <w:sz w:val="16"/>
+                <w:szCs w:val="16"/>
+              </w:rPr>
+              <w:t>sta económica copia simple legible de la Opinión de Cumplimiento de obligaciones fiscales en sentido positivo emitida por la Servicio de Administración Tributaria (SAT), con el sello o liga digital correspondiente, dicho documento deberá haber sido expedid</w:t>
+            </w:r>
+            <w:r>
+              <w:rPr>
+                <w:rFonts w:ascii="Arial" w:eastAsia="Arial" w:hAnsi="Arial" w:cs="Arial"/>
+                <w:color w:val="000000"/>
+                <w:sz w:val="16"/>
+                <w:szCs w:val="16"/>
+              </w:rPr>
+              <w:t>o dentro de los 30 días naturales previos a la presentación de la propuesta.</w:t>
             </w:r>
           </w:p>
           <w:p>
@@ -3983,7 +4360,16 @@
                 <w:sz w:val="16"/>
                 <w:szCs w:val="16"/>
               </w:rPr>
-              <w:t>para presentar su propuesta económica.</w:t>
+              <w:t xml:space="preserve">para presentar su propuesta </w:t>
+            </w:r>
+            <w:r>
+              <w:rPr>
+                <w:rFonts w:ascii="Arial" w:eastAsia="Arial" w:hAnsi="Arial" w:cs="Arial"/>
+                <w:color w:val="000000"/>
+                <w:sz w:val="16"/>
+                <w:szCs w:val="16"/>
+              </w:rPr>
+              <w:t>económica.</w:t>
             </w:r>
           </w:p>
           <w:p>
@@ -4061,60 +4447,36 @@
                 <w:color w:val="000000"/>
                 <w:sz w:val="16"/>
                 <w:szCs w:val="16"/>
-                <w:highlight w:val="yellow"/>
-              </w:rPr>
-              <w:t>_</w:t>
-            </w:r>
-            <w:r>
-              <w:rPr>
-                <w:rFonts w:ascii="Arial" w:eastAsia="Arial" w:hAnsi="Arial" w:cs="Arial"/>
-                <w:color w:val="000000"/>
-                <w:sz w:val="16"/>
-                <w:szCs w:val="16"/>
-                <w:highlight w:val="yellow"/>
-              </w:rPr>
-              <w:t>{</w:t>
-            </w:r>
-            <w:proofErr w:type="spellStart"/>
-            <w:r>
-              <w:rPr>
-                <w:rFonts w:ascii="Arial" w:eastAsia="Arial" w:hAnsi="Arial" w:cs="Arial"/>
-                <w:color w:val="000000"/>
-                <w:sz w:val="16"/>
-                <w:szCs w:val="16"/>
-                <w:highlight w:val="yellow"/>
-              </w:rPr>
-              <w:t>pagosSeRealizaran</w:t>
-            </w:r>
-            <w:proofErr w:type="spellEnd"/>
-            <w:r>
-              <w:rPr>
-                <w:rFonts w:ascii="Arial" w:eastAsia="Arial" w:hAnsi="Arial" w:cs="Arial"/>
-                <w:color w:val="000000"/>
-                <w:sz w:val="16"/>
-                <w:szCs w:val="16"/>
-                <w:highlight w:val="yellow"/>
-              </w:rPr>
-              <w:t>}</w:t>
-            </w:r>
-            <w:r>
-              <w:rPr>
-                <w:rFonts w:ascii="Arial" w:eastAsia="Arial" w:hAnsi="Arial" w:cs="Arial"/>
-                <w:color w:val="000000"/>
-                <w:sz w:val="16"/>
-                <w:szCs w:val="16"/>
-                <w:highlight w:val="yellow"/>
-              </w:rPr>
-              <w:t>_</w:t>
-            </w:r>
-            <w:r>
-              <w:rPr>
-                <w:rFonts w:ascii="Arial" w:eastAsia="Arial" w:hAnsi="Arial" w:cs="Arial"/>
-                <w:color w:val="000000"/>
-                <w:sz w:val="16"/>
-                <w:szCs w:val="16"/>
-              </w:rPr>
-              <w:t>, durante la vigencia del contrato respectivo, mediante trasferencia electrónica, dentro de los diez días hábiles posteriores a la presentación de las facturas, mismas que deberán estar debidamente requisitadas, posterior a la ejecución de los servicios a entera satisfacción de la Contratante.</w:t>
+                <w:u w:val="single"/>
+              </w:rPr>
+              <w:t>{pagosSeRealizaran}</w:t>
+            </w:r>
+            <w:r>
+              <w:rPr>
+                <w:rFonts w:ascii="Arial" w:eastAsia="Arial" w:hAnsi="Arial" w:cs="Arial"/>
+                <w:color w:val="000000"/>
+                <w:sz w:val="16"/>
+                <w:szCs w:val="16"/>
+              </w:rPr>
+              <w:t>,</w:t>
+            </w:r>
+            <w:r>
+              <w:rPr>
+                <w:rFonts w:ascii="Arial" w:eastAsia="Arial" w:hAnsi="Arial" w:cs="Arial"/>
+                <w:color w:val="000000"/>
+                <w:sz w:val="16"/>
+                <w:szCs w:val="16"/>
+              </w:rPr>
+              <w:t xml:space="preserve"> durante la vigencia del contrato respectivo, mediante trasferencia electrónica, dentro de los diez días hábiles posteriores a la presentación de las facturas, mismas que deberán estar debidamente requisitadas, posterior a la ejecución </w:t>
+            </w:r>
+            <w:r>
+              <w:rPr>
+                <w:rFonts w:ascii="Arial" w:eastAsia="Arial" w:hAnsi="Arial" w:cs="Arial"/>
+                <w:color w:val="000000"/>
+                <w:sz w:val="16"/>
+                <w:szCs w:val="16"/>
+              </w:rPr>
+              <w:t>de los servicios a entera satisfacción de la Contratante.</w:t>
             </w:r>
           </w:p>
           <w:p>
@@ -4308,7 +4670,16 @@
                 <w:sz w:val="16"/>
                 <w:szCs w:val="16"/>
               </w:rPr>
-              <w:t xml:space="preserve">7. Los licitantes deberán presentar junto con su propuesta económica, documento vigente con una antigüedad no mayor a 30 días naturales, expedido por el Instituto Mexicano del Seguro Social (IMSS) sobre la opinión de cumplimiento de obligaciones fiscales en materia de seguridad social en sentido positivo; la cual deberá tramitar el licitante en la página </w:t>
+              <w:t>7. Los licitantes deberán presentar junto con su propuesta económica, documento vigente con una antigüedad no mayor a 30 días naturales, expedido por el Instituto Mexic</w:t>
+            </w:r>
+            <w:r>
+              <w:rPr>
+                <w:rFonts w:ascii="Arial" w:eastAsia="Arial" w:hAnsi="Arial" w:cs="Arial"/>
+                <w:color w:val="000000"/>
+                <w:sz w:val="16"/>
+                <w:szCs w:val="16"/>
+              </w:rPr>
+              <w:t xml:space="preserve">ano del Seguro Social (IMSS) sobre la opinión de cumplimiento de obligaciones fiscales en materia de seguridad social en sentido positivo; la cual deberá tramitar el licitante en la página </w:t>
             </w:r>
             <w:hyperlink r:id="rId8">
               <w:r>
@@ -4355,7 +4726,34 @@
                 <w:sz w:val="16"/>
                 <w:szCs w:val="16"/>
               </w:rPr>
-              <w:t>8.- Los licitantes deberán presentar junto con su propuesta económica documento emitido por el Instituto del Fondo Nacional de la Vivienda para los Trabajadores (INFONAVIT), con antigüedad no mayor a 30 días naturales en el que se hará constar que el licitante no tiene adeudos con el organismo, firmado por el representante legal; en términos del acuerdo del H. Consejo de Administración del Instituto del Fondo Nacional de la Vivienda para los Trabajadores (INFONAVIT) por el que se emiten las reglas para la obtención de la constancia de situación fiscal en materia de aportaciones patronales y entero de descuentos, publicado en el diario oficial de la federación de fecha 28 de junio de 2017.</w:t>
+              <w:t xml:space="preserve">8.- Los </w:t>
+            </w:r>
+            <w:r>
+              <w:rPr>
+                <w:rFonts w:ascii="Arial" w:eastAsia="Arial" w:hAnsi="Arial" w:cs="Arial"/>
+                <w:color w:val="000000"/>
+                <w:sz w:val="16"/>
+                <w:szCs w:val="16"/>
+              </w:rPr>
+              <w:t xml:space="preserve">licitantes deberán presentar junto con su propuesta económica documento emitido por el Instituto del Fondo Nacional de la Vivienda para los Trabajadores (INFONAVIT), con antigüedad no mayor a 30 días naturales en el que se hará constar que el licitante no </w:t>
+            </w:r>
+            <w:r>
+              <w:rPr>
+                <w:rFonts w:ascii="Arial" w:eastAsia="Arial" w:hAnsi="Arial" w:cs="Arial"/>
+                <w:color w:val="000000"/>
+                <w:sz w:val="16"/>
+                <w:szCs w:val="16"/>
+              </w:rPr>
+              <w:t>tiene adeudos con el organismo, firmado por el representante legal; en términos del acuerdo del H. Consejo de Administración del Instituto del Fondo Nacional de la Vivienda para los Trabajadores (INFONAVIT) por el que se emiten las reglas para la obtención</w:t>
+            </w:r>
+            <w:r>
+              <w:rPr>
+                <w:rFonts w:ascii="Arial" w:eastAsia="Arial" w:hAnsi="Arial" w:cs="Arial"/>
+                <w:color w:val="000000"/>
+                <w:sz w:val="16"/>
+                <w:szCs w:val="16"/>
+              </w:rPr>
+              <w:t xml:space="preserve"> de la constancia de situación fiscal en materia de aportaciones patronales y entero de descuentos, publicado en el diario oficial de la federación de fecha 28 de junio de 2017.</w:t>
             </w:r>
           </w:p>
         </w:tc>
@@ -4441,7 +4839,25 @@
                 <w:sz w:val="16"/>
                 <w:szCs w:val="16"/>
               </w:rPr>
-              <w:t>1. Los licitantes interesados en participar en procedimientos de adjudicación deberán presentar Constancia de No Adeudo, expedida por el Honorable Ayuntamiento de CUAUTLANCINGO de conformidad con lo establecido por el artículo 19 fracción II, inciso i) de la Ley de Ingresos del Municipio de CUAUTLANCINGO para el ejercicio fiscal 2026 (con copia simple legible).</w:t>
+              <w:t xml:space="preserve">1. Los licitantes interesados en </w:t>
+            </w:r>
+            <w:r>
+              <w:rPr>
+                <w:rFonts w:ascii="Arial" w:eastAsia="Arial" w:hAnsi="Arial" w:cs="Arial"/>
+                <w:color w:val="000000"/>
+                <w:sz w:val="16"/>
+                <w:szCs w:val="16"/>
+              </w:rPr>
+              <w:t xml:space="preserve">participar en procedimientos de adjudicación deberán presentar Constancia de No Adeudo, expedida por el Honorable Ayuntamiento de CUAUTLANCINGO de conformidad con lo establecido por el artículo 19 fracción II, inciso i) de la Ley de Ingresos del Municipio </w:t>
+            </w:r>
+            <w:r>
+              <w:rPr>
+                <w:rFonts w:ascii="Arial" w:eastAsia="Arial" w:hAnsi="Arial" w:cs="Arial"/>
+                <w:color w:val="000000"/>
+                <w:sz w:val="16"/>
+                <w:szCs w:val="16"/>
+              </w:rPr>
+              <w:t>de CUAUTLANCINGO para el ejercicio fiscal 2026 (con copia simple legible).</w:t>
             </w:r>
           </w:p>
           <w:p>
@@ -4481,18 +4897,9 @@
             <w:r>
               <w:rPr>
                 <w:rFonts w:ascii="Arial" w:eastAsia="Arial" w:hAnsi="Arial" w:cs="Arial"/>
-                <w:color w:val="000000"/>
-                <w:sz w:val="16"/>
-                <w:szCs w:val="16"/>
-                <w:highlight w:val="yellow"/>
-              </w:rPr>
-              <w:t xml:space="preserve">fijo/abierto </w:t>
-            </w:r>
-            <w:r>
-              <w:rPr>
-                <w:rFonts w:ascii="Arial" w:eastAsia="Arial" w:hAnsi="Arial" w:cs="Arial"/>
-                <w:sz w:val="16"/>
-                <w:szCs w:val="16"/>
+                <w:sz w:val="16"/>
+                <w:szCs w:val="16"/>
+                <w:u w:val="single"/>
               </w:rPr>
               <w:t>{</w:t>
             </w:r>
@@ -4502,6 +4909,7 @@
                 <w:rFonts w:ascii="Arial" w:eastAsia="Arial" w:hAnsi="Arial" w:cs="Arial"/>
                 <w:sz w:val="16"/>
                 <w:szCs w:val="16"/>
+                <w:u w:val="single"/>
               </w:rPr>
               <w:t>modalidadContratacion</w:t>
             </w:r>
@@ -4511,8 +4919,17 @@
                 <w:rFonts w:ascii="Arial" w:eastAsia="Arial" w:hAnsi="Arial" w:cs="Arial"/>
                 <w:sz w:val="16"/>
                 <w:szCs w:val="16"/>
-              </w:rPr>
-              <w:t xml:space="preserve">} </w:t>
+                <w:u w:val="single"/>
+              </w:rPr>
+              <w:t>}</w:t>
+            </w:r>
+            <w:r>
+              <w:rPr>
+                <w:rFonts w:ascii="Arial" w:eastAsia="Arial" w:hAnsi="Arial" w:cs="Arial"/>
+                <w:sz w:val="16"/>
+                <w:szCs w:val="16"/>
+              </w:rPr>
+              <w:t xml:space="preserve"> </w:t>
             </w:r>
             <w:r>
               <w:rPr>
@@ -4539,58 +4956,67 @@
                 <w:sz w:val="16"/>
                 <w:szCs w:val="16"/>
               </w:rPr>
-              <w:t xml:space="preserve"> de la Ley de Adquisiciones, Arrendamiento, y Servicios del Sector Público Estatal y Municipal, por lo que la contratante está obligada a la ejecución del monto mínimo del contrato, quedando las máximas sujetas a las necesidades y disponibilidad presupuestal de la Contratante.</w:t>
-            </w:r>
-          </w:p>
-          <w:p>
-            <w:pPr>
-              <w:spacing w:after="0" w:line="276" w:lineRule="auto"/>
-              <w:ind w:left="170" w:right="170"/>
-              <w:jc w:val="both"/>
-              <w:rPr>
-                <w:rFonts w:ascii="Arial" w:eastAsia="Arial" w:hAnsi="Arial" w:cs="Arial"/>
-                <w:color w:val="000000"/>
-                <w:sz w:val="16"/>
-                <w:szCs w:val="16"/>
-              </w:rPr>
-            </w:pPr>
-          </w:p>
-          <w:p>
-            <w:pPr>
-              <w:spacing w:after="0" w:line="276" w:lineRule="auto"/>
-              <w:ind w:left="170" w:right="170"/>
-              <w:jc w:val="both"/>
-              <w:rPr>
-                <w:rFonts w:ascii="Arial" w:eastAsia="Arial" w:hAnsi="Arial" w:cs="Arial"/>
-                <w:color w:val="000000"/>
-                <w:sz w:val="16"/>
-                <w:szCs w:val="16"/>
-              </w:rPr>
-            </w:pPr>
-            <w:r>
-              <w:rPr>
-                <w:rFonts w:ascii="Arial" w:eastAsia="Arial" w:hAnsi="Arial" w:cs="Arial"/>
-                <w:color w:val="000000"/>
-                <w:sz w:val="16"/>
-                <w:szCs w:val="16"/>
-              </w:rPr>
-              <w:t xml:space="preserve">3. La ejecución del servicio contratado deberá llevarse a cabo en </w:t>
-            </w:r>
-            <w:r>
-              <w:rPr>
-                <w:rFonts w:ascii="Arial" w:eastAsia="Arial" w:hAnsi="Arial" w:cs="Arial"/>
-                <w:sz w:val="16"/>
-                <w:szCs w:val="16"/>
-                <w:highlight w:val="yellow"/>
-              </w:rPr>
-              <w:t>_</w:t>
-            </w:r>
-            <w:r>
-              <w:rPr>
-                <w:rFonts w:ascii="Arial" w:eastAsia="Arial" w:hAnsi="Arial" w:cs="Arial"/>
-                <w:sz w:val="16"/>
-                <w:szCs w:val="16"/>
-                <w:highlight w:val="yellow"/>
+              <w:t xml:space="preserve"> de la Ley de Adquisiciones, Arrendamiento, y Servicios del Sector Público Estatal y Municipal, por lo que la contratante está obligada a la ejecución del monto mínimo del contrato, quedando las máximas sujetas a las necesidades y disponibilidad presupuest</w:t>
+            </w:r>
+            <w:r>
+              <w:rPr>
+                <w:rFonts w:ascii="Arial" w:eastAsia="Arial" w:hAnsi="Arial" w:cs="Arial"/>
+                <w:color w:val="000000"/>
+                <w:sz w:val="16"/>
+                <w:szCs w:val="16"/>
+              </w:rPr>
+              <w:t>al de la Contratante.</w:t>
+            </w:r>
+          </w:p>
+          <w:p>
+            <w:pPr>
+              <w:spacing w:after="0" w:line="276" w:lineRule="auto"/>
+              <w:ind w:left="170" w:right="170"/>
+              <w:jc w:val="both"/>
+              <w:rPr>
+                <w:rFonts w:ascii="Arial" w:eastAsia="Arial" w:hAnsi="Arial" w:cs="Arial"/>
+                <w:color w:val="000000"/>
+                <w:sz w:val="16"/>
+                <w:szCs w:val="16"/>
+              </w:rPr>
+            </w:pPr>
+          </w:p>
+          <w:p>
+            <w:pPr>
+              <w:spacing w:after="0" w:line="276" w:lineRule="auto"/>
+              <w:ind w:left="170" w:right="170"/>
+              <w:jc w:val="both"/>
+              <w:rPr>
+                <w:rFonts w:ascii="Arial" w:eastAsia="Arial" w:hAnsi="Arial" w:cs="Arial"/>
+                <w:color w:val="000000"/>
+                <w:sz w:val="16"/>
+                <w:szCs w:val="16"/>
+              </w:rPr>
+            </w:pPr>
+            <w:r>
+              <w:rPr>
+                <w:rFonts w:ascii="Arial" w:eastAsia="Arial" w:hAnsi="Arial" w:cs="Arial"/>
+                <w:color w:val="000000"/>
+                <w:sz w:val="16"/>
+                <w:szCs w:val="16"/>
+              </w:rPr>
+              <w:t xml:space="preserve">3. La ejecución del servicio contratado deberá llevarse a cabo </w:t>
+            </w:r>
+            <w:r>
+              <w:rPr>
+                <w:rFonts w:ascii="Arial" w:eastAsia="Arial" w:hAnsi="Arial" w:cs="Arial"/>
+                <w:color w:val="000000"/>
+                <w:sz w:val="16"/>
+                <w:szCs w:val="16"/>
+              </w:rPr>
+              <w:t xml:space="preserve">en </w:t>
+            </w:r>
+            <w:r>
+              <w:rPr>
+                <w:rFonts w:ascii="Arial" w:eastAsia="Arial" w:hAnsi="Arial" w:cs="Arial"/>
+                <w:sz w:val="16"/>
+                <w:szCs w:val="16"/>
+                <w:u w:val="single"/>
               </w:rPr>
               <w:t>{</w:t>
             </w:r>
@@ -4600,7 +5026,7 @@
                 <w:rFonts w:ascii="Arial" w:eastAsia="Arial" w:hAnsi="Arial" w:cs="Arial"/>
                 <w:sz w:val="16"/>
                 <w:szCs w:val="16"/>
-                <w:highlight w:val="yellow"/>
+                <w:u w:val="single"/>
               </w:rPr>
               <w:t>lugarEntrega</w:t>
             </w:r>
@@ -4610,43 +5036,45 @@
                 <w:rFonts w:ascii="Arial" w:eastAsia="Arial" w:hAnsi="Arial" w:cs="Arial"/>
                 <w:sz w:val="16"/>
                 <w:szCs w:val="16"/>
-                <w:highlight w:val="yellow"/>
+                <w:u w:val="single"/>
               </w:rPr>
               <w:t>}</w:t>
             </w:r>
             <w:r>
               <w:rPr>
                 <w:rFonts w:ascii="Arial" w:eastAsia="Arial" w:hAnsi="Arial" w:cs="Arial"/>
-                <w:sz w:val="16"/>
-                <w:szCs w:val="16"/>
-                <w:highlight w:val="yellow"/>
-              </w:rPr>
-              <w:t>_</w:t>
-            </w:r>
-            <w:r>
-              <w:rPr>
-                <w:rFonts w:ascii="Arial" w:eastAsia="Arial" w:hAnsi="Arial" w:cs="Arial"/>
-                <w:color w:val="000000"/>
-                <w:sz w:val="16"/>
-                <w:szCs w:val="16"/>
-              </w:rPr>
-              <w:t xml:space="preserve">, en un horario de 9:00 A 15:00 horas de lunes a viernes en días hábiles con el Jefe del Departamento (Homólogo y/o Superior) de </w:t>
-            </w:r>
-            <w:r>
-              <w:rPr>
-                <w:rFonts w:ascii="Arial" w:eastAsia="Arial" w:hAnsi="Arial" w:cs="Arial"/>
-                <w:sz w:val="16"/>
-                <w:szCs w:val="16"/>
-                <w:highlight w:val="yellow"/>
-              </w:rPr>
-              <w:t>__</w:t>
-            </w:r>
-            <w:r>
-              <w:rPr>
-                <w:rFonts w:ascii="Arial" w:eastAsia="Arial" w:hAnsi="Arial" w:cs="Arial"/>
-                <w:sz w:val="16"/>
-                <w:szCs w:val="16"/>
-                <w:highlight w:val="yellow"/>
+                <w:color w:val="000000"/>
+                <w:sz w:val="16"/>
+                <w:szCs w:val="16"/>
+              </w:rPr>
+              <w:t xml:space="preserve">, en un horario de 9:00 A 15:00 horas de lunes a viernes en días hábiles con el </w:t>
+            </w:r>
+            <w:proofErr w:type="gramStart"/>
+            <w:r>
+              <w:rPr>
+                <w:rFonts w:ascii="Arial" w:eastAsia="Arial" w:hAnsi="Arial" w:cs="Arial"/>
+                <w:color w:val="000000"/>
+                <w:sz w:val="16"/>
+                <w:szCs w:val="16"/>
+              </w:rPr>
+              <w:t>Jefe</w:t>
+            </w:r>
+            <w:proofErr w:type="gramEnd"/>
+            <w:r>
+              <w:rPr>
+                <w:rFonts w:ascii="Arial" w:eastAsia="Arial" w:hAnsi="Arial" w:cs="Arial"/>
+                <w:color w:val="000000"/>
+                <w:sz w:val="16"/>
+                <w:szCs w:val="16"/>
+              </w:rPr>
+              <w:t xml:space="preserve"> del Departamento (Homólogo y/o Superior) de </w:t>
+            </w:r>
+            <w:r>
+              <w:rPr>
+                <w:rFonts w:ascii="Arial" w:eastAsia="Arial" w:hAnsi="Arial" w:cs="Arial"/>
+                <w:sz w:val="16"/>
+                <w:szCs w:val="16"/>
+                <w:u w:val="single"/>
               </w:rPr>
               <w:t>{</w:t>
             </w:r>
@@ -4656,7 +5084,7 @@
                 <w:rFonts w:ascii="Arial" w:eastAsia="Arial" w:hAnsi="Arial" w:cs="Arial"/>
                 <w:sz w:val="16"/>
                 <w:szCs w:val="16"/>
-                <w:highlight w:val="yellow"/>
+                <w:u w:val="single"/>
               </w:rPr>
               <w:t>nombreDependenciaEntrega</w:t>
             </w:r>
@@ -4666,26 +5094,16 @@
                 <w:rFonts w:ascii="Arial" w:eastAsia="Arial" w:hAnsi="Arial" w:cs="Arial"/>
                 <w:sz w:val="16"/>
                 <w:szCs w:val="16"/>
-                <w:highlight w:val="yellow"/>
-              </w:rPr>
-              <w:t xml:space="preserve">} </w:t>
-            </w:r>
-            <w:r>
-              <w:rPr>
-                <w:rFonts w:ascii="Arial" w:eastAsia="Arial" w:hAnsi="Arial" w:cs="Arial"/>
-                <w:sz w:val="16"/>
-                <w:szCs w:val="16"/>
-                <w:highlight w:val="yellow"/>
-              </w:rPr>
-              <w:t>__</w:t>
-            </w:r>
-            <w:r>
-              <w:rPr>
-                <w:rFonts w:ascii="Arial" w:eastAsia="Arial" w:hAnsi="Arial" w:cs="Arial"/>
-                <w:color w:val="000000"/>
-                <w:sz w:val="16"/>
-                <w:szCs w:val="16"/>
-                <w:highlight w:val="yellow"/>
+                <w:u w:val="single"/>
+              </w:rPr>
+              <w:t>}</w:t>
+            </w:r>
+            <w:r>
+              <w:rPr>
+                <w:rFonts w:ascii="Arial" w:eastAsia="Arial" w:hAnsi="Arial" w:cs="Arial"/>
+                <w:color w:val="000000"/>
+                <w:sz w:val="16"/>
+                <w:szCs w:val="16"/>
               </w:rPr>
               <w:t>,</w:t>
             </w:r>
@@ -4703,16 +5121,7 @@
                 <w:rFonts w:ascii="Arial" w:eastAsia="Arial" w:hAnsi="Arial" w:cs="Arial"/>
                 <w:sz w:val="16"/>
                 <w:szCs w:val="16"/>
-                <w:highlight w:val="yellow"/>
-              </w:rPr>
-              <w:t>____</w:t>
-            </w:r>
-            <w:r>
-              <w:rPr>
-                <w:rFonts w:ascii="Arial" w:eastAsia="Arial" w:hAnsi="Arial" w:cs="Arial"/>
-                <w:sz w:val="16"/>
-                <w:szCs w:val="16"/>
-                <w:highlight w:val="yellow"/>
+                <w:u w:val="single"/>
               </w:rPr>
               <w:t>{</w:t>
             </w:r>
@@ -4722,7 +5131,7 @@
                 <w:rFonts w:ascii="Arial" w:eastAsia="Arial" w:hAnsi="Arial" w:cs="Arial"/>
                 <w:sz w:val="16"/>
                 <w:szCs w:val="16"/>
-                <w:highlight w:val="yellow"/>
+                <w:u w:val="single"/>
               </w:rPr>
               <w:t>telefonoEntrega</w:t>
             </w:r>
@@ -4732,18 +5141,17 @@
                 <w:rFonts w:ascii="Arial" w:eastAsia="Arial" w:hAnsi="Arial" w:cs="Arial"/>
                 <w:sz w:val="16"/>
                 <w:szCs w:val="16"/>
-                <w:highlight w:val="yellow"/>
-              </w:rPr>
-              <w:t xml:space="preserve">} </w:t>
-            </w:r>
-            <w:r>
-              <w:rPr>
-                <w:rFonts w:ascii="Arial" w:eastAsia="Arial" w:hAnsi="Arial" w:cs="Arial"/>
-                <w:sz w:val="16"/>
-                <w:szCs w:val="16"/>
-                <w:highlight w:val="yellow"/>
-              </w:rPr>
-              <w:t>___</w:t>
+                <w:u w:val="single"/>
+              </w:rPr>
+              <w:t>}</w:t>
+            </w:r>
+            <w:r>
+              <w:rPr>
+                <w:rFonts w:ascii="Arial" w:eastAsia="Arial" w:hAnsi="Arial" w:cs="Arial"/>
+                <w:sz w:val="16"/>
+                <w:szCs w:val="16"/>
+              </w:rPr>
+              <w:t xml:space="preserve"> </w:t>
             </w:r>
             <w:r>
               <w:rPr>
@@ -4759,26 +5167,14 @@
                 <w:rFonts w:ascii="Arial" w:eastAsia="Arial" w:hAnsi="Arial" w:cs="Arial"/>
                 <w:sz w:val="16"/>
                 <w:szCs w:val="16"/>
-                <w:highlight w:val="yellow"/>
-              </w:rPr>
-              <w:t>_</w:t>
-            </w:r>
-            <w:r>
-              <w:rPr>
-                <w:rFonts w:ascii="Arial" w:eastAsia="Arial" w:hAnsi="Arial" w:cs="Arial"/>
-                <w:sz w:val="16"/>
-                <w:szCs w:val="16"/>
-                <w:highlight w:val="yellow"/>
               </w:rPr>
               <w:t>{</w:t>
             </w:r>
-            <w:proofErr w:type="spellStart"/>
-            <w:r>
-              <w:rPr>
-                <w:rFonts w:ascii="Arial" w:eastAsia="Arial" w:hAnsi="Arial" w:cs="Arial"/>
-                <w:sz w:val="16"/>
-                <w:szCs w:val="16"/>
-                <w:highlight w:val="yellow"/>
+            <w:r>
+              <w:rPr>
+                <w:rFonts w:ascii="Arial" w:eastAsia="Arial" w:hAnsi="Arial" w:cs="Arial"/>
+                <w:sz w:val="16"/>
+                <w:szCs w:val="16"/>
                 <w:u w:val="single"/>
               </w:rPr>
               <w:t>extencion</w:t>
@@ -4788,7 +5184,6 @@
                 <w:rFonts w:ascii="Arial" w:eastAsia="Arial" w:hAnsi="Arial" w:cs="Arial"/>
                 <w:sz w:val="16"/>
                 <w:szCs w:val="16"/>
-                <w:highlight w:val="yellow"/>
                 <w:u w:val="single"/>
               </w:rPr>
               <w:t>Telefono</w:t>
@@ -4798,37 +5193,24 @@
                 <w:rFonts w:ascii="Arial" w:eastAsia="Arial" w:hAnsi="Arial" w:cs="Arial"/>
                 <w:sz w:val="16"/>
                 <w:szCs w:val="16"/>
-                <w:highlight w:val="yellow"/>
                 <w:u w:val="single"/>
               </w:rPr>
               <w:t>Entrega</w:t>
             </w:r>
-            <w:proofErr w:type="spellEnd"/>
-            <w:r>
-              <w:rPr>
-                <w:rFonts w:ascii="Arial" w:eastAsia="Arial" w:hAnsi="Arial" w:cs="Arial"/>
-                <w:sz w:val="16"/>
-                <w:szCs w:val="16"/>
-                <w:highlight w:val="yellow"/>
-              </w:rPr>
-              <w:t xml:space="preserve">} </w:t>
-            </w:r>
-            <w:r>
-              <w:rPr>
-                <w:rFonts w:ascii="Arial" w:eastAsia="Arial" w:hAnsi="Arial" w:cs="Arial"/>
-                <w:sz w:val="16"/>
-                <w:szCs w:val="16"/>
-                <w:highlight w:val="yellow"/>
-              </w:rPr>
-              <w:t>_</w:t>
-            </w:r>
-            <w:r>
-              <w:rPr>
-                <w:rFonts w:ascii="Arial" w:eastAsia="Arial" w:hAnsi="Arial" w:cs="Arial"/>
-                <w:color w:val="000000"/>
-                <w:sz w:val="16"/>
-                <w:szCs w:val="16"/>
-                <w:highlight w:val="yellow"/>
+            <w:r>
+              <w:rPr>
+                <w:rFonts w:ascii="Arial" w:eastAsia="Arial" w:hAnsi="Arial" w:cs="Arial"/>
+                <w:sz w:val="16"/>
+                <w:szCs w:val="16"/>
+              </w:rPr>
+              <w:t>}</w:t>
+            </w:r>
+            <w:r>
+              <w:rPr>
+                <w:rFonts w:ascii="Arial" w:eastAsia="Arial" w:hAnsi="Arial" w:cs="Arial"/>
+                <w:color w:val="000000"/>
+                <w:sz w:val="16"/>
+                <w:szCs w:val="16"/>
               </w:rPr>
               <w:t>,</w:t>
             </w:r>
@@ -4874,7 +5256,16 @@
                 <w:sz w:val="16"/>
                 <w:szCs w:val="16"/>
               </w:rPr>
-              <w:t>4. La presentación de los entregables descritos en la descripción de cada partida deberá realizarse dentro de los plazos señalados en el domicilio indicado en las mismas.</w:t>
+              <w:t>4. La presentación de los entregables descritos en la descripción de cada partida deberá realizarse dentro de los plazos señalados en el domicilio indicado e</w:t>
+            </w:r>
+            <w:r>
+              <w:rPr>
+                <w:rFonts w:ascii="Arial" w:eastAsia="Arial" w:hAnsi="Arial" w:cs="Arial"/>
+                <w:color w:val="000000"/>
+                <w:sz w:val="16"/>
+                <w:szCs w:val="16"/>
+              </w:rPr>
+              <w:t>n las mismas.</w:t>
             </w:r>
           </w:p>
           <w:p>
@@ -4979,7 +5370,16 @@
                 <w:sz w:val="16"/>
                 <w:szCs w:val="16"/>
               </w:rPr>
-              <w:t xml:space="preserve">A) Garantía de cumplimiento de contrato y vicios ocultos. </w:t>
+              <w:t>A) Garantía de cumpl</w:t>
+            </w:r>
+            <w:r>
+              <w:rPr>
+                <w:rFonts w:ascii="Arial" w:eastAsia="Arial" w:hAnsi="Arial" w:cs="Arial"/>
+                <w:color w:val="000000"/>
+                <w:sz w:val="16"/>
+                <w:szCs w:val="16"/>
+              </w:rPr>
+              <w:t xml:space="preserve">imiento de contrato y vicios ocultos. </w:t>
             </w:r>
           </w:p>
           <w:p>
@@ -5049,7 +5449,16 @@
                 <w:sz w:val="16"/>
                 <w:szCs w:val="16"/>
               </w:rPr>
-              <w:t>C) Acta constitutiva de la persona jurídica o acta de nacimiento en caso de ser persona física. Para el caso de que la persona moral haya tenido modificaciones a su acta constitutiva, deberá presentar las últimas modificaciones correspondientes.</w:t>
+              <w:t xml:space="preserve">C) Acta constitutiva de la persona jurídica o acta de nacimiento en caso de ser persona física. Para el caso de que la </w:t>
+            </w:r>
+            <w:r>
+              <w:rPr>
+                <w:rFonts w:ascii="Arial" w:eastAsia="Arial" w:hAnsi="Arial" w:cs="Arial"/>
+                <w:color w:val="000000"/>
+                <w:sz w:val="16"/>
+                <w:szCs w:val="16"/>
+              </w:rPr>
+              <w:t>persona moral haya tenido modificaciones a su acta constitutiva, deberá presentar las últimas modificaciones correspondientes.</w:t>
             </w:r>
           </w:p>
           <w:p>
@@ -5155,182 +5564,254 @@
                 <w:sz w:val="16"/>
                 <w:szCs w:val="16"/>
               </w:rPr>
-              <w:t xml:space="preserve">F) Comprobante de domicilio con una antigüedad no mayor a tres meses. </w:t>
-            </w:r>
-          </w:p>
-          <w:p>
-            <w:pPr>
-              <w:spacing w:after="0" w:line="276" w:lineRule="auto"/>
-              <w:ind w:left="170" w:right="170"/>
-              <w:jc w:val="both"/>
-              <w:rPr>
-                <w:rFonts w:ascii="Arial" w:eastAsia="Arial" w:hAnsi="Arial" w:cs="Arial"/>
-                <w:color w:val="000000"/>
-                <w:sz w:val="16"/>
-                <w:szCs w:val="16"/>
-              </w:rPr>
-            </w:pPr>
-          </w:p>
-          <w:p>
-            <w:pPr>
-              <w:spacing w:after="0" w:line="276" w:lineRule="auto"/>
-              <w:ind w:left="170" w:right="170"/>
-              <w:jc w:val="both"/>
-              <w:rPr>
-                <w:rFonts w:ascii="Arial" w:eastAsia="Arial" w:hAnsi="Arial" w:cs="Arial"/>
-                <w:color w:val="000000"/>
-                <w:sz w:val="16"/>
-                <w:szCs w:val="16"/>
-              </w:rPr>
-            </w:pPr>
-            <w:r>
-              <w:rPr>
-                <w:rFonts w:ascii="Arial" w:eastAsia="Arial" w:hAnsi="Arial" w:cs="Arial"/>
-                <w:color w:val="000000"/>
-                <w:sz w:val="16"/>
-                <w:szCs w:val="16"/>
-              </w:rPr>
-              <w:t>G) Constancia de Inscripción al Padrón de Proveedores del Municipio de CUAUTLANCINGO, Puebla, vigente; en caso de no contar con registro en el Padrón, el licitante que resulte adjudicado deberá presentar carta bajo protesta de decir verdad que, en caso de resultar adjudicado se compromete a inscribirse en dicho Padrón durante la vigencia del contrato.</w:t>
-            </w:r>
-          </w:p>
-          <w:p>
-            <w:pPr>
-              <w:spacing w:after="0" w:line="276" w:lineRule="auto"/>
-              <w:ind w:left="170" w:right="170"/>
-              <w:jc w:val="both"/>
-              <w:rPr>
-                <w:rFonts w:ascii="Arial" w:eastAsia="Arial" w:hAnsi="Arial" w:cs="Arial"/>
-                <w:color w:val="000000"/>
-                <w:sz w:val="16"/>
-                <w:szCs w:val="16"/>
-              </w:rPr>
-            </w:pPr>
-          </w:p>
-          <w:p>
-            <w:pPr>
-              <w:spacing w:after="0" w:line="276" w:lineRule="auto"/>
-              <w:ind w:left="170" w:right="170"/>
-              <w:jc w:val="both"/>
-              <w:rPr>
-                <w:rFonts w:ascii="Arial" w:eastAsia="Arial" w:hAnsi="Arial" w:cs="Arial"/>
-                <w:color w:val="000000"/>
-                <w:sz w:val="16"/>
-                <w:szCs w:val="16"/>
-              </w:rPr>
-            </w:pPr>
-            <w:r>
-              <w:rPr>
-                <w:rFonts w:ascii="Arial" w:eastAsia="Arial" w:hAnsi="Arial" w:cs="Arial"/>
-                <w:color w:val="000000"/>
-                <w:sz w:val="16"/>
-                <w:szCs w:val="16"/>
-              </w:rPr>
-              <w:t>H) Constancia de No Adeudo, expedida por el Honorable Ayuntamiento de CUAUTLANCINGO de conformidad con lo establecido por el artículo 19 fracción II, inciso i) de la Ley de Ingresos del Municipio de CUAUTLANCINGO para el ejercicio fiscal 2026 (con copia simple legible).</w:t>
-            </w:r>
-          </w:p>
-          <w:p>
-            <w:pPr>
-              <w:spacing w:after="0" w:line="276" w:lineRule="auto"/>
-              <w:ind w:left="170" w:right="170"/>
-              <w:jc w:val="both"/>
-              <w:rPr>
-                <w:rFonts w:ascii="Arial" w:eastAsia="Arial" w:hAnsi="Arial" w:cs="Arial"/>
-                <w:color w:val="000000"/>
-                <w:sz w:val="16"/>
-                <w:szCs w:val="16"/>
-              </w:rPr>
-            </w:pPr>
-          </w:p>
-          <w:p>
-            <w:pPr>
-              <w:spacing w:after="0" w:line="276" w:lineRule="auto"/>
-              <w:ind w:left="170" w:right="170"/>
-              <w:jc w:val="both"/>
-              <w:rPr>
-                <w:rFonts w:ascii="Arial" w:eastAsia="Arial" w:hAnsi="Arial" w:cs="Arial"/>
-                <w:color w:val="000000"/>
-                <w:sz w:val="16"/>
-                <w:szCs w:val="16"/>
-              </w:rPr>
-            </w:pPr>
-            <w:r>
-              <w:rPr>
-                <w:rFonts w:ascii="Arial" w:eastAsia="Arial" w:hAnsi="Arial" w:cs="Arial"/>
-                <w:color w:val="000000"/>
-                <w:sz w:val="16"/>
-                <w:szCs w:val="16"/>
-              </w:rPr>
-              <w:t>I) Documento vigente con una antigüedad no mayor a 30 días naturales, expedido por el Instituto Mexicano del Seguro Social (IMSS) sobre la opinión de cumplimiento de obligaciones fiscales en materia de seguridad social en sentido positivo; la cual deberá tramitar el licitante en la página www.imss.gob.mx</w:t>
-            </w:r>
-          </w:p>
-          <w:p>
-            <w:pPr>
-              <w:spacing w:after="0" w:line="276" w:lineRule="auto"/>
-              <w:ind w:left="170" w:right="170"/>
-              <w:jc w:val="both"/>
-              <w:rPr>
-                <w:rFonts w:ascii="Arial" w:eastAsia="Arial" w:hAnsi="Arial" w:cs="Arial"/>
-                <w:color w:val="000000"/>
-                <w:sz w:val="16"/>
-                <w:szCs w:val="16"/>
-              </w:rPr>
-            </w:pPr>
-          </w:p>
-          <w:p>
-            <w:pPr>
-              <w:spacing w:after="0" w:line="276" w:lineRule="auto"/>
-              <w:ind w:left="170" w:right="170"/>
-              <w:jc w:val="both"/>
-              <w:rPr>
-                <w:rFonts w:ascii="Arial" w:eastAsia="Arial" w:hAnsi="Arial" w:cs="Arial"/>
-                <w:color w:val="000000"/>
-                <w:sz w:val="16"/>
-                <w:szCs w:val="16"/>
-              </w:rPr>
-            </w:pPr>
-            <w:r>
-              <w:rPr>
-                <w:rFonts w:ascii="Arial" w:eastAsia="Arial" w:hAnsi="Arial" w:cs="Arial"/>
-                <w:color w:val="000000"/>
-                <w:sz w:val="16"/>
-                <w:szCs w:val="16"/>
-              </w:rPr>
-              <w:t xml:space="preserve">J) Documento emitido por el Instituto del Fondo Nacional de la Vivienda para los Trabajadores (INFONAVIT), con antigüedad no mayor a 30 días naturales en el que se hará constar que el licitante adjudicado no tiene adeudos con el organismo, firmado por el representante legal; en términos del acuerdo del H. Consejo de administración del Instituto del Fondo Nacional de la Vivienda para los Trabajadores (INFONAVIT) por el que se emiten las reglas para la obtención de la constancia de situación fiscal en materia de aportaciones patronales y entero de descuentos, publicado en el Diario Oficial de la Federación de fecha 28 de junio de 2017. </w:t>
-            </w:r>
-          </w:p>
-          <w:p>
-            <w:pPr>
-              <w:spacing w:after="0" w:line="276" w:lineRule="auto"/>
-              <w:ind w:left="170" w:right="170"/>
-              <w:jc w:val="both"/>
-              <w:rPr>
-                <w:rFonts w:ascii="Arial" w:eastAsia="Arial" w:hAnsi="Arial" w:cs="Arial"/>
-                <w:color w:val="000000"/>
-                <w:sz w:val="16"/>
-                <w:szCs w:val="16"/>
-              </w:rPr>
-            </w:pPr>
-          </w:p>
-          <w:p>
-            <w:pPr>
-              <w:spacing w:after="0" w:line="276" w:lineRule="auto"/>
-              <w:ind w:left="170" w:right="170"/>
-              <w:jc w:val="both"/>
-              <w:rPr>
-                <w:rFonts w:ascii="Arial" w:eastAsia="Arial" w:hAnsi="Arial" w:cs="Arial"/>
-                <w:color w:val="000000"/>
-                <w:sz w:val="16"/>
-                <w:szCs w:val="16"/>
-              </w:rPr>
-            </w:pPr>
-            <w:r>
-              <w:rPr>
-                <w:rFonts w:ascii="Arial" w:eastAsia="Arial" w:hAnsi="Arial" w:cs="Arial"/>
-                <w:color w:val="000000"/>
-                <w:sz w:val="16"/>
-                <w:szCs w:val="16"/>
-              </w:rPr>
-              <w:t>K) Opinión de cumplimiento de obligaciones fiscales en sentido positivo, emitida por el Servicio de administración Tributaria (SAT), con el sello o liga digital correspondiente, dicho documento deberá haber sido expedido dentro de los 30 días naturales previos a la presentación de la propuesta.</w:t>
+              <w:t>F) Comprobante de domicilio con una antigüedad no mayor a tres mese</w:t>
+            </w:r>
+            <w:r>
+              <w:rPr>
+                <w:rFonts w:ascii="Arial" w:eastAsia="Arial" w:hAnsi="Arial" w:cs="Arial"/>
+                <w:color w:val="000000"/>
+                <w:sz w:val="16"/>
+                <w:szCs w:val="16"/>
+              </w:rPr>
+              <w:t xml:space="preserve">s. </w:t>
+            </w:r>
+          </w:p>
+          <w:p>
+            <w:pPr>
+              <w:spacing w:after="0" w:line="276" w:lineRule="auto"/>
+              <w:ind w:left="170" w:right="170"/>
+              <w:jc w:val="both"/>
+              <w:rPr>
+                <w:rFonts w:ascii="Arial" w:eastAsia="Arial" w:hAnsi="Arial" w:cs="Arial"/>
+                <w:color w:val="000000"/>
+                <w:sz w:val="16"/>
+                <w:szCs w:val="16"/>
+              </w:rPr>
+            </w:pPr>
+          </w:p>
+          <w:p>
+            <w:pPr>
+              <w:spacing w:after="0" w:line="276" w:lineRule="auto"/>
+              <w:ind w:left="170" w:right="170"/>
+              <w:jc w:val="both"/>
+              <w:rPr>
+                <w:rFonts w:ascii="Arial" w:eastAsia="Arial" w:hAnsi="Arial" w:cs="Arial"/>
+                <w:color w:val="000000"/>
+                <w:sz w:val="16"/>
+                <w:szCs w:val="16"/>
+              </w:rPr>
+            </w:pPr>
+            <w:r>
+              <w:rPr>
+                <w:rFonts w:ascii="Arial" w:eastAsia="Arial" w:hAnsi="Arial" w:cs="Arial"/>
+                <w:color w:val="000000"/>
+                <w:sz w:val="16"/>
+                <w:szCs w:val="16"/>
+              </w:rPr>
+              <w:t>G) Constancia de Inscripción al Padrón de Proveedores del Municipio de CUAUTLANCINGO, Puebla, vigente; en caso de no contar con registro en el Padrón, el licitante que resulte adjudicado deberá presentar carta bajo protesta de decir verdad que, en cas</w:t>
+            </w:r>
+            <w:r>
+              <w:rPr>
+                <w:rFonts w:ascii="Arial" w:eastAsia="Arial" w:hAnsi="Arial" w:cs="Arial"/>
+                <w:color w:val="000000"/>
+                <w:sz w:val="16"/>
+                <w:szCs w:val="16"/>
+              </w:rPr>
+              <w:t>o de resultar adjudicado se compromete a inscribirse en dicho Padrón durante la vigencia del contrato.</w:t>
+            </w:r>
+          </w:p>
+          <w:p>
+            <w:pPr>
+              <w:spacing w:after="0" w:line="276" w:lineRule="auto"/>
+              <w:ind w:left="170" w:right="170"/>
+              <w:jc w:val="both"/>
+              <w:rPr>
+                <w:rFonts w:ascii="Arial" w:eastAsia="Arial" w:hAnsi="Arial" w:cs="Arial"/>
+                <w:color w:val="000000"/>
+                <w:sz w:val="16"/>
+                <w:szCs w:val="16"/>
+              </w:rPr>
+            </w:pPr>
+          </w:p>
+          <w:p>
+            <w:pPr>
+              <w:spacing w:after="0" w:line="276" w:lineRule="auto"/>
+              <w:ind w:left="170" w:right="170"/>
+              <w:jc w:val="both"/>
+              <w:rPr>
+                <w:rFonts w:ascii="Arial" w:eastAsia="Arial" w:hAnsi="Arial" w:cs="Arial"/>
+                <w:color w:val="000000"/>
+                <w:sz w:val="16"/>
+                <w:szCs w:val="16"/>
+              </w:rPr>
+            </w:pPr>
+            <w:r>
+              <w:rPr>
+                <w:rFonts w:ascii="Arial" w:eastAsia="Arial" w:hAnsi="Arial" w:cs="Arial"/>
+                <w:color w:val="000000"/>
+                <w:sz w:val="16"/>
+                <w:szCs w:val="16"/>
+              </w:rPr>
+              <w:t>H) Constancia de No Adeudo, expedida por el Honorable Ayuntamiento de CUAUTLANCINGO de conformidad con lo establecido por el artículo 19 fracción II, in</w:t>
+            </w:r>
+            <w:r>
+              <w:rPr>
+                <w:rFonts w:ascii="Arial" w:eastAsia="Arial" w:hAnsi="Arial" w:cs="Arial"/>
+                <w:color w:val="000000"/>
+                <w:sz w:val="16"/>
+                <w:szCs w:val="16"/>
+              </w:rPr>
+              <w:t>ciso i) de la Ley de Ingresos del Municipio de CUAUTLANCINGO para el ejercicio fiscal 2026 (con copia simple legible).</w:t>
+            </w:r>
+          </w:p>
+          <w:p>
+            <w:pPr>
+              <w:spacing w:after="0" w:line="276" w:lineRule="auto"/>
+              <w:ind w:left="170" w:right="170"/>
+              <w:jc w:val="both"/>
+              <w:rPr>
+                <w:rFonts w:ascii="Arial" w:eastAsia="Arial" w:hAnsi="Arial" w:cs="Arial"/>
+                <w:color w:val="000000"/>
+                <w:sz w:val="16"/>
+                <w:szCs w:val="16"/>
+              </w:rPr>
+            </w:pPr>
+          </w:p>
+          <w:p>
+            <w:pPr>
+              <w:spacing w:after="0" w:line="276" w:lineRule="auto"/>
+              <w:ind w:left="170" w:right="170"/>
+              <w:jc w:val="both"/>
+              <w:rPr>
+                <w:rFonts w:ascii="Arial" w:eastAsia="Arial" w:hAnsi="Arial" w:cs="Arial"/>
+                <w:color w:val="000000"/>
+                <w:sz w:val="16"/>
+                <w:szCs w:val="16"/>
+              </w:rPr>
+            </w:pPr>
+            <w:r>
+              <w:rPr>
+                <w:rFonts w:ascii="Arial" w:eastAsia="Arial" w:hAnsi="Arial" w:cs="Arial"/>
+                <w:color w:val="000000"/>
+                <w:sz w:val="16"/>
+                <w:szCs w:val="16"/>
+              </w:rPr>
+              <w:t xml:space="preserve">I) Documento vigente con una antigüedad no mayor a 30 días naturales, expedido por el Instituto Mexicano del Seguro Social (IMSS) sobre </w:t>
+            </w:r>
+            <w:r>
+              <w:rPr>
+                <w:rFonts w:ascii="Arial" w:eastAsia="Arial" w:hAnsi="Arial" w:cs="Arial"/>
+                <w:color w:val="000000"/>
+                <w:sz w:val="16"/>
+                <w:szCs w:val="16"/>
+              </w:rPr>
+              <w:t>la opinión de cumplimiento de obligaciones fiscales en materia de seguridad social en sentido positivo; la cual deberá tramitar el licitante en la página www.imss.gob.mx</w:t>
+            </w:r>
+          </w:p>
+          <w:p>
+            <w:pPr>
+              <w:spacing w:after="0" w:line="276" w:lineRule="auto"/>
+              <w:ind w:left="170" w:right="170"/>
+              <w:jc w:val="both"/>
+              <w:rPr>
+                <w:rFonts w:ascii="Arial" w:eastAsia="Arial" w:hAnsi="Arial" w:cs="Arial"/>
+                <w:color w:val="000000"/>
+                <w:sz w:val="16"/>
+                <w:szCs w:val="16"/>
+              </w:rPr>
+            </w:pPr>
+          </w:p>
+          <w:p>
+            <w:pPr>
+              <w:spacing w:after="0" w:line="276" w:lineRule="auto"/>
+              <w:ind w:left="170" w:right="170"/>
+              <w:jc w:val="both"/>
+              <w:rPr>
+                <w:rFonts w:ascii="Arial" w:eastAsia="Arial" w:hAnsi="Arial" w:cs="Arial"/>
+                <w:color w:val="000000"/>
+                <w:sz w:val="16"/>
+                <w:szCs w:val="16"/>
+              </w:rPr>
+            </w:pPr>
+            <w:r>
+              <w:rPr>
+                <w:rFonts w:ascii="Arial" w:eastAsia="Arial" w:hAnsi="Arial" w:cs="Arial"/>
+                <w:color w:val="000000"/>
+                <w:sz w:val="16"/>
+                <w:szCs w:val="16"/>
+              </w:rPr>
+              <w:t>J) Documento emitido por el Instituto del Fondo Nacional de la Vivienda para los Trab</w:t>
+            </w:r>
+            <w:r>
+              <w:rPr>
+                <w:rFonts w:ascii="Arial" w:eastAsia="Arial" w:hAnsi="Arial" w:cs="Arial"/>
+                <w:color w:val="000000"/>
+                <w:sz w:val="16"/>
+                <w:szCs w:val="16"/>
+              </w:rPr>
+              <w:t>ajadores (INFONAVIT), con antigüedad no mayor a 30 días naturales en el que se hará constar que el licitante adjudicado no tiene adeudos con el organismo, firmado por el representante legal; en términos del acuerdo del H. Consejo de administración del Inst</w:t>
+            </w:r>
+            <w:r>
+              <w:rPr>
+                <w:rFonts w:ascii="Arial" w:eastAsia="Arial" w:hAnsi="Arial" w:cs="Arial"/>
+                <w:color w:val="000000"/>
+                <w:sz w:val="16"/>
+                <w:szCs w:val="16"/>
+              </w:rPr>
+              <w:t>ituto del Fondo Nacional de la Vivienda para los Trabajadores (INFONAVIT) por el que se emiten las reglas para la obtención de la constancia de situación fiscal en materia de aportaciones patronales y entero de descuentos, publicado en el Diario Oficial de</w:t>
+            </w:r>
+            <w:r>
+              <w:rPr>
+                <w:rFonts w:ascii="Arial" w:eastAsia="Arial" w:hAnsi="Arial" w:cs="Arial"/>
+                <w:color w:val="000000"/>
+                <w:sz w:val="16"/>
+                <w:szCs w:val="16"/>
+              </w:rPr>
+              <w:t xml:space="preserve"> la Federación de fecha 28 de junio de 2017. </w:t>
+            </w:r>
+          </w:p>
+          <w:p>
+            <w:pPr>
+              <w:spacing w:after="0" w:line="276" w:lineRule="auto"/>
+              <w:ind w:left="170" w:right="170"/>
+              <w:jc w:val="both"/>
+              <w:rPr>
+                <w:rFonts w:ascii="Arial" w:eastAsia="Arial" w:hAnsi="Arial" w:cs="Arial"/>
+                <w:color w:val="000000"/>
+                <w:sz w:val="16"/>
+                <w:szCs w:val="16"/>
+              </w:rPr>
+            </w:pPr>
+          </w:p>
+          <w:p>
+            <w:pPr>
+              <w:spacing w:after="0" w:line="276" w:lineRule="auto"/>
+              <w:ind w:left="170" w:right="170"/>
+              <w:jc w:val="both"/>
+              <w:rPr>
+                <w:rFonts w:ascii="Arial" w:eastAsia="Arial" w:hAnsi="Arial" w:cs="Arial"/>
+                <w:color w:val="000000"/>
+                <w:sz w:val="16"/>
+                <w:szCs w:val="16"/>
+              </w:rPr>
+            </w:pPr>
+            <w:r>
+              <w:rPr>
+                <w:rFonts w:ascii="Arial" w:eastAsia="Arial" w:hAnsi="Arial" w:cs="Arial"/>
+                <w:color w:val="000000"/>
+                <w:sz w:val="16"/>
+                <w:szCs w:val="16"/>
+              </w:rPr>
+              <w:t>K) Opinión de cumplimiento de obligaciones fiscales en sentido positivo, emitida por el Servicio de administración Tributaria (SAT), con el sello o liga digital correspondiente, dicho documento deberá haber si</w:t>
+            </w:r>
+            <w:r>
+              <w:rPr>
+                <w:rFonts w:ascii="Arial" w:eastAsia="Arial" w:hAnsi="Arial" w:cs="Arial"/>
+                <w:color w:val="000000"/>
+                <w:sz w:val="16"/>
+                <w:szCs w:val="16"/>
+              </w:rPr>
+              <w:t>do expedido dentro de los 30 días naturales previos a la presentación de la propuesta.</w:t>
             </w:r>
           </w:p>
           <w:p>
@@ -5435,7 +5916,16 @@
                 <w:sz w:val="16"/>
                 <w:szCs w:val="16"/>
               </w:rPr>
-              <w:t>7. La descripción y requisitos que se plasman en la presente requisición derivan de la solicitud efectuada por la contratante, por lo que el Representante para esta requisición y para efectos del procedimiento de contratación, así como los actos que resulten del mismo, serán:</w:t>
+              <w:t>7. La descripción y requisitos que se plasman en la presente requisición derivan de la solicitud efectuada por la contratante, por lo que el Representante para esta requisición y para efectos del procedimiento de contratación, así como los actos que result</w:t>
+            </w:r>
+            <w:r>
+              <w:rPr>
+                <w:rFonts w:ascii="Arial" w:eastAsia="Arial" w:hAnsi="Arial" w:cs="Arial"/>
+                <w:color w:val="000000"/>
+                <w:sz w:val="16"/>
+                <w:szCs w:val="16"/>
+              </w:rPr>
+              <w:t>en del mismo, serán:</w:t>
             </w:r>
           </w:p>
           <w:p>
@@ -5519,16 +6009,61 @@
                 <w:color w:val="000000"/>
                 <w:sz w:val="16"/>
                 <w:szCs w:val="16"/>
-                <w:shd w:val="clear" w:color="auto" w:fill="92D050"/>
-              </w:rPr>
-              <w:t>___________</w:t>
-            </w:r>
-            <w:r>
-              <w:rPr>
-                <w:rFonts w:ascii="Arial" w:eastAsia="Arial" w:hAnsi="Arial" w:cs="Arial"/>
-                <w:color w:val="000000"/>
-                <w:sz w:val="16"/>
-                <w:szCs w:val="16"/>
+                <w:u w:val="single"/>
+              </w:rPr>
+              <w:t>{nombreRepresentante}</w:t>
+            </w:r>
+          </w:p>
+          <w:p>
+            <w:pPr>
+              <w:spacing w:after="0" w:line="276" w:lineRule="auto"/>
+              <w:ind w:left="170" w:right="170"/>
+              <w:jc w:val="both"/>
+              <w:rPr>
+                <w:rFonts w:ascii="Arial" w:eastAsia="Arial" w:hAnsi="Arial" w:cs="Arial"/>
+                <w:color w:val="000000"/>
+                <w:sz w:val="16"/>
+                <w:szCs w:val="16"/>
+              </w:rPr>
+            </w:pPr>
+          </w:p>
+          <w:p>
+            <w:pPr>
+              <w:spacing w:after="0" w:line="276" w:lineRule="auto"/>
+              <w:ind w:left="170" w:right="170"/>
+              <w:jc w:val="both"/>
+              <w:rPr>
+                <w:rFonts w:ascii="Arial" w:eastAsia="Arial" w:hAnsi="Arial" w:cs="Arial"/>
+                <w:color w:val="000000"/>
+                <w:sz w:val="16"/>
+                <w:szCs w:val="16"/>
+              </w:rPr>
+            </w:pPr>
+            <w:r>
+              <w:rPr>
+                <w:rFonts w:ascii="Arial" w:eastAsia="Arial" w:hAnsi="Arial" w:cs="Arial"/>
+                <w:color w:val="000000"/>
+                <w:sz w:val="16"/>
+                <w:szCs w:val="16"/>
+              </w:rPr>
+              <w:t>Cargo</w:t>
+            </w:r>
+            <w:r>
+              <w:rPr>
+                <w:rFonts w:ascii="Arial" w:eastAsia="Arial" w:hAnsi="Arial" w:cs="Arial"/>
+                <w:color w:val="000000"/>
+                <w:sz w:val="16"/>
+                <w:szCs w:val="16"/>
+              </w:rPr>
+              <w:t xml:space="preserve">: </w:t>
+            </w:r>
+            <w:r>
+              <w:rPr>
+                <w:rFonts w:ascii="Arial" w:eastAsia="Arial" w:hAnsi="Arial" w:cs="Arial"/>
+                <w:color w:val="000000"/>
+                <w:sz w:val="16"/>
+                <w:szCs w:val="16"/>
+                <w:u w:val="single"/>
               </w:rPr>
               <w:t>{</w:t>
             </w:r>
@@ -5539,8 +6074,9 @@
                 <w:color w:val="000000"/>
                 <w:sz w:val="16"/>
                 <w:szCs w:val="16"/>
-              </w:rPr>
-              <w:t>nombreRepresentante</w:t>
+                <w:u w:val="single"/>
+              </w:rPr>
+              <w:t>cargoRepresentante</w:t>
             </w:r>
             <w:proofErr w:type="spellEnd"/>
             <w:r>
@@ -5549,70 +6085,97 @@
                 <w:color w:val="000000"/>
                 <w:sz w:val="16"/>
                 <w:szCs w:val="16"/>
+                <w:u w:val="single"/>
               </w:rPr>
               <w:t>}</w:t>
             </w:r>
-            <w:r>
-              <w:rPr>
-                <w:rFonts w:ascii="Arial" w:eastAsia="Arial" w:hAnsi="Arial" w:cs="Arial"/>
-                <w:color w:val="000000"/>
-                <w:sz w:val="16"/>
-                <w:szCs w:val="16"/>
-                <w:shd w:val="clear" w:color="auto" w:fill="92D050"/>
-              </w:rPr>
-              <w:t>_____________</w:t>
-            </w:r>
-          </w:p>
-          <w:p>
-            <w:pPr>
-              <w:spacing w:after="0" w:line="276" w:lineRule="auto"/>
-              <w:ind w:left="170" w:right="170"/>
-              <w:jc w:val="both"/>
-              <w:rPr>
-                <w:rFonts w:ascii="Arial" w:eastAsia="Arial" w:hAnsi="Arial" w:cs="Arial"/>
-                <w:color w:val="000000"/>
-                <w:sz w:val="16"/>
-                <w:szCs w:val="16"/>
-              </w:rPr>
-            </w:pPr>
-          </w:p>
-          <w:p>
-            <w:pPr>
-              <w:spacing w:after="0" w:line="276" w:lineRule="auto"/>
-              <w:ind w:left="170" w:right="170"/>
-              <w:jc w:val="both"/>
-              <w:rPr>
-                <w:rFonts w:ascii="Arial" w:eastAsia="Arial" w:hAnsi="Arial" w:cs="Arial"/>
-                <w:color w:val="000000"/>
-                <w:sz w:val="16"/>
-                <w:szCs w:val="16"/>
-              </w:rPr>
-            </w:pPr>
-            <w:r>
-              <w:rPr>
-                <w:rFonts w:ascii="Arial" w:eastAsia="Arial" w:hAnsi="Arial" w:cs="Arial"/>
-                <w:color w:val="000000"/>
-                <w:sz w:val="16"/>
-                <w:szCs w:val="16"/>
-              </w:rPr>
-              <w:t>Cargo</w:t>
-            </w:r>
-            <w:r>
-              <w:rPr>
-                <w:rFonts w:ascii="Arial" w:eastAsia="Arial" w:hAnsi="Arial" w:cs="Arial"/>
-                <w:color w:val="000000"/>
-                <w:sz w:val="16"/>
-                <w:szCs w:val="16"/>
-                <w:shd w:val="clear" w:color="auto" w:fill="92D050"/>
-              </w:rPr>
-              <w:t>: ____________</w:t>
-            </w:r>
-            <w:r>
-              <w:rPr>
-                <w:rFonts w:ascii="Arial" w:eastAsia="Arial" w:hAnsi="Arial" w:cs="Arial"/>
-                <w:color w:val="000000"/>
-                <w:sz w:val="16"/>
-                <w:szCs w:val="16"/>
+          </w:p>
+          <w:p>
+            <w:pPr>
+              <w:spacing w:after="0" w:line="276" w:lineRule="auto"/>
+              <w:ind w:left="170" w:right="170"/>
+              <w:jc w:val="both"/>
+              <w:rPr>
+                <w:rFonts w:ascii="Arial" w:eastAsia="Arial" w:hAnsi="Arial" w:cs="Arial"/>
+                <w:color w:val="000000"/>
+                <w:sz w:val="16"/>
+                <w:szCs w:val="16"/>
+              </w:rPr>
+            </w:pPr>
+          </w:p>
+          <w:p>
+            <w:pPr>
+              <w:spacing w:after="0" w:line="276" w:lineRule="auto"/>
+              <w:ind w:left="170" w:right="170"/>
+              <w:jc w:val="both"/>
+              <w:rPr>
+                <w:rFonts w:ascii="Arial" w:eastAsia="Arial" w:hAnsi="Arial" w:cs="Arial"/>
+                <w:color w:val="000000"/>
+                <w:sz w:val="16"/>
+                <w:szCs w:val="16"/>
+              </w:rPr>
+            </w:pPr>
+            <w:r>
+              <w:rPr>
+                <w:rFonts w:ascii="Arial" w:eastAsia="Arial" w:hAnsi="Arial" w:cs="Arial"/>
+                <w:color w:val="000000"/>
+                <w:sz w:val="16"/>
+                <w:szCs w:val="16"/>
+              </w:rPr>
+              <w:t xml:space="preserve">Correo electrónico: </w:t>
+            </w:r>
+            <w:r>
+              <w:rPr>
+                <w:rFonts w:ascii="Arial" w:eastAsia="Arial" w:hAnsi="Arial" w:cs="Arial"/>
+                <w:color w:val="000000"/>
+                <w:sz w:val="16"/>
+                <w:szCs w:val="16"/>
+                <w:u w:val="single"/>
+              </w:rPr>
+              <w:t>{correoRepresentante}</w:t>
+            </w:r>
+          </w:p>
+          <w:p>
+            <w:pPr>
+              <w:spacing w:after="0" w:line="276" w:lineRule="auto"/>
+              <w:ind w:left="170" w:right="170"/>
+              <w:jc w:val="both"/>
+              <w:rPr>
+                <w:rFonts w:ascii="Arial" w:eastAsia="Arial" w:hAnsi="Arial" w:cs="Arial"/>
+                <w:color w:val="000000"/>
+                <w:sz w:val="16"/>
+                <w:szCs w:val="16"/>
+              </w:rPr>
+            </w:pPr>
+          </w:p>
+          <w:p>
+            <w:pPr>
+              <w:spacing w:after="0" w:line="276" w:lineRule="auto"/>
+              <w:ind w:left="170" w:right="170"/>
+              <w:jc w:val="both"/>
+              <w:rPr>
+                <w:rFonts w:ascii="Arial" w:eastAsia="Arial" w:hAnsi="Arial" w:cs="Arial"/>
+                <w:color w:val="000000"/>
+                <w:sz w:val="16"/>
+                <w:szCs w:val="16"/>
+              </w:rPr>
+            </w:pPr>
+            <w:r>
+              <w:rPr>
+                <w:rFonts w:ascii="Arial" w:eastAsia="Arial" w:hAnsi="Arial" w:cs="Arial"/>
+                <w:color w:val="000000"/>
+                <w:sz w:val="16"/>
+                <w:szCs w:val="16"/>
+              </w:rPr>
+              <w:t xml:space="preserve">Teléfono: </w:t>
+            </w:r>
+            <w:r>
+              <w:rPr>
+                <w:rFonts w:ascii="Arial" w:eastAsia="Arial" w:hAnsi="Arial" w:cs="Arial"/>
+                <w:color w:val="000000"/>
+                <w:sz w:val="16"/>
+                <w:szCs w:val="16"/>
+                <w:u w:val="single"/>
               </w:rPr>
               <w:t>{</w:t>
             </w:r>
@@ -5623,8 +6186,9 @@
                 <w:color w:val="000000"/>
                 <w:sz w:val="16"/>
                 <w:szCs w:val="16"/>
-              </w:rPr>
-              <w:t>cargoRepresentante</w:t>
+                <w:u w:val="single"/>
+              </w:rPr>
+              <w:t>telefonoRepresentante</w:t>
             </w:r>
             <w:proofErr w:type="spellEnd"/>
             <w:r>
@@ -5633,82 +6197,145 @@
                 <w:color w:val="000000"/>
                 <w:sz w:val="16"/>
                 <w:szCs w:val="16"/>
+                <w:u w:val="single"/>
               </w:rPr>
               <w:t>}</w:t>
             </w:r>
-            <w:r>
-              <w:rPr>
-                <w:rFonts w:ascii="Arial" w:eastAsia="Arial" w:hAnsi="Arial" w:cs="Arial"/>
-                <w:color w:val="000000"/>
-                <w:sz w:val="16"/>
-                <w:szCs w:val="16"/>
-                <w:shd w:val="clear" w:color="auto" w:fill="92D050"/>
-              </w:rPr>
-              <w:t>______________</w:t>
-            </w:r>
-          </w:p>
-          <w:p>
-            <w:pPr>
-              <w:spacing w:after="0" w:line="276" w:lineRule="auto"/>
-              <w:ind w:left="170" w:right="170"/>
-              <w:jc w:val="both"/>
-              <w:rPr>
-                <w:rFonts w:ascii="Arial" w:eastAsia="Arial" w:hAnsi="Arial" w:cs="Arial"/>
-                <w:color w:val="000000"/>
-                <w:sz w:val="16"/>
-                <w:szCs w:val="16"/>
-              </w:rPr>
-            </w:pPr>
-          </w:p>
-          <w:p>
-            <w:pPr>
-              <w:spacing w:after="0" w:line="276" w:lineRule="auto"/>
-              <w:ind w:left="170" w:right="170"/>
-              <w:jc w:val="both"/>
-              <w:rPr>
-                <w:rFonts w:ascii="Arial" w:eastAsia="Arial" w:hAnsi="Arial" w:cs="Arial"/>
-                <w:color w:val="000000"/>
-                <w:sz w:val="16"/>
-                <w:szCs w:val="16"/>
-              </w:rPr>
-            </w:pPr>
-            <w:r>
-              <w:rPr>
-                <w:rFonts w:ascii="Arial" w:eastAsia="Arial" w:hAnsi="Arial" w:cs="Arial"/>
-                <w:color w:val="000000"/>
-                <w:sz w:val="16"/>
-                <w:szCs w:val="16"/>
-              </w:rPr>
-              <w:t xml:space="preserve">Correo electrónico: </w:t>
-            </w:r>
-            <w:r>
-              <w:rPr>
-                <w:rFonts w:ascii="Arial" w:eastAsia="Arial" w:hAnsi="Arial" w:cs="Arial"/>
-                <w:color w:val="000000"/>
-                <w:sz w:val="16"/>
-                <w:szCs w:val="16"/>
-                <w:shd w:val="clear" w:color="auto" w:fill="92D050"/>
-              </w:rPr>
-              <w:t>_______</w:t>
-            </w:r>
-            <w:r>
-              <w:rPr>
-                <w:rFonts w:ascii="Arial" w:eastAsia="Arial" w:hAnsi="Arial" w:cs="Arial"/>
-                <w:color w:val="000000"/>
-                <w:sz w:val="16"/>
-                <w:szCs w:val="16"/>
+          </w:p>
+          <w:p>
+            <w:pPr>
+              <w:spacing w:after="0" w:line="276" w:lineRule="auto"/>
+              <w:ind w:left="170" w:right="170"/>
+              <w:jc w:val="both"/>
+              <w:rPr>
+                <w:rFonts w:ascii="Arial" w:eastAsia="Arial" w:hAnsi="Arial" w:cs="Arial"/>
+                <w:b/>
+                <w:bCs/>
+                <w:color w:val="000000"/>
+                <w:sz w:val="16"/>
+                <w:szCs w:val="16"/>
+              </w:rPr>
+            </w:pPr>
+          </w:p>
+          <w:p>
+            <w:pPr>
+              <w:spacing w:after="0" w:line="276" w:lineRule="auto"/>
+              <w:ind w:left="170" w:right="170"/>
+              <w:jc w:val="both"/>
+              <w:rPr>
+                <w:rFonts w:ascii="Arial" w:eastAsia="Arial" w:hAnsi="Arial" w:cs="Arial"/>
+                <w:color w:val="000000"/>
+                <w:sz w:val="16"/>
+                <w:szCs w:val="16"/>
+              </w:rPr>
+            </w:pPr>
+            <w:r>
+              <w:rPr>
+                <w:rFonts w:ascii="Arial" w:eastAsia="Arial" w:hAnsi="Arial" w:cs="Arial"/>
+                <w:color w:val="000000"/>
+                <w:sz w:val="16"/>
+                <w:szCs w:val="16"/>
+              </w:rPr>
+              <w:t>8. La contratante nombra para efectos de la contratación y suscripción del contrato al Administrador y Verificador, siendo los siguientes:</w:t>
+            </w:r>
+          </w:p>
+          <w:p>
+            <w:pPr>
+              <w:spacing w:after="0" w:line="276" w:lineRule="auto"/>
+              <w:ind w:left="170" w:right="170"/>
+              <w:jc w:val="both"/>
+              <w:rPr>
+                <w:rFonts w:ascii="Arial" w:eastAsia="Arial" w:hAnsi="Arial" w:cs="Arial"/>
+                <w:color w:val="000000"/>
+                <w:sz w:val="16"/>
+                <w:szCs w:val="16"/>
+              </w:rPr>
+            </w:pPr>
+          </w:p>
+          <w:p>
+            <w:pPr>
+              <w:spacing w:after="0" w:line="276" w:lineRule="auto"/>
+              <w:ind w:left="170" w:right="170"/>
+              <w:jc w:val="both"/>
+              <w:rPr>
+                <w:rFonts w:ascii="Arial" w:eastAsia="Arial" w:hAnsi="Arial" w:cs="Arial"/>
+                <w:b/>
+                <w:bCs/>
+                <w:color w:val="000000"/>
+                <w:sz w:val="16"/>
+                <w:szCs w:val="16"/>
+              </w:rPr>
+            </w:pPr>
+            <w:r>
+              <w:rPr>
+                <w:rFonts w:ascii="Arial" w:eastAsia="Arial" w:hAnsi="Arial" w:cs="Arial"/>
+                <w:b/>
+                <w:bCs/>
+                <w:color w:val="000000"/>
+                <w:sz w:val="16"/>
+                <w:szCs w:val="16"/>
+              </w:rPr>
+              <w:t xml:space="preserve">ADMINISTRADOR DEL CONTRATO: </w:t>
+            </w:r>
+          </w:p>
+          <w:p>
+            <w:pPr>
+              <w:spacing w:after="0" w:line="276" w:lineRule="auto"/>
+              <w:ind w:left="170" w:right="170"/>
+              <w:jc w:val="both"/>
+              <w:rPr>
+                <w:rFonts w:ascii="Arial" w:eastAsia="Arial" w:hAnsi="Arial" w:cs="Arial"/>
+                <w:b/>
+                <w:bCs/>
+                <w:color w:val="000000"/>
+                <w:sz w:val="16"/>
+                <w:szCs w:val="16"/>
+              </w:rPr>
+            </w:pPr>
+          </w:p>
+          <w:p>
+            <w:pPr>
+              <w:spacing w:after="0" w:line="276" w:lineRule="auto"/>
+              <w:ind w:left="170" w:right="170"/>
+              <w:jc w:val="both"/>
+              <w:rPr>
+                <w:rFonts w:ascii="Arial" w:eastAsia="Arial" w:hAnsi="Arial" w:cs="Arial"/>
+                <w:color w:val="000000"/>
+                <w:sz w:val="16"/>
+                <w:szCs w:val="16"/>
+              </w:rPr>
+            </w:pPr>
+            <w:proofErr w:type="gramStart"/>
+            <w:r>
+              <w:rPr>
+                <w:rFonts w:ascii="Arial" w:eastAsia="Arial" w:hAnsi="Arial" w:cs="Arial"/>
+                <w:color w:val="000000"/>
+                <w:sz w:val="16"/>
+                <w:szCs w:val="16"/>
+              </w:rPr>
+              <w:t>Nombre:</w:t>
+            </w:r>
+            <w:r>
+              <w:rPr>
+                <w:rFonts w:ascii="Arial" w:eastAsia="Arial" w:hAnsi="Arial" w:cs="Arial"/>
+                <w:color w:val="000000"/>
+                <w:sz w:val="16"/>
+                <w:szCs w:val="16"/>
+                <w:u w:val="single"/>
               </w:rPr>
               <w:t>{</w:t>
             </w:r>
             <w:proofErr w:type="spellStart"/>
-            <w:r>
-              <w:rPr>
-                <w:rFonts w:ascii="Arial" w:eastAsia="Arial" w:hAnsi="Arial" w:cs="Arial"/>
-                <w:color w:val="000000"/>
-                <w:sz w:val="16"/>
-                <w:szCs w:val="16"/>
-              </w:rPr>
-              <w:t>correoRepresentante</w:t>
+            <w:proofErr w:type="gramEnd"/>
+            <w:r>
+              <w:rPr>
+                <w:rFonts w:ascii="Arial" w:eastAsia="Arial" w:hAnsi="Arial" w:cs="Arial"/>
+                <w:color w:val="000000"/>
+                <w:sz w:val="16"/>
+                <w:szCs w:val="16"/>
+                <w:u w:val="single"/>
+              </w:rPr>
+              <w:t>nombreAdministradorContrato</w:t>
             </w:r>
             <w:proofErr w:type="spellEnd"/>
             <w:r>
@@ -5717,18 +6344,156 @@
                 <w:color w:val="000000"/>
                 <w:sz w:val="16"/>
                 <w:szCs w:val="16"/>
+                <w:u w:val="single"/>
               </w:rPr>
               <w:t>}</w:t>
             </w:r>
-            <w:r>
-              <w:rPr>
-                <w:rFonts w:ascii="Arial" w:eastAsia="Arial" w:hAnsi="Arial" w:cs="Arial"/>
-                <w:color w:val="000000"/>
-                <w:sz w:val="16"/>
-                <w:szCs w:val="16"/>
-                <w:shd w:val="clear" w:color="auto" w:fill="92D050"/>
-              </w:rPr>
-              <w:t>__________</w:t>
+          </w:p>
+          <w:p>
+            <w:pPr>
+              <w:spacing w:after="0" w:line="276" w:lineRule="auto"/>
+              <w:ind w:left="170" w:right="170"/>
+              <w:jc w:val="both"/>
+              <w:rPr>
+                <w:rFonts w:ascii="Arial" w:eastAsia="Arial" w:hAnsi="Arial" w:cs="Arial"/>
+                <w:color w:val="000000"/>
+                <w:sz w:val="16"/>
+                <w:szCs w:val="16"/>
+              </w:rPr>
+            </w:pPr>
+          </w:p>
+          <w:p>
+            <w:pPr>
+              <w:spacing w:after="0" w:line="276" w:lineRule="auto"/>
+              <w:ind w:left="170" w:right="170"/>
+              <w:jc w:val="both"/>
+              <w:rPr>
+                <w:rFonts w:ascii="Arial" w:eastAsia="Arial" w:hAnsi="Arial" w:cs="Arial"/>
+                <w:color w:val="000000"/>
+                <w:sz w:val="16"/>
+                <w:szCs w:val="16"/>
+              </w:rPr>
+            </w:pPr>
+            <w:proofErr w:type="gramStart"/>
+            <w:r>
+              <w:rPr>
+                <w:rFonts w:ascii="Arial" w:eastAsia="Arial" w:hAnsi="Arial" w:cs="Arial"/>
+                <w:color w:val="000000"/>
+                <w:sz w:val="16"/>
+                <w:szCs w:val="16"/>
+              </w:rPr>
+              <w:t>Cargo:</w:t>
+            </w:r>
+            <w:r>
+              <w:rPr>
+                <w:rFonts w:ascii="Arial" w:eastAsia="Arial" w:hAnsi="Arial" w:cs="Arial"/>
+                <w:color w:val="000000"/>
+                <w:sz w:val="16"/>
+                <w:szCs w:val="16"/>
+                <w:u w:val="single"/>
+              </w:rPr>
+              <w:t>{</w:t>
+            </w:r>
+            <w:proofErr w:type="spellStart"/>
+            <w:proofErr w:type="gramEnd"/>
+            <w:r>
+              <w:rPr>
+                <w:rFonts w:ascii="Arial" w:eastAsia="Arial" w:hAnsi="Arial" w:cs="Arial"/>
+                <w:color w:val="000000"/>
+                <w:sz w:val="16"/>
+                <w:szCs w:val="16"/>
+                <w:u w:val="single"/>
+              </w:rPr>
+              <w:t>cargoAdministradorContrato</w:t>
+            </w:r>
+            <w:proofErr w:type="spellEnd"/>
+            <w:r>
+              <w:rPr>
+                <w:rFonts w:ascii="Arial" w:eastAsia="Arial" w:hAnsi="Arial" w:cs="Arial"/>
+                <w:color w:val="000000"/>
+                <w:sz w:val="16"/>
+                <w:szCs w:val="16"/>
+                <w:u w:val="single"/>
+              </w:rPr>
+              <w:t>}</w:t>
+            </w:r>
+          </w:p>
+          <w:p>
+            <w:pPr>
+              <w:spacing w:after="0" w:line="276" w:lineRule="auto"/>
+              <w:ind w:left="170" w:right="170"/>
+              <w:jc w:val="both"/>
+              <w:rPr>
+                <w:rFonts w:ascii="Arial" w:eastAsia="Arial" w:hAnsi="Arial" w:cs="Arial"/>
+                <w:color w:val="000000"/>
+                <w:sz w:val="16"/>
+                <w:szCs w:val="16"/>
+              </w:rPr>
+            </w:pPr>
+          </w:p>
+          <w:p>
+            <w:pPr>
+              <w:spacing w:after="0" w:line="276" w:lineRule="auto"/>
+              <w:ind w:left="170" w:right="170"/>
+              <w:jc w:val="both"/>
+              <w:rPr>
+                <w:rFonts w:ascii="Arial" w:eastAsia="Arial" w:hAnsi="Arial" w:cs="Arial"/>
+                <w:color w:val="000000"/>
+                <w:sz w:val="16"/>
+                <w:szCs w:val="16"/>
+              </w:rPr>
+            </w:pPr>
+            <w:r>
+              <w:rPr>
+                <w:rFonts w:ascii="Arial" w:eastAsia="Arial" w:hAnsi="Arial" w:cs="Arial"/>
+                <w:color w:val="000000"/>
+                <w:sz w:val="16"/>
+                <w:szCs w:val="16"/>
+              </w:rPr>
+              <w:t xml:space="preserve">Correo </w:t>
+            </w:r>
+            <w:proofErr w:type="gramStart"/>
+            <w:r>
+              <w:rPr>
+                <w:rFonts w:ascii="Arial" w:eastAsia="Arial" w:hAnsi="Arial" w:cs="Arial"/>
+                <w:color w:val="000000"/>
+                <w:sz w:val="16"/>
+                <w:szCs w:val="16"/>
+              </w:rPr>
+              <w:t>electrónico:</w:t>
+            </w:r>
+            <w:r>
+              <w:rPr>
+                <w:rFonts w:ascii="Arial" w:eastAsia="Arial" w:hAnsi="Arial" w:cs="Arial"/>
+                <w:color w:val="000000"/>
+                <w:sz w:val="16"/>
+                <w:szCs w:val="16"/>
+                <w:u w:val="single"/>
+              </w:rPr>
+              <w:t>{</w:t>
+            </w:r>
+            <w:proofErr w:type="spellStart"/>
+            <w:proofErr w:type="gramEnd"/>
+            <w:r>
+              <w:rPr>
+                <w:rFonts w:ascii="Arial" w:eastAsia="Arial" w:hAnsi="Arial" w:cs="Arial"/>
+                <w:color w:val="000000"/>
+                <w:sz w:val="16"/>
+                <w:szCs w:val="16"/>
+                <w:u w:val="single"/>
+              </w:rPr>
+              <w:t>correoAdministradorContrato</w:t>
+            </w:r>
+            <w:proofErr w:type="spellEnd"/>
+            <w:r>
+              <w:rPr>
+                <w:rFonts w:ascii="Arial" w:eastAsia="Arial" w:hAnsi="Arial" w:cs="Arial"/>
+                <w:color w:val="000000"/>
+                <w:sz w:val="16"/>
+                <w:szCs w:val="16"/>
+                <w:u w:val="single"/>
+              </w:rPr>
+              <w:t>}</w:t>
             </w:r>
           </w:p>
           <w:p>
@@ -5771,16 +6536,7 @@
                 <w:color w:val="000000"/>
                 <w:sz w:val="16"/>
                 <w:szCs w:val="16"/>
-                <w:shd w:val="clear" w:color="auto" w:fill="92D050"/>
-              </w:rPr>
-              <w:t>___________</w:t>
-            </w:r>
-            <w:r>
-              <w:rPr>
-                <w:rFonts w:ascii="Arial" w:eastAsia="Arial" w:hAnsi="Arial" w:cs="Arial"/>
-                <w:color w:val="000000"/>
-                <w:sz w:val="16"/>
-                <w:szCs w:val="16"/>
+                <w:u w:val="single"/>
               </w:rPr>
               <w:t>{</w:t>
             </w:r>
@@ -5791,8 +6547,9 @@
                 <w:color w:val="000000"/>
                 <w:sz w:val="16"/>
                 <w:szCs w:val="16"/>
-              </w:rPr>
-              <w:t>telefonoRepresentante</w:t>
+                <w:u w:val="single"/>
+              </w:rPr>
+              <w:t>telefonoAdministradorContrato</w:t>
             </w:r>
             <w:proofErr w:type="spellEnd"/>
             <w:r>
@@ -5801,433 +6558,10 @@
                 <w:color w:val="000000"/>
                 <w:sz w:val="16"/>
                 <w:szCs w:val="16"/>
+                <w:u w:val="single"/>
               </w:rPr>
               <w:t>}</w:t>
             </w:r>
-            <w:r>
-              <w:rPr>
-                <w:rFonts w:ascii="Arial" w:eastAsia="Arial" w:hAnsi="Arial" w:cs="Arial"/>
-                <w:color w:val="000000"/>
-                <w:sz w:val="16"/>
-                <w:szCs w:val="16"/>
-                <w:shd w:val="clear" w:color="auto" w:fill="92D050"/>
-              </w:rPr>
-              <w:t>______________</w:t>
-            </w:r>
-          </w:p>
-          <w:p>
-            <w:pPr>
-              <w:spacing w:after="0" w:line="276" w:lineRule="auto"/>
-              <w:ind w:left="170" w:right="170"/>
-              <w:jc w:val="both"/>
-              <w:rPr>
-                <w:rFonts w:ascii="Arial" w:eastAsia="Arial" w:hAnsi="Arial" w:cs="Arial"/>
-                <w:b/>
-                <w:bCs/>
-                <w:color w:val="000000"/>
-                <w:sz w:val="16"/>
-                <w:szCs w:val="16"/>
-              </w:rPr>
-            </w:pPr>
-          </w:p>
-          <w:p>
-            <w:pPr>
-              <w:spacing w:after="0" w:line="276" w:lineRule="auto"/>
-              <w:ind w:left="170" w:right="170"/>
-              <w:jc w:val="both"/>
-              <w:rPr>
-                <w:rFonts w:ascii="Arial" w:eastAsia="Arial" w:hAnsi="Arial" w:cs="Arial"/>
-                <w:color w:val="000000"/>
-                <w:sz w:val="16"/>
-                <w:szCs w:val="16"/>
-              </w:rPr>
-            </w:pPr>
-            <w:r>
-              <w:rPr>
-                <w:rFonts w:ascii="Arial" w:eastAsia="Arial" w:hAnsi="Arial" w:cs="Arial"/>
-                <w:color w:val="000000"/>
-                <w:sz w:val="16"/>
-                <w:szCs w:val="16"/>
-              </w:rPr>
-              <w:t>8. La contratante nombra para efectos de la contratación y suscripción del contrato al Administrador y Verificador, siendo los siguientes:</w:t>
-            </w:r>
-          </w:p>
-          <w:p>
-            <w:pPr>
-              <w:spacing w:after="0" w:line="276" w:lineRule="auto"/>
-              <w:ind w:left="170" w:right="170"/>
-              <w:jc w:val="both"/>
-              <w:rPr>
-                <w:rFonts w:ascii="Arial" w:eastAsia="Arial" w:hAnsi="Arial" w:cs="Arial"/>
-                <w:color w:val="000000"/>
-                <w:sz w:val="16"/>
-                <w:szCs w:val="16"/>
-              </w:rPr>
-            </w:pPr>
-          </w:p>
-          <w:p>
-            <w:pPr>
-              <w:spacing w:after="0" w:line="276" w:lineRule="auto"/>
-              <w:ind w:left="170" w:right="170"/>
-              <w:jc w:val="both"/>
-              <w:rPr>
-                <w:rFonts w:ascii="Arial" w:eastAsia="Arial" w:hAnsi="Arial" w:cs="Arial"/>
-                <w:b/>
-                <w:bCs/>
-                <w:color w:val="000000"/>
-                <w:sz w:val="16"/>
-                <w:szCs w:val="16"/>
-              </w:rPr>
-            </w:pPr>
-            <w:r>
-              <w:rPr>
-                <w:rFonts w:ascii="Arial" w:eastAsia="Arial" w:hAnsi="Arial" w:cs="Arial"/>
-                <w:b/>
-                <w:bCs/>
-                <w:color w:val="000000"/>
-                <w:sz w:val="16"/>
-                <w:szCs w:val="16"/>
-              </w:rPr>
-              <w:t xml:space="preserve">ADMINISTRADOR DEL CONTRATO: </w:t>
-            </w:r>
-          </w:p>
-          <w:p>
-            <w:pPr>
-              <w:spacing w:after="0" w:line="276" w:lineRule="auto"/>
-              <w:ind w:left="170" w:right="170"/>
-              <w:jc w:val="both"/>
-              <w:rPr>
-                <w:rFonts w:ascii="Arial" w:eastAsia="Arial" w:hAnsi="Arial" w:cs="Arial"/>
-                <w:b/>
-                <w:bCs/>
-                <w:color w:val="000000"/>
-                <w:sz w:val="16"/>
-                <w:szCs w:val="16"/>
-              </w:rPr>
-            </w:pPr>
-          </w:p>
-          <w:p>
-            <w:pPr>
-              <w:spacing w:after="0" w:line="276" w:lineRule="auto"/>
-              <w:ind w:left="170" w:right="170"/>
-              <w:jc w:val="both"/>
-              <w:rPr>
-                <w:rFonts w:ascii="Arial" w:eastAsia="Arial" w:hAnsi="Arial" w:cs="Arial"/>
-                <w:color w:val="000000"/>
-                <w:sz w:val="16"/>
-                <w:szCs w:val="16"/>
-              </w:rPr>
-            </w:pPr>
-            <w:r>
-              <w:rPr>
-                <w:rFonts w:ascii="Arial" w:eastAsia="Arial" w:hAnsi="Arial" w:cs="Arial"/>
-                <w:color w:val="000000"/>
-                <w:sz w:val="16"/>
-                <w:szCs w:val="16"/>
-              </w:rPr>
-              <w:t>Nombre:</w:t>
-            </w:r>
-            <w:r>
-              <w:rPr>
-                <w:rFonts w:ascii="Arial" w:eastAsia="Arial" w:hAnsi="Arial" w:cs="Arial"/>
-                <w:color w:val="000000"/>
-                <w:sz w:val="16"/>
-                <w:szCs w:val="16"/>
-                <w:shd w:val="clear" w:color="auto" w:fill="92D050"/>
-              </w:rPr>
-              <w:t xml:space="preserve"> _______</w:t>
-            </w:r>
-            <w:r>
-              <w:rPr>
-                <w:rFonts w:ascii="Arial" w:eastAsia="Arial" w:hAnsi="Arial" w:cs="Arial"/>
-                <w:color w:val="000000"/>
-                <w:sz w:val="16"/>
-                <w:szCs w:val="16"/>
-              </w:rPr>
-              <w:t>{</w:t>
-            </w:r>
-            <w:proofErr w:type="spellStart"/>
-            <w:r>
-              <w:rPr>
-                <w:rFonts w:ascii="Arial" w:eastAsia="Arial" w:hAnsi="Arial" w:cs="Arial"/>
-                <w:color w:val="000000"/>
-                <w:sz w:val="16"/>
-                <w:szCs w:val="16"/>
-              </w:rPr>
-              <w:t>nombreAdministradorContrato</w:t>
-            </w:r>
-            <w:proofErr w:type="spellEnd"/>
-            <w:r>
-              <w:rPr>
-                <w:rFonts w:ascii="Arial" w:eastAsia="Arial" w:hAnsi="Arial" w:cs="Arial"/>
-                <w:color w:val="000000"/>
-                <w:sz w:val="16"/>
-                <w:szCs w:val="16"/>
-              </w:rPr>
-              <w:t>}</w:t>
-            </w:r>
-            <w:r>
-              <w:rPr>
-                <w:rFonts w:ascii="Arial" w:eastAsia="Arial" w:hAnsi="Arial" w:cs="Arial"/>
-                <w:color w:val="000000"/>
-                <w:sz w:val="16"/>
-                <w:szCs w:val="16"/>
-                <w:shd w:val="clear" w:color="auto" w:fill="92D050"/>
-              </w:rPr>
-              <w:t>________________</w:t>
-            </w:r>
-          </w:p>
-          <w:p>
-            <w:pPr>
-              <w:spacing w:after="0" w:line="276" w:lineRule="auto"/>
-              <w:ind w:left="170" w:right="170"/>
-              <w:jc w:val="both"/>
-              <w:rPr>
-                <w:rFonts w:ascii="Arial" w:eastAsia="Arial" w:hAnsi="Arial" w:cs="Arial"/>
-                <w:color w:val="000000"/>
-                <w:sz w:val="16"/>
-                <w:szCs w:val="16"/>
-              </w:rPr>
-            </w:pPr>
-          </w:p>
-          <w:p>
-            <w:pPr>
-              <w:spacing w:after="0" w:line="276" w:lineRule="auto"/>
-              <w:ind w:left="170" w:right="170"/>
-              <w:jc w:val="both"/>
-              <w:rPr>
-                <w:rFonts w:ascii="Arial" w:eastAsia="Arial" w:hAnsi="Arial" w:cs="Arial"/>
-                <w:color w:val="000000"/>
-                <w:sz w:val="16"/>
-                <w:szCs w:val="16"/>
-              </w:rPr>
-            </w:pPr>
-            <w:r>
-              <w:rPr>
-                <w:rFonts w:ascii="Arial" w:eastAsia="Arial" w:hAnsi="Arial" w:cs="Arial"/>
-                <w:color w:val="000000"/>
-                <w:sz w:val="16"/>
-                <w:szCs w:val="16"/>
-              </w:rPr>
-              <w:t>Cargo:</w:t>
-            </w:r>
-            <w:r>
-              <w:rPr>
-                <w:rFonts w:ascii="Arial" w:eastAsia="Arial" w:hAnsi="Arial" w:cs="Arial"/>
-                <w:color w:val="000000"/>
-                <w:sz w:val="16"/>
-                <w:szCs w:val="16"/>
-                <w:shd w:val="clear" w:color="auto" w:fill="92D050"/>
-              </w:rPr>
-              <w:t xml:space="preserve"> ___________</w:t>
-            </w:r>
-            <w:r>
-              <w:rPr>
-                <w:rFonts w:ascii="Arial" w:eastAsia="Arial" w:hAnsi="Arial" w:cs="Arial"/>
-                <w:color w:val="000000"/>
-                <w:sz w:val="16"/>
-                <w:szCs w:val="16"/>
-              </w:rPr>
-              <w:t>{</w:t>
-            </w:r>
-            <w:proofErr w:type="spellStart"/>
-            <w:r>
-              <w:rPr>
-                <w:rFonts w:ascii="Arial" w:eastAsia="Arial" w:hAnsi="Arial" w:cs="Arial"/>
-                <w:color w:val="000000"/>
-                <w:sz w:val="16"/>
-                <w:szCs w:val="16"/>
-              </w:rPr>
-              <w:t>cargoAdministradorContrato</w:t>
-            </w:r>
-            <w:proofErr w:type="spellEnd"/>
-            <w:r>
-              <w:rPr>
-                <w:rFonts w:ascii="Arial" w:eastAsia="Arial" w:hAnsi="Arial" w:cs="Arial"/>
-                <w:color w:val="000000"/>
-                <w:sz w:val="16"/>
-                <w:szCs w:val="16"/>
-              </w:rPr>
-              <w:t>}</w:t>
-            </w:r>
-            <w:r>
-              <w:rPr>
-                <w:rFonts w:ascii="Arial" w:eastAsia="Arial" w:hAnsi="Arial" w:cs="Arial"/>
-                <w:color w:val="000000"/>
-                <w:sz w:val="16"/>
-                <w:szCs w:val="16"/>
-                <w:shd w:val="clear" w:color="auto" w:fill="92D050"/>
-              </w:rPr>
-              <w:t>_______________</w:t>
-            </w:r>
-          </w:p>
-          <w:p>
-            <w:pPr>
-              <w:spacing w:after="0" w:line="276" w:lineRule="auto"/>
-              <w:ind w:left="170" w:right="170"/>
-              <w:jc w:val="both"/>
-              <w:rPr>
-                <w:rFonts w:ascii="Arial" w:eastAsia="Arial" w:hAnsi="Arial" w:cs="Arial"/>
-                <w:color w:val="000000"/>
-                <w:sz w:val="16"/>
-                <w:szCs w:val="16"/>
-              </w:rPr>
-            </w:pPr>
-          </w:p>
-          <w:p>
-            <w:pPr>
-              <w:spacing w:after="0" w:line="276" w:lineRule="auto"/>
-              <w:ind w:left="170" w:right="170"/>
-              <w:jc w:val="both"/>
-              <w:rPr>
-                <w:rFonts w:ascii="Arial" w:eastAsia="Arial" w:hAnsi="Arial" w:cs="Arial"/>
-                <w:color w:val="000000"/>
-                <w:sz w:val="16"/>
-                <w:szCs w:val="16"/>
-              </w:rPr>
-            </w:pPr>
-            <w:r>
-              <w:rPr>
-                <w:rFonts w:ascii="Arial" w:eastAsia="Arial" w:hAnsi="Arial" w:cs="Arial"/>
-                <w:color w:val="000000"/>
-                <w:sz w:val="16"/>
-                <w:szCs w:val="16"/>
-              </w:rPr>
-              <w:t>Correo electrónico:</w:t>
-            </w:r>
-            <w:r>
-              <w:rPr>
-                <w:rFonts w:ascii="Arial" w:eastAsia="Arial" w:hAnsi="Arial" w:cs="Arial"/>
-                <w:color w:val="000000"/>
-                <w:sz w:val="16"/>
-                <w:szCs w:val="16"/>
-                <w:shd w:val="clear" w:color="auto" w:fill="92D050"/>
-              </w:rPr>
-              <w:t xml:space="preserve"> ______</w:t>
-            </w:r>
-            <w:r>
-              <w:rPr>
-                <w:rFonts w:ascii="Arial" w:eastAsia="Arial" w:hAnsi="Arial" w:cs="Arial"/>
-                <w:color w:val="000000"/>
-                <w:sz w:val="16"/>
-                <w:szCs w:val="16"/>
-              </w:rPr>
-              <w:t>{</w:t>
-            </w:r>
-            <w:proofErr w:type="spellStart"/>
-            <w:r>
-              <w:rPr>
-                <w:rFonts w:ascii="Arial" w:eastAsia="Arial" w:hAnsi="Arial" w:cs="Arial"/>
-                <w:color w:val="000000"/>
-                <w:sz w:val="16"/>
-                <w:szCs w:val="16"/>
-              </w:rPr>
-              <w:t>correoAdministradorContrato</w:t>
-            </w:r>
-            <w:proofErr w:type="spellEnd"/>
-            <w:r>
-              <w:rPr>
-                <w:rFonts w:ascii="Arial" w:eastAsia="Arial" w:hAnsi="Arial" w:cs="Arial"/>
-                <w:color w:val="000000"/>
-                <w:sz w:val="16"/>
-                <w:szCs w:val="16"/>
-              </w:rPr>
-              <w:t>}</w:t>
-            </w:r>
-            <w:r>
-              <w:rPr>
-                <w:rFonts w:ascii="Arial" w:eastAsia="Arial" w:hAnsi="Arial" w:cs="Arial"/>
-                <w:color w:val="000000"/>
-                <w:sz w:val="16"/>
-                <w:szCs w:val="16"/>
-                <w:shd w:val="clear" w:color="auto" w:fill="92D050"/>
-              </w:rPr>
-              <w:t>___________</w:t>
-            </w:r>
-          </w:p>
-          <w:p>
-            <w:pPr>
-              <w:spacing w:after="0" w:line="276" w:lineRule="auto"/>
-              <w:ind w:left="170" w:right="170"/>
-              <w:jc w:val="both"/>
-              <w:rPr>
-                <w:rFonts w:ascii="Arial" w:eastAsia="Arial" w:hAnsi="Arial" w:cs="Arial"/>
-                <w:color w:val="000000"/>
-                <w:sz w:val="16"/>
-                <w:szCs w:val="16"/>
-              </w:rPr>
-            </w:pPr>
-          </w:p>
-          <w:p>
-            <w:pPr>
-              <w:spacing w:after="0" w:line="276" w:lineRule="auto"/>
-              <w:ind w:left="170" w:right="170"/>
-              <w:jc w:val="both"/>
-              <w:rPr>
-                <w:rFonts w:ascii="Arial" w:eastAsia="Arial" w:hAnsi="Arial" w:cs="Arial"/>
-                <w:color w:val="000000"/>
-                <w:sz w:val="16"/>
-                <w:szCs w:val="16"/>
-              </w:rPr>
-            </w:pPr>
-            <w:r>
-              <w:rPr>
-                <w:rFonts w:ascii="Arial" w:eastAsia="Arial" w:hAnsi="Arial" w:cs="Arial"/>
-                <w:color w:val="000000"/>
-                <w:sz w:val="16"/>
-                <w:szCs w:val="16"/>
-              </w:rPr>
-              <w:t xml:space="preserve">Teléfono: </w:t>
-            </w:r>
-            <w:r>
-              <w:rPr>
-                <w:rFonts w:ascii="Arial" w:eastAsia="Arial" w:hAnsi="Arial" w:cs="Arial"/>
-                <w:color w:val="000000"/>
-                <w:sz w:val="16"/>
-                <w:szCs w:val="16"/>
-                <w:shd w:val="clear" w:color="auto" w:fill="92D050"/>
-              </w:rPr>
-              <w:t>_________</w:t>
-            </w:r>
-            <w:r>
-              <w:rPr>
-                <w:rFonts w:ascii="Arial" w:eastAsia="Arial" w:hAnsi="Arial" w:cs="Arial"/>
-                <w:color w:val="000000"/>
-                <w:sz w:val="16"/>
-                <w:szCs w:val="16"/>
-              </w:rPr>
-              <w:t>{</w:t>
-            </w:r>
-            <w:proofErr w:type="spellStart"/>
-            <w:r>
-              <w:rPr>
-                <w:rFonts w:ascii="Arial" w:eastAsia="Arial" w:hAnsi="Arial" w:cs="Arial"/>
-                <w:color w:val="000000"/>
-                <w:sz w:val="16"/>
-                <w:szCs w:val="16"/>
-              </w:rPr>
-              <w:t>telefonoAdministradorContrato</w:t>
-            </w:r>
-            <w:proofErr w:type="spellEnd"/>
-            <w:r>
-              <w:rPr>
-                <w:rFonts w:ascii="Arial" w:eastAsia="Arial" w:hAnsi="Arial" w:cs="Arial"/>
-                <w:color w:val="000000"/>
-                <w:sz w:val="16"/>
-                <w:szCs w:val="16"/>
-              </w:rPr>
-              <w:t>}</w:t>
-            </w:r>
-            <w:r>
-              <w:rPr>
-                <w:rFonts w:ascii="Arial" w:eastAsia="Arial" w:hAnsi="Arial" w:cs="Arial"/>
-                <w:color w:val="000000"/>
-                <w:sz w:val="16"/>
-                <w:szCs w:val="16"/>
-                <w:shd w:val="clear" w:color="auto" w:fill="92D050"/>
-              </w:rPr>
-              <w:t>________________</w:t>
-            </w:r>
           </w:p>
           <w:p>
             <w:pPr>
@@ -6262,147 +6596,219 @@
                 <w:szCs w:val="16"/>
               </w:rPr>
               <w:lastRenderedPageBreak/>
-              <w:t xml:space="preserve">El Administrador del contrato deberá supervisar la ejecución de los servicios, así mismo realizar las visitas e inspecciones que estime pertinentes, igualmente podrá solicitar al proveedor, todos los datos e informes relacionados con los actos de que se trate, la Contratante estará obligada a permitir el acceso a los almacenes bodegas o lugares en los que se encuentren los bienes. </w:t>
-            </w:r>
-          </w:p>
-          <w:p>
-            <w:pPr>
-              <w:spacing w:after="0" w:line="276" w:lineRule="auto"/>
-              <w:ind w:left="170" w:right="170"/>
-              <w:jc w:val="both"/>
-              <w:rPr>
-                <w:rFonts w:ascii="Arial" w:eastAsia="Arial" w:hAnsi="Arial" w:cs="Arial"/>
-                <w:color w:val="000000"/>
-                <w:sz w:val="16"/>
-                <w:szCs w:val="16"/>
-              </w:rPr>
-            </w:pPr>
-          </w:p>
-          <w:p>
-            <w:pPr>
-              <w:spacing w:after="0" w:line="276" w:lineRule="auto"/>
-              <w:ind w:left="170" w:right="170"/>
-              <w:jc w:val="both"/>
-              <w:rPr>
-                <w:rFonts w:ascii="Arial" w:eastAsia="Arial" w:hAnsi="Arial" w:cs="Arial"/>
-                <w:color w:val="000000"/>
-                <w:sz w:val="16"/>
-                <w:szCs w:val="16"/>
-              </w:rPr>
-            </w:pPr>
-            <w:r>
-              <w:rPr>
-                <w:rFonts w:ascii="Arial" w:eastAsia="Arial" w:hAnsi="Arial" w:cs="Arial"/>
-                <w:color w:val="000000"/>
-                <w:sz w:val="16"/>
-                <w:szCs w:val="16"/>
-              </w:rPr>
-              <w:t>El administrador del contrato, podrá solicitar la suspensión o cancelación del registro del licitante o proveedor en el padrón respectivo e inhabilitarlo temporalmente para participar en procedimientos de adjudicación o celebrara contratos regulados por la Ley de Adquisiciones, Arrendamientos y Servicios del Sector Público Estatal y Municipal, en los casos de incumplimiento de las obligaciones contractuales y que, como consecuencia, causen daños o perjuicios graves a la entidad contratante, así como aquellos que entreguen servicios con especificaciones distintas de las convenidas de conformidad con el artículo 136 de la Ley en la materia; asimismo, supervisará que los servicios se hayan entregado en tiempo y forma y cumplan con la calidad y especificaciones estipuladas en la descripción de las partidas.</w:t>
-            </w:r>
-          </w:p>
-          <w:p>
-            <w:pPr>
-              <w:spacing w:after="0" w:line="276" w:lineRule="auto"/>
-              <w:ind w:left="170" w:right="170"/>
-              <w:jc w:val="both"/>
-              <w:rPr>
-                <w:rFonts w:ascii="Arial" w:eastAsia="Arial" w:hAnsi="Arial" w:cs="Arial"/>
-                <w:color w:val="000000"/>
-                <w:sz w:val="16"/>
-                <w:szCs w:val="16"/>
-              </w:rPr>
-            </w:pPr>
-          </w:p>
-          <w:p>
-            <w:pPr>
-              <w:spacing w:after="0" w:line="276" w:lineRule="auto"/>
-              <w:ind w:left="170" w:right="170"/>
-              <w:jc w:val="both"/>
-              <w:rPr>
-                <w:rFonts w:ascii="Arial" w:eastAsia="Arial" w:hAnsi="Arial" w:cs="Arial"/>
-                <w:color w:val="000000"/>
-                <w:sz w:val="16"/>
-                <w:szCs w:val="16"/>
-              </w:rPr>
-            </w:pPr>
-            <w:r>
-              <w:rPr>
-                <w:rFonts w:ascii="Arial" w:eastAsia="Arial" w:hAnsi="Arial" w:cs="Arial"/>
-                <w:color w:val="000000"/>
-                <w:sz w:val="16"/>
-                <w:szCs w:val="16"/>
-              </w:rPr>
-              <w:t>En caso de que la persona designada como Administrador ya no se encuentre en el cargo, deberá firmar el jefe inmediato o el que para la fecha de suscripción del contrato ocupe el cargo.</w:t>
-            </w:r>
-          </w:p>
-          <w:p>
-            <w:pPr>
-              <w:spacing w:after="0" w:line="276" w:lineRule="auto"/>
-              <w:ind w:left="170" w:right="170"/>
-              <w:jc w:val="both"/>
-              <w:rPr>
-                <w:rFonts w:ascii="Arial" w:eastAsia="Arial" w:hAnsi="Arial" w:cs="Arial"/>
-                <w:color w:val="000000"/>
-                <w:sz w:val="16"/>
-                <w:szCs w:val="16"/>
-              </w:rPr>
-            </w:pPr>
-          </w:p>
-          <w:p>
-            <w:pPr>
-              <w:spacing w:after="0" w:line="276" w:lineRule="auto"/>
-              <w:ind w:left="170" w:right="170"/>
-              <w:jc w:val="both"/>
-              <w:rPr>
-                <w:rFonts w:ascii="Arial" w:eastAsia="Arial" w:hAnsi="Arial" w:cs="Arial"/>
-                <w:color w:val="000000"/>
-                <w:sz w:val="16"/>
-                <w:szCs w:val="16"/>
-              </w:rPr>
-            </w:pPr>
-            <w:r>
-              <w:rPr>
-                <w:rFonts w:ascii="Arial" w:eastAsia="Arial" w:hAnsi="Arial" w:cs="Arial"/>
-                <w:color w:val="000000"/>
-                <w:sz w:val="16"/>
-                <w:szCs w:val="16"/>
-              </w:rPr>
-              <w:t>9. Las penas convencionales se aplicarán por causas imputadas al licitante adjudicado, cuando existan retrasos en, la entrega de los servicios conforme a:</w:t>
-            </w:r>
-          </w:p>
-          <w:p>
-            <w:pPr>
-              <w:spacing w:after="0" w:line="276" w:lineRule="auto"/>
-              <w:ind w:left="170" w:right="170"/>
-              <w:jc w:val="both"/>
-              <w:rPr>
-                <w:rFonts w:ascii="Arial" w:eastAsia="Arial" w:hAnsi="Arial" w:cs="Arial"/>
-                <w:color w:val="000000"/>
-                <w:sz w:val="16"/>
-                <w:szCs w:val="16"/>
-              </w:rPr>
-            </w:pPr>
-          </w:p>
-          <w:p>
-            <w:pPr>
-              <w:spacing w:after="0" w:line="276" w:lineRule="auto"/>
-              <w:ind w:left="170" w:right="170"/>
-              <w:jc w:val="both"/>
-              <w:rPr>
-                <w:rFonts w:ascii="Arial" w:eastAsia="Arial" w:hAnsi="Arial" w:cs="Arial"/>
-                <w:color w:val="000000"/>
-                <w:sz w:val="16"/>
-                <w:szCs w:val="16"/>
-              </w:rPr>
-            </w:pPr>
-            <w:r>
-              <w:rPr>
-                <w:rFonts w:ascii="Arial" w:eastAsia="Arial" w:hAnsi="Arial" w:cs="Arial"/>
-                <w:color w:val="000000"/>
-                <w:sz w:val="16"/>
-                <w:szCs w:val="16"/>
-              </w:rPr>
-              <w:t xml:space="preserve">El 0.5% por el monto total correspondiente a los servicios no ejecutados (sin incluir I.V.A.) y por cada día natural de retraso, a partir del día siguiente, posterior a la fecha pactada para la entrega; mismo que será deducido a través de cheque certificado, de caja o nota de Crédito. Dicho documento deberá estar a nombre de: </w:t>
+              <w:t>El Administ</w:t>
+            </w:r>
+            <w:r>
+              <w:rPr>
+                <w:rFonts w:ascii="Arial" w:eastAsia="Arial" w:hAnsi="Arial" w:cs="Arial"/>
+                <w:color w:val="000000"/>
+                <w:sz w:val="16"/>
+                <w:szCs w:val="16"/>
+              </w:rPr>
+              <w:t>rador del contrato deberá supervisar la ejecución de los servicios, así mismo realizar las visitas e inspecciones que estime pertinentes, igualmente podrá solicitar al proveedor, todos los datos e informes relacionados con los actos de que se trate, la Con</w:t>
+            </w:r>
+            <w:r>
+              <w:rPr>
+                <w:rFonts w:ascii="Arial" w:eastAsia="Arial" w:hAnsi="Arial" w:cs="Arial"/>
+                <w:color w:val="000000"/>
+                <w:sz w:val="16"/>
+                <w:szCs w:val="16"/>
+              </w:rPr>
+              <w:t xml:space="preserve">tratante estará obligada a permitir el acceso a los almacenes bodegas o lugares en los que se encuentren los bienes. </w:t>
+            </w:r>
+          </w:p>
+          <w:p>
+            <w:pPr>
+              <w:spacing w:after="0" w:line="276" w:lineRule="auto"/>
+              <w:ind w:left="170" w:right="170"/>
+              <w:jc w:val="both"/>
+              <w:rPr>
+                <w:rFonts w:ascii="Arial" w:eastAsia="Arial" w:hAnsi="Arial" w:cs="Arial"/>
+                <w:color w:val="000000"/>
+                <w:sz w:val="16"/>
+                <w:szCs w:val="16"/>
+              </w:rPr>
+            </w:pPr>
+          </w:p>
+          <w:p>
+            <w:pPr>
+              <w:spacing w:after="0" w:line="276" w:lineRule="auto"/>
+              <w:ind w:left="170" w:right="170"/>
+              <w:jc w:val="both"/>
+              <w:rPr>
+                <w:rFonts w:ascii="Arial" w:eastAsia="Arial" w:hAnsi="Arial" w:cs="Arial"/>
+                <w:color w:val="000000"/>
+                <w:sz w:val="16"/>
+                <w:szCs w:val="16"/>
+              </w:rPr>
+            </w:pPr>
+            <w:r>
+              <w:rPr>
+                <w:rFonts w:ascii="Arial" w:eastAsia="Arial" w:hAnsi="Arial" w:cs="Arial"/>
+                <w:color w:val="000000"/>
+                <w:sz w:val="16"/>
+                <w:szCs w:val="16"/>
+              </w:rPr>
+              <w:t>El administrador del contrato, podrá solicitar la suspensión o cancelación del registro del licitante o proveedor en el padrón respectivo</w:t>
+            </w:r>
+            <w:r>
+              <w:rPr>
+                <w:rFonts w:ascii="Arial" w:eastAsia="Arial" w:hAnsi="Arial" w:cs="Arial"/>
+                <w:color w:val="000000"/>
+                <w:sz w:val="16"/>
+                <w:szCs w:val="16"/>
+              </w:rPr>
+              <w:t xml:space="preserve"> e inhabilitarlo temporalmente para participar en procedimientos de adjudicación o celebrara contratos regulados por la Ley de Adquisiciones, Arrendamientos y Servicios del Sector Público Estatal y Municipal, en los casos de incumplimiento de las obligacio</w:t>
+            </w:r>
+            <w:r>
+              <w:rPr>
+                <w:rFonts w:ascii="Arial" w:eastAsia="Arial" w:hAnsi="Arial" w:cs="Arial"/>
+                <w:color w:val="000000"/>
+                <w:sz w:val="16"/>
+                <w:szCs w:val="16"/>
+              </w:rPr>
+              <w:t>nes contractuales y que, como consecuencia, causen daños o perjuicios graves a la entidad contratante, así como aquellos que entreguen servicios con especificaciones distintas de las convenidas de conformidad con el artículo 136 de la Ley en la materia; as</w:t>
+            </w:r>
+            <w:r>
+              <w:rPr>
+                <w:rFonts w:ascii="Arial" w:eastAsia="Arial" w:hAnsi="Arial" w:cs="Arial"/>
+                <w:color w:val="000000"/>
+                <w:sz w:val="16"/>
+                <w:szCs w:val="16"/>
+              </w:rPr>
+              <w:t>imismo, supervisará que los servicios se hayan entregado en tiempo y forma y cumplan con la calidad y especificaciones estipuladas en la descripción de las partidas.</w:t>
+            </w:r>
+          </w:p>
+          <w:p>
+            <w:pPr>
+              <w:spacing w:after="0" w:line="276" w:lineRule="auto"/>
+              <w:ind w:left="170" w:right="170"/>
+              <w:jc w:val="both"/>
+              <w:rPr>
+                <w:rFonts w:ascii="Arial" w:eastAsia="Arial" w:hAnsi="Arial" w:cs="Arial"/>
+                <w:color w:val="000000"/>
+                <w:sz w:val="16"/>
+                <w:szCs w:val="16"/>
+              </w:rPr>
+            </w:pPr>
+          </w:p>
+          <w:p>
+            <w:pPr>
+              <w:spacing w:after="0" w:line="276" w:lineRule="auto"/>
+              <w:ind w:left="170" w:right="170"/>
+              <w:jc w:val="both"/>
+              <w:rPr>
+                <w:rFonts w:ascii="Arial" w:eastAsia="Arial" w:hAnsi="Arial" w:cs="Arial"/>
+                <w:color w:val="000000"/>
+                <w:sz w:val="16"/>
+                <w:szCs w:val="16"/>
+              </w:rPr>
+            </w:pPr>
+            <w:r>
+              <w:rPr>
+                <w:rFonts w:ascii="Arial" w:eastAsia="Arial" w:hAnsi="Arial" w:cs="Arial"/>
+                <w:color w:val="000000"/>
+                <w:sz w:val="16"/>
+                <w:szCs w:val="16"/>
+              </w:rPr>
+              <w:t>En caso de que la persona designada como Administrador ya no se encuentre en el cargo, de</w:t>
+            </w:r>
+            <w:r>
+              <w:rPr>
+                <w:rFonts w:ascii="Arial" w:eastAsia="Arial" w:hAnsi="Arial" w:cs="Arial"/>
+                <w:color w:val="000000"/>
+                <w:sz w:val="16"/>
+                <w:szCs w:val="16"/>
+              </w:rPr>
+              <w:t>berá firmar el jefe inmediato o el que para la fecha de suscripción del contrato ocupe el cargo.</w:t>
+            </w:r>
+          </w:p>
+          <w:p>
+            <w:pPr>
+              <w:spacing w:after="0" w:line="276" w:lineRule="auto"/>
+              <w:ind w:left="170" w:right="170"/>
+              <w:jc w:val="both"/>
+              <w:rPr>
+                <w:rFonts w:ascii="Arial" w:eastAsia="Arial" w:hAnsi="Arial" w:cs="Arial"/>
+                <w:color w:val="000000"/>
+                <w:sz w:val="16"/>
+                <w:szCs w:val="16"/>
+              </w:rPr>
+            </w:pPr>
+          </w:p>
+          <w:p>
+            <w:pPr>
+              <w:spacing w:after="0" w:line="276" w:lineRule="auto"/>
+              <w:ind w:left="170" w:right="170"/>
+              <w:jc w:val="both"/>
+              <w:rPr>
+                <w:rFonts w:ascii="Arial" w:eastAsia="Arial" w:hAnsi="Arial" w:cs="Arial"/>
+                <w:color w:val="000000"/>
+                <w:sz w:val="16"/>
+                <w:szCs w:val="16"/>
+              </w:rPr>
+            </w:pPr>
+            <w:r>
+              <w:rPr>
+                <w:rFonts w:ascii="Arial" w:eastAsia="Arial" w:hAnsi="Arial" w:cs="Arial"/>
+                <w:color w:val="000000"/>
+                <w:sz w:val="16"/>
+                <w:szCs w:val="16"/>
+              </w:rPr>
+              <w:t xml:space="preserve">9. Las penas convencionales se aplicarán por causas imputadas al licitante adjudicado, cuando existan retrasos en, la entrega de los servicios </w:t>
+            </w:r>
+            <w:r>
+              <w:rPr>
+                <w:rFonts w:ascii="Arial" w:eastAsia="Arial" w:hAnsi="Arial" w:cs="Arial"/>
+                <w:color w:val="000000"/>
+                <w:sz w:val="16"/>
+                <w:szCs w:val="16"/>
+              </w:rPr>
+              <w:t>conforme a:</w:t>
+            </w:r>
+          </w:p>
+          <w:p>
+            <w:pPr>
+              <w:spacing w:after="0" w:line="276" w:lineRule="auto"/>
+              <w:ind w:left="170" w:right="170"/>
+              <w:jc w:val="both"/>
+              <w:rPr>
+                <w:rFonts w:ascii="Arial" w:eastAsia="Arial" w:hAnsi="Arial" w:cs="Arial"/>
+                <w:color w:val="000000"/>
+                <w:sz w:val="16"/>
+                <w:szCs w:val="16"/>
+              </w:rPr>
+            </w:pPr>
+          </w:p>
+          <w:p>
+            <w:pPr>
+              <w:spacing w:after="0" w:line="276" w:lineRule="auto"/>
+              <w:ind w:left="170" w:right="170"/>
+              <w:jc w:val="both"/>
+              <w:rPr>
+                <w:rFonts w:ascii="Arial" w:eastAsia="Arial" w:hAnsi="Arial" w:cs="Arial"/>
+                <w:color w:val="000000"/>
+                <w:sz w:val="16"/>
+                <w:szCs w:val="16"/>
+              </w:rPr>
+            </w:pPr>
+            <w:r>
+              <w:rPr>
+                <w:rFonts w:ascii="Arial" w:eastAsia="Arial" w:hAnsi="Arial" w:cs="Arial"/>
+                <w:color w:val="000000"/>
+                <w:sz w:val="16"/>
+                <w:szCs w:val="16"/>
+              </w:rPr>
+              <w:t>El 0.5% por el monto total correspondiente a los servicios no ejecutados (sin incluir I.V.A.) y por cada día natural de retraso, a partir del día siguiente, posterior a la fecha pactada para la entrega; mismo que será deducido a través de cheq</w:t>
+            </w:r>
+            <w:r>
+              <w:rPr>
+                <w:rFonts w:ascii="Arial" w:eastAsia="Arial" w:hAnsi="Arial" w:cs="Arial"/>
+                <w:color w:val="000000"/>
+                <w:sz w:val="16"/>
+                <w:szCs w:val="16"/>
+              </w:rPr>
+              <w:t xml:space="preserve">ue certificado, de caja o nota de Crédito. Dicho documento deberá estar a nombre de: </w:t>
             </w:r>
             <w:r>
               <w:rPr>
@@ -6442,42 +6848,69 @@
                 <w:sz w:val="16"/>
                 <w:szCs w:val="16"/>
               </w:rPr>
-              <w:t>y deberá ser presentado previamente a la entrega de la facturación. No pudiendo rebasar la suma de la aplicación de las penas convencionales el diez por ciento del monto total del contrato; ya que, en caso de rebasar tal porcentaje, la contratante podrá rescindir el contrato, total o parcialmente, según sea el caso, haciendo efectiva la póliza de garantía y podrá adjudicar el contrato al segundo lugar.</w:t>
-            </w:r>
-          </w:p>
-          <w:p>
-            <w:pPr>
-              <w:spacing w:after="0" w:line="276" w:lineRule="auto"/>
-              <w:ind w:left="170" w:right="170"/>
-              <w:jc w:val="both"/>
-              <w:rPr>
-                <w:rFonts w:ascii="Arial" w:eastAsia="Arial" w:hAnsi="Arial" w:cs="Arial"/>
-                <w:color w:val="000000"/>
-                <w:sz w:val="16"/>
-                <w:szCs w:val="16"/>
-              </w:rPr>
-            </w:pPr>
-          </w:p>
-          <w:p>
-            <w:pPr>
-              <w:spacing w:after="0" w:line="276" w:lineRule="auto"/>
-              <w:ind w:left="170" w:right="170"/>
-              <w:jc w:val="both"/>
-              <w:rPr>
-                <w:rFonts w:ascii="Arial" w:eastAsia="Arial" w:hAnsi="Arial" w:cs="Arial"/>
-                <w:color w:val="000000"/>
-                <w:sz w:val="16"/>
-                <w:szCs w:val="16"/>
-              </w:rPr>
-            </w:pPr>
-            <w:r>
-              <w:rPr>
-                <w:rFonts w:ascii="Arial" w:eastAsia="Arial" w:hAnsi="Arial" w:cs="Arial"/>
-                <w:color w:val="000000"/>
-                <w:sz w:val="16"/>
-                <w:szCs w:val="16"/>
-              </w:rPr>
-              <w:t>En caso de que la Contratante autorice una prórroga, por causas imputables al licitante adjudicado, durante la misma, se aplicará la sanción establecida en este punto por cada día de prórroga.</w:t>
+              <w:t>y deberá ser presentado previamente a la entrega de la facturación. No pudiendo re</w:t>
+            </w:r>
+            <w:r>
+              <w:rPr>
+                <w:rFonts w:ascii="Arial" w:eastAsia="Arial" w:hAnsi="Arial" w:cs="Arial"/>
+                <w:color w:val="000000"/>
+                <w:sz w:val="16"/>
+                <w:szCs w:val="16"/>
+              </w:rPr>
+              <w:t>basar la suma de la aplicación de las penas convencionales el diez por ciento del monto total del contrato; ya que, en caso de rebasar tal porcentaje, la contratante podrá rescindir el contrato, total o parcialmente, según sea el caso, haciendo efectiva la</w:t>
+            </w:r>
+            <w:r>
+              <w:rPr>
+                <w:rFonts w:ascii="Arial" w:eastAsia="Arial" w:hAnsi="Arial" w:cs="Arial"/>
+                <w:color w:val="000000"/>
+                <w:sz w:val="16"/>
+                <w:szCs w:val="16"/>
+              </w:rPr>
+              <w:t xml:space="preserve"> póliza de garantía y podrá adjudicar el contrato al segundo lugar.</w:t>
+            </w:r>
+          </w:p>
+          <w:p>
+            <w:pPr>
+              <w:spacing w:after="0" w:line="276" w:lineRule="auto"/>
+              <w:ind w:left="170" w:right="170"/>
+              <w:jc w:val="both"/>
+              <w:rPr>
+                <w:rFonts w:ascii="Arial" w:eastAsia="Arial" w:hAnsi="Arial" w:cs="Arial"/>
+                <w:color w:val="000000"/>
+                <w:sz w:val="16"/>
+                <w:szCs w:val="16"/>
+              </w:rPr>
+            </w:pPr>
+          </w:p>
+          <w:p>
+            <w:pPr>
+              <w:spacing w:after="0" w:line="276" w:lineRule="auto"/>
+              <w:ind w:left="170" w:right="170"/>
+              <w:jc w:val="both"/>
+              <w:rPr>
+                <w:rFonts w:ascii="Arial" w:eastAsia="Arial" w:hAnsi="Arial" w:cs="Arial"/>
+                <w:color w:val="000000"/>
+                <w:sz w:val="16"/>
+                <w:szCs w:val="16"/>
+              </w:rPr>
+            </w:pPr>
+            <w:r>
+              <w:rPr>
+                <w:rFonts w:ascii="Arial" w:eastAsia="Arial" w:hAnsi="Arial" w:cs="Arial"/>
+                <w:color w:val="000000"/>
+                <w:sz w:val="16"/>
+                <w:szCs w:val="16"/>
+              </w:rPr>
+              <w:t>En caso de que la Contratante autorice una prórroga, por causas imputables al licitante adjudicado, durante la misma, se aplicará la sanción establecida en este punto por cada día de prór</w:t>
+            </w:r>
+            <w:r>
+              <w:rPr>
+                <w:rFonts w:ascii="Arial" w:eastAsia="Arial" w:hAnsi="Arial" w:cs="Arial"/>
+                <w:color w:val="000000"/>
+                <w:sz w:val="16"/>
+                <w:szCs w:val="16"/>
+              </w:rPr>
+              <w:t>roga.</w:t>
             </w:r>
           </w:p>
           <w:p>
@@ -6739,7 +7172,7 @@
           <w:tcPr>
             <w:tcW w:w="5264" w:type="dxa"/>
             <w:gridSpan w:val="3"/>
-            <w:shd w:val="clear" w:color="auto" w:fill="92D050"/>
+            <w:shd w:val="clear" w:color="auto" w:fill="auto"/>
             <w:vAlign w:val="center"/>
           </w:tcPr>
           <w:p>
@@ -6758,13 +7191,31 @@
             <w:r>
               <w:rPr>
                 <w:rFonts w:ascii="Arial" w:eastAsia="Arial" w:hAnsi="Arial" w:cs="Arial"/>
-                <w:b/>
-                <w:bCs/>
-                <w:color w:val="000000"/>
-                <w:sz w:val="16"/>
-                <w:szCs w:val="16"/>
-              </w:rPr>
-              <w:t>(DIRECTOR RESPONSABLE DE LA CONTRATACIÓN)</w:t>
+                <w:color w:val="000000"/>
+                <w:sz w:val="16"/>
+                <w:szCs w:val="16"/>
+              </w:rPr>
+              <w:t>{</w:t>
+            </w:r>
+            <w:proofErr w:type="spellStart"/>
+            <w:r>
+              <w:rPr>
+                <w:rFonts w:ascii="Arial" w:eastAsia="Arial" w:hAnsi="Arial" w:cs="Arial"/>
+                <w:color w:val="000000"/>
+                <w:sz w:val="16"/>
+                <w:szCs w:val="16"/>
+              </w:rPr>
+              <w:t>nombreSolicitante</w:t>
+            </w:r>
+            <w:proofErr w:type="spellEnd"/>
+            <w:r>
+              <w:rPr>
+                <w:rFonts w:ascii="Arial" w:eastAsia="Arial" w:hAnsi="Arial" w:cs="Arial"/>
+                <w:color w:val="000000"/>
+                <w:sz w:val="16"/>
+                <w:szCs w:val="16"/>
+              </w:rPr>
+              <w:t>}</w:t>
             </w:r>
           </w:p>
           <w:p>
@@ -6775,42 +7226,32 @@
                 <w:rFonts w:ascii="Arial" w:eastAsia="Arial" w:hAnsi="Arial" w:cs="Arial"/>
                 <w:b/>
                 <w:bCs/>
-                <w:sz w:val="16"/>
-                <w:szCs w:val="16"/>
-              </w:rPr>
-            </w:pPr>
-            <w:r>
-              <w:rPr>
-                <w:rFonts w:ascii="Arial" w:eastAsia="Arial" w:hAnsi="Arial" w:cs="Arial"/>
-                <w:b/>
-                <w:bCs/>
-                <w:sz w:val="16"/>
-                <w:szCs w:val="16"/>
-              </w:rPr>
-              <w:t xml:space="preserve">(automático NOMBRE DEL TITULAR </w:t>
-            </w:r>
-          </w:p>
-          <w:p>
-            <w:pPr>
-              <w:spacing w:after="0" w:line="240" w:lineRule="auto"/>
-              <w:jc w:val="center"/>
-              <w:rPr>
-                <w:rFonts w:ascii="Arial" w:eastAsia="Arial" w:hAnsi="Arial" w:cs="Arial"/>
-                <w:b/>
-                <w:bCs/>
-                <w:sz w:val="16"/>
-                <w:szCs w:val="16"/>
-              </w:rPr>
-            </w:pPr>
-            <w:r>
-              <w:rPr>
-                <w:rFonts w:ascii="Arial" w:eastAsia="Arial" w:hAnsi="Arial" w:cs="Arial"/>
-                <w:b/>
-                <w:bCs/>
-                <w:sz w:val="16"/>
-                <w:szCs w:val="16"/>
-              </w:rPr>
-              <w:t>Y/O SOLICITANTE:)</w:t>
+                <w:color w:val="000000"/>
+                <w:sz w:val="16"/>
+                <w:szCs w:val="16"/>
+              </w:rPr>
+            </w:pPr>
+            <w:r>
+              <w:rPr>
+                <w:rFonts w:ascii="Arial" w:eastAsia="Arial" w:hAnsi="Arial" w:cs="Arial"/>
+                <w:b/>
+                <w:bCs/>
+                <w:color w:val="000000"/>
+                <w:sz w:val="16"/>
+                <w:szCs w:val="16"/>
+              </w:rPr>
+              <w:t xml:space="preserve">DIRECTOR RESPONSABLE DE LA </w:t>
+            </w:r>
+            <w:r>
+              <w:rPr>
+                <w:rFonts w:ascii="Arial" w:eastAsia="Arial" w:hAnsi="Arial" w:cs="Arial"/>
+                <w:b/>
+                <w:bCs/>
+                <w:color w:val="000000"/>
+                <w:sz w:val="16"/>
+                <w:szCs w:val="16"/>
+              </w:rPr>
+              <w:t>CONTRATACIÓN</w:t>
             </w:r>
           </w:p>
         </w:tc>
@@ -7240,7 +7681,7 @@
 </file>
 
 <file path=word/endnotes.xml><?xml version="1.0" encoding="utf-8"?>
-<w:endnotes xmlns:wpc="http://schemas.microsoft.com/office/word/2010/wordprocessingCanvas" xmlns:cx="http://schemas.microsoft.com/office/drawing/2014/chartex" xmlns:cx1="http://schemas.microsoft.com/office/drawing/2015/9/8/chartex" xmlns:cx2="http://schemas.microsoft.com/office/drawing/2015/10/21/chartex" xmlns:cx3="http://schemas.microsoft.com/office/drawing/2016/5/9/chartex" xmlns:cx4="http://schemas.microsoft.com/office/drawing/2016/5/10/chartex" xmlns:cx5="http://schemas.microsoft.com/office/drawing/2016/5/11/chartex" xmlns:cx6="http://schemas.microsoft.com/office/drawing/2016/5/12/chartex" xmlns:cx7="http://schemas.microsoft.com/office/drawing/2016/5/13/chartex" xmlns:cx8="http://schemas.microsoft.com/office/drawing/2016/5/14/chartex" xmlns:mc="http://schemas.openxmlformats.org/markup-compatibility/2006" xmlns:aink="http://schemas.microsoft.com/office/drawing/2016/ink" xmlns:am3d="http://schemas.microsoft.com/office/drawing/2017/model3d" xmlns:o="urn:schemas-microsoft-com:office:office" xmlns:oel="http://schemas.microsoft.com/office/2019/extlst" xmlns:r="http://schemas.openxmlformats.org/officeDocument/2006/relationships" xmlns:m="http://schemas.openxmlformats.org/officeDocument/2006/math" xmlns:v="urn:schemas-microsoft-com:vml" xmlns:wp14="http://schemas.microsoft.com/office/word/2010/wordprocessingDrawing" xmlns:wp="http://schemas.openxmlformats.org/drawingml/2006/wordprocessingDrawing" xmlns:w10="urn:schemas-microsoft-com:office:word" xmlns:w="http://schemas.openxmlformats.org/wordprocessingml/2006/main" xmlns:w14="http://schemas.microsoft.com/office/word/2010/wordml" xmlns:w15="http://schemas.microsoft.com/office/word/2012/wordml" xmlns:w16cex="http://schemas.microsoft.com/office/word/2018/wordml/cex" xmlns:w16cid="http://schemas.microsoft.com/office/word/2016/wordml/cid" xmlns:w16="http://schemas.microsoft.com/office/word/2018/wordml" xmlns:w16sdtdh="http://schemas.microsoft.com/office/word/2020/wordml/sdtdatahash" xmlns:w16se="http://schemas.microsoft.com/office/word/2015/wordml/symex" xmlns:wpg="http://schemas.microsoft.com/office/word/2010/wordprocessingGroup" xmlns:wpi="http://schemas.microsoft.com/office/word/2010/wordprocessingInk" xmlns:wne="http://schemas.microsoft.com/office/word/2006/wordml" xmlns:wps="http://schemas.microsoft.com/office/word/2010/wordprocessingShape" mc:Ignorable="w14 w15 w16se w16cid w16 w16cex w16sdtdh wp14">
+<w:endnotes xmlns:wpc="http://schemas.microsoft.com/office/word/2010/wordprocessingCanvas" xmlns:cx="http://schemas.microsoft.com/office/drawing/2014/chartex" xmlns:cx1="http://schemas.microsoft.com/office/drawing/2015/9/8/chartex" xmlns:cx2="http://schemas.microsoft.com/office/drawing/2015/10/21/chartex" xmlns:cx3="http://schemas.microsoft.com/office/drawing/2016/5/9/chartex" xmlns:cx4="http://schemas.microsoft.com/office/drawing/2016/5/10/chartex" xmlns:cx5="http://schemas.microsoft.com/office/drawing/2016/5/11/chartex" xmlns:cx6="http://schemas.microsoft.com/office/drawing/2016/5/12/chartex" xmlns:cx7="http://schemas.microsoft.com/office/drawing/2016/5/13/chartex" xmlns:cx8="http://schemas.microsoft.com/office/drawing/2016/5/14/chartex" xmlns:mc="http://schemas.openxmlformats.org/markup-compatibility/2006" xmlns:aink="http://schemas.microsoft.com/office/drawing/2016/ink" xmlns:am3d="http://schemas.microsoft.com/office/drawing/2017/model3d" xmlns:o="urn:schemas-microsoft-com:office:office" xmlns:r="http://schemas.openxmlformats.org/officeDocument/2006/relationships" xmlns:m="http://schemas.openxmlformats.org/officeDocument/2006/math" xmlns:v="urn:schemas-microsoft-com:vml" xmlns:wp14="http://schemas.microsoft.com/office/word/2010/wordprocessingDrawing" xmlns:wp="http://schemas.openxmlformats.org/drawingml/2006/wordprocessingDrawing" xmlns:w10="urn:schemas-microsoft-com:office:word" xmlns:w="http://schemas.openxmlformats.org/wordprocessingml/2006/main" xmlns:w14="http://schemas.microsoft.com/office/word/2010/wordml" xmlns:w15="http://schemas.microsoft.com/office/word/2012/wordml" xmlns:w16cex="http://schemas.microsoft.com/office/word/2018/wordml/cex" xmlns:w16cid="http://schemas.microsoft.com/office/word/2016/wordml/cid" xmlns:w16="http://schemas.microsoft.com/office/word/2018/wordml" xmlns:w16se="http://schemas.microsoft.com/office/word/2015/wordml/symex" xmlns:wpg="http://schemas.microsoft.com/office/word/2010/wordprocessingGroup" xmlns:wpi="http://schemas.microsoft.com/office/word/2010/wordprocessingInk" xmlns:wne="http://schemas.microsoft.com/office/word/2006/wordml" xmlns:wps="http://schemas.microsoft.com/office/word/2010/wordprocessingShape" mc:Ignorable="w14 w15 w16se w16cid w16 w16cex wp14">
   <w:endnote w:type="separator" w:id="-1">
     <w:p>
       <w:pPr>
@@ -7265,7 +7706,7 @@
 </file>
 
 <file path=word/footer1.xml><?xml version="1.0" encoding="utf-8"?>
-<w:ftr xmlns:wpc="http://schemas.microsoft.com/office/word/2010/wordprocessingCanvas" xmlns:cx="http://schemas.microsoft.com/office/drawing/2014/chartex" xmlns:cx1="http://schemas.microsoft.com/office/drawing/2015/9/8/chartex" xmlns:cx2="http://schemas.microsoft.com/office/drawing/2015/10/21/chartex" xmlns:cx3="http://schemas.microsoft.com/office/drawing/2016/5/9/chartex" xmlns:cx4="http://schemas.microsoft.com/office/drawing/2016/5/10/chartex" xmlns:cx5="http://schemas.microsoft.com/office/drawing/2016/5/11/chartex" xmlns:cx6="http://schemas.microsoft.com/office/drawing/2016/5/12/chartex" xmlns:cx7="http://schemas.microsoft.com/office/drawing/2016/5/13/chartex" xmlns:cx8="http://schemas.microsoft.com/office/drawing/2016/5/14/chartex" xmlns:mc="http://schemas.openxmlformats.org/markup-compatibility/2006" xmlns:aink="http://schemas.microsoft.com/office/drawing/2016/ink" xmlns:am3d="http://schemas.microsoft.com/office/drawing/2017/model3d" xmlns:o="urn:schemas-microsoft-com:office:office" xmlns:oel="http://schemas.microsoft.com/office/2019/extlst" xmlns:r="http://schemas.openxmlformats.org/officeDocument/2006/relationships" xmlns:m="http://schemas.openxmlformats.org/officeDocument/2006/math" xmlns:v="urn:schemas-microsoft-com:vml" xmlns:wp14="http://schemas.microsoft.com/office/word/2010/wordprocessingDrawing" xmlns:wp="http://schemas.openxmlformats.org/drawingml/2006/wordprocessingDrawing" xmlns:w10="urn:schemas-microsoft-com:office:word" xmlns:w="http://schemas.openxmlformats.org/wordprocessingml/2006/main" xmlns:w14="http://schemas.microsoft.com/office/word/2010/wordml" xmlns:w15="http://schemas.microsoft.com/office/word/2012/wordml" xmlns:w16cex="http://schemas.microsoft.com/office/word/2018/wordml/cex" xmlns:w16cid="http://schemas.microsoft.com/office/word/2016/wordml/cid" xmlns:w16="http://schemas.microsoft.com/office/word/2018/wordml" xmlns:w16sdtdh="http://schemas.microsoft.com/office/word/2020/wordml/sdtdatahash" xmlns:w16se="http://schemas.microsoft.com/office/word/2015/wordml/symex" xmlns:wpg="http://schemas.microsoft.com/office/word/2010/wordprocessingGroup" xmlns:wpi="http://schemas.microsoft.com/office/word/2010/wordprocessingInk" xmlns:wne="http://schemas.microsoft.com/office/word/2006/wordml" xmlns:wps="http://schemas.microsoft.com/office/word/2010/wordprocessingShape" mc:Ignorable="w14 w15 w16se w16cid w16 w16cex w16sdtdh wp14">
+<w:ftr xmlns:wpc="http://schemas.microsoft.com/office/word/2010/wordprocessingCanvas" xmlns:cx="http://schemas.microsoft.com/office/drawing/2014/chartex" xmlns:cx1="http://schemas.microsoft.com/office/drawing/2015/9/8/chartex" xmlns:cx2="http://schemas.microsoft.com/office/drawing/2015/10/21/chartex" xmlns:cx3="http://schemas.microsoft.com/office/drawing/2016/5/9/chartex" xmlns:cx4="http://schemas.microsoft.com/office/drawing/2016/5/10/chartex" xmlns:cx5="http://schemas.microsoft.com/office/drawing/2016/5/11/chartex" xmlns:cx6="http://schemas.microsoft.com/office/drawing/2016/5/12/chartex" xmlns:cx7="http://schemas.microsoft.com/office/drawing/2016/5/13/chartex" xmlns:cx8="http://schemas.microsoft.com/office/drawing/2016/5/14/chartex" xmlns:mc="http://schemas.openxmlformats.org/markup-compatibility/2006" xmlns:aink="http://schemas.microsoft.com/office/drawing/2016/ink" xmlns:am3d="http://schemas.microsoft.com/office/drawing/2017/model3d" xmlns:o="urn:schemas-microsoft-com:office:office" xmlns:r="http://schemas.openxmlformats.org/officeDocument/2006/relationships" xmlns:m="http://schemas.openxmlformats.org/officeDocument/2006/math" xmlns:v="urn:schemas-microsoft-com:vml" xmlns:wp14="http://schemas.microsoft.com/office/word/2010/wordprocessingDrawing" xmlns:wp="http://schemas.openxmlformats.org/drawingml/2006/wordprocessingDrawing" xmlns:w10="urn:schemas-microsoft-com:office:word" xmlns:w="http://schemas.openxmlformats.org/wordprocessingml/2006/main" xmlns:w14="http://schemas.microsoft.com/office/word/2010/wordml" xmlns:w15="http://schemas.microsoft.com/office/word/2012/wordml" xmlns:w16cex="http://schemas.microsoft.com/office/word/2018/wordml/cex" xmlns:w16cid="http://schemas.microsoft.com/office/word/2016/wordml/cid" xmlns:w16="http://schemas.microsoft.com/office/word/2018/wordml" xmlns:w16se="http://schemas.microsoft.com/office/word/2015/wordml/symex" xmlns:wpg="http://schemas.microsoft.com/office/word/2010/wordprocessingGroup" xmlns:wpi="http://schemas.microsoft.com/office/word/2010/wordprocessingInk" xmlns:wne="http://schemas.microsoft.com/office/word/2006/wordml" xmlns:wps="http://schemas.microsoft.com/office/word/2010/wordprocessingShape" mc:Ignorable="w14 w15 w16se w16cid w16 w16cex wp14">
   <w:p>
     <w:pPr>
       <w:tabs>
@@ -7402,7 +7843,7 @@
 </file>
 
 <file path=word/footnotes.xml><?xml version="1.0" encoding="utf-8"?>
-<w:footnotes xmlns:wpc="http://schemas.microsoft.com/office/word/2010/wordprocessingCanvas" xmlns:cx="http://schemas.microsoft.com/office/drawing/2014/chartex" xmlns:cx1="http://schemas.microsoft.com/office/drawing/2015/9/8/chartex" xmlns:cx2="http://schemas.microsoft.com/office/drawing/2015/10/21/chartex" xmlns:cx3="http://schemas.microsoft.com/office/drawing/2016/5/9/chartex" xmlns:cx4="http://schemas.microsoft.com/office/drawing/2016/5/10/chartex" xmlns:cx5="http://schemas.microsoft.com/office/drawing/2016/5/11/chartex" xmlns:cx6="http://schemas.microsoft.com/office/drawing/2016/5/12/chartex" xmlns:cx7="http://schemas.microsoft.com/office/drawing/2016/5/13/chartex" xmlns:cx8="http://schemas.microsoft.com/office/drawing/2016/5/14/chartex" xmlns:mc="http://schemas.openxmlformats.org/markup-compatibility/2006" xmlns:aink="http://schemas.microsoft.com/office/drawing/2016/ink" xmlns:am3d="http://schemas.microsoft.com/office/drawing/2017/model3d" xmlns:o="urn:schemas-microsoft-com:office:office" xmlns:oel="http://schemas.microsoft.com/office/2019/extlst" xmlns:r="http://schemas.openxmlformats.org/officeDocument/2006/relationships" xmlns:m="http://schemas.openxmlformats.org/officeDocument/2006/math" xmlns:v="urn:schemas-microsoft-com:vml" xmlns:wp14="http://schemas.microsoft.com/office/word/2010/wordprocessingDrawing" xmlns:wp="http://schemas.openxmlformats.org/drawingml/2006/wordprocessingDrawing" xmlns:w10="urn:schemas-microsoft-com:office:word" xmlns:w="http://schemas.openxmlformats.org/wordprocessingml/2006/main" xmlns:w14="http://schemas.microsoft.com/office/word/2010/wordml" xmlns:w15="http://schemas.microsoft.com/office/word/2012/wordml" xmlns:w16cex="http://schemas.microsoft.com/office/word/2018/wordml/cex" xmlns:w16cid="http://schemas.microsoft.com/office/word/2016/wordml/cid" xmlns:w16="http://schemas.microsoft.com/office/word/2018/wordml" xmlns:w16sdtdh="http://schemas.microsoft.com/office/word/2020/wordml/sdtdatahash" xmlns:w16se="http://schemas.microsoft.com/office/word/2015/wordml/symex" xmlns:wpg="http://schemas.microsoft.com/office/word/2010/wordprocessingGroup" xmlns:wpi="http://schemas.microsoft.com/office/word/2010/wordprocessingInk" xmlns:wne="http://schemas.microsoft.com/office/word/2006/wordml" xmlns:wps="http://schemas.microsoft.com/office/word/2010/wordprocessingShape" mc:Ignorable="w14 w15 w16se w16cid w16 w16cex w16sdtdh wp14">
+<w:footnotes xmlns:wpc="http://schemas.microsoft.com/office/word/2010/wordprocessingCanvas" xmlns:cx="http://schemas.microsoft.com/office/drawing/2014/chartex" xmlns:cx1="http://schemas.microsoft.com/office/drawing/2015/9/8/chartex" xmlns:cx2="http://schemas.microsoft.com/office/drawing/2015/10/21/chartex" xmlns:cx3="http://schemas.microsoft.com/office/drawing/2016/5/9/chartex" xmlns:cx4="http://schemas.microsoft.com/office/drawing/2016/5/10/chartex" xmlns:cx5="http://schemas.microsoft.com/office/drawing/2016/5/11/chartex" xmlns:cx6="http://schemas.microsoft.com/office/drawing/2016/5/12/chartex" xmlns:cx7="http://schemas.microsoft.com/office/drawing/2016/5/13/chartex" xmlns:cx8="http://schemas.microsoft.com/office/drawing/2016/5/14/chartex" xmlns:mc="http://schemas.openxmlformats.org/markup-compatibility/2006" xmlns:aink="http://schemas.microsoft.com/office/drawing/2016/ink" xmlns:am3d="http://schemas.microsoft.com/office/drawing/2017/model3d" xmlns:o="urn:schemas-microsoft-com:office:office" xmlns:r="http://schemas.openxmlformats.org/officeDocument/2006/relationships" xmlns:m="http://schemas.openxmlformats.org/officeDocument/2006/math" xmlns:v="urn:schemas-microsoft-com:vml" xmlns:wp14="http://schemas.microsoft.com/office/word/2010/wordprocessingDrawing" xmlns:wp="http://schemas.openxmlformats.org/drawingml/2006/wordprocessingDrawing" xmlns:w10="urn:schemas-microsoft-com:office:word" xmlns:w="http://schemas.openxmlformats.org/wordprocessingml/2006/main" xmlns:w14="http://schemas.microsoft.com/office/word/2010/wordml" xmlns:w15="http://schemas.microsoft.com/office/word/2012/wordml" xmlns:w16cex="http://schemas.microsoft.com/office/word/2018/wordml/cex" xmlns:w16cid="http://schemas.microsoft.com/office/word/2016/wordml/cid" xmlns:w16="http://schemas.microsoft.com/office/word/2018/wordml" xmlns:w16se="http://schemas.microsoft.com/office/word/2015/wordml/symex" xmlns:wpg="http://schemas.microsoft.com/office/word/2010/wordprocessingGroup" xmlns:wpi="http://schemas.microsoft.com/office/word/2010/wordprocessingInk" xmlns:wne="http://schemas.microsoft.com/office/word/2006/wordml" xmlns:wps="http://schemas.microsoft.com/office/word/2010/wordprocessingShape" mc:Ignorable="w14 w15 w16se w16cid w16 w16cex wp14">
   <w:footnote w:type="separator" w:id="-1">
     <w:p>
       <w:pPr>
@@ -7427,7 +7868,7 @@
 </file>
 
 <file path=word/header1.xml><?xml version="1.0" encoding="utf-8"?>
-<w:hdr xmlns:wpc="http://schemas.microsoft.com/office/word/2010/wordprocessingCanvas" xmlns:cx="http://schemas.microsoft.com/office/drawing/2014/chartex" xmlns:cx1="http://schemas.microsoft.com/office/drawing/2015/9/8/chartex" xmlns:cx2="http://schemas.microsoft.com/office/drawing/2015/10/21/chartex" xmlns:cx3="http://schemas.microsoft.com/office/drawing/2016/5/9/chartex" xmlns:cx4="http://schemas.microsoft.com/office/drawing/2016/5/10/chartex" xmlns:cx5="http://schemas.microsoft.com/office/drawing/2016/5/11/chartex" xmlns:cx6="http://schemas.microsoft.com/office/drawing/2016/5/12/chartex" xmlns:cx7="http://schemas.microsoft.com/office/drawing/2016/5/13/chartex" xmlns:cx8="http://schemas.microsoft.com/office/drawing/2016/5/14/chartex" xmlns:mc="http://schemas.openxmlformats.org/markup-compatibility/2006" xmlns:aink="http://schemas.microsoft.com/office/drawing/2016/ink" xmlns:am3d="http://schemas.microsoft.com/office/drawing/2017/model3d" xmlns:o="urn:schemas-microsoft-com:office:office" xmlns:oel="http://schemas.microsoft.com/office/2019/extlst" xmlns:r="http://schemas.openxmlformats.org/officeDocument/2006/relationships" xmlns:m="http://schemas.openxmlformats.org/officeDocument/2006/math" xmlns:v="urn:schemas-microsoft-com:vml" xmlns:wp14="http://schemas.microsoft.com/office/word/2010/wordprocessingDrawing" xmlns:wp="http://schemas.openxmlformats.org/drawingml/2006/wordprocessingDrawing" xmlns:w10="urn:schemas-microsoft-com:office:word" xmlns:w="http://schemas.openxmlformats.org/wordprocessingml/2006/main" xmlns:w14="http://schemas.microsoft.com/office/word/2010/wordml" xmlns:w15="http://schemas.microsoft.com/office/word/2012/wordml" xmlns:w16cex="http://schemas.microsoft.com/office/word/2018/wordml/cex" xmlns:w16cid="http://schemas.microsoft.com/office/word/2016/wordml/cid" xmlns:w16="http://schemas.microsoft.com/office/word/2018/wordml" xmlns:w16sdtdh="http://schemas.microsoft.com/office/word/2020/wordml/sdtdatahash" xmlns:w16se="http://schemas.microsoft.com/office/word/2015/wordml/symex" xmlns:wpg="http://schemas.microsoft.com/office/word/2010/wordprocessingGroup" xmlns:wpi="http://schemas.microsoft.com/office/word/2010/wordprocessingInk" xmlns:wne="http://schemas.microsoft.com/office/word/2006/wordml" xmlns:wps="http://schemas.microsoft.com/office/word/2010/wordprocessingShape" mc:Ignorable="w14 w15 w16se w16cid w16 w16cex w16sdtdh wp14">
+<w:hdr xmlns:wpc="http://schemas.microsoft.com/office/word/2010/wordprocessingCanvas" xmlns:cx="http://schemas.microsoft.com/office/drawing/2014/chartex" xmlns:cx1="http://schemas.microsoft.com/office/drawing/2015/9/8/chartex" xmlns:cx2="http://schemas.microsoft.com/office/drawing/2015/10/21/chartex" xmlns:cx3="http://schemas.microsoft.com/office/drawing/2016/5/9/chartex" xmlns:cx4="http://schemas.microsoft.com/office/drawing/2016/5/10/chartex" xmlns:cx5="http://schemas.microsoft.com/office/drawing/2016/5/11/chartex" xmlns:cx6="http://schemas.microsoft.com/office/drawing/2016/5/12/chartex" xmlns:cx7="http://schemas.microsoft.com/office/drawing/2016/5/13/chartex" xmlns:cx8="http://schemas.microsoft.com/office/drawing/2016/5/14/chartex" xmlns:mc="http://schemas.openxmlformats.org/markup-compatibility/2006" xmlns:aink="http://schemas.microsoft.com/office/drawing/2016/ink" xmlns:am3d="http://schemas.microsoft.com/office/drawing/2017/model3d" xmlns:o="urn:schemas-microsoft-com:office:office" xmlns:r="http://schemas.openxmlformats.org/officeDocument/2006/relationships" xmlns:m="http://schemas.openxmlformats.org/officeDocument/2006/math" xmlns:v="urn:schemas-microsoft-com:vml" xmlns:wp14="http://schemas.microsoft.com/office/word/2010/wordprocessingDrawing" xmlns:wp="http://schemas.openxmlformats.org/drawingml/2006/wordprocessingDrawing" xmlns:w10="urn:schemas-microsoft-com:office:word" xmlns:w="http://schemas.openxmlformats.org/wordprocessingml/2006/main" xmlns:w14="http://schemas.microsoft.com/office/word/2010/wordml" xmlns:w15="http://schemas.microsoft.com/office/word/2012/wordml" xmlns:w16cex="http://schemas.microsoft.com/office/word/2018/wordml/cex" xmlns:w16cid="http://schemas.microsoft.com/office/word/2016/wordml/cid" xmlns:w16="http://schemas.microsoft.com/office/word/2018/wordml" xmlns:w16se="http://schemas.microsoft.com/office/word/2015/wordml/symex" xmlns:wpg="http://schemas.microsoft.com/office/word/2010/wordprocessingGroup" xmlns:wpi="http://schemas.microsoft.com/office/word/2010/wordprocessingInk" xmlns:wne="http://schemas.microsoft.com/office/word/2006/wordml" xmlns:wps="http://schemas.microsoft.com/office/word/2010/wordprocessingShape" mc:Ignorable="w14 w15 w16se w16cid w16 w16cex wp14">
   <w:p>
     <w:pPr>
       <w:pBdr>
@@ -7568,7 +8009,16 @@
                               <w:color w:val="000000"/>
                               <w:sz w:val="20"/>
                             </w:rPr>
-                            <w:t>H. AYUNTAMIENTO DE CUAUTLANCINGO.</w:t>
+                            <w:t xml:space="preserve">H. AYUNTAMIENTO DE </w:t>
+                          </w:r>
+                          <w:r>
+                            <w:rPr>
+                              <w:rFonts w:ascii="Arial" w:eastAsia="Arial" w:hAnsi="Arial" w:cs="Arial"/>
+                              <w:b/>
+                              <w:color w:val="000000"/>
+                              <w:sz w:val="20"/>
+                            </w:rPr>
+                            <w:t>CUAUTLANCINGO.</w:t>
                           </w:r>
                         </w:p>
                         <w:p>
@@ -7630,7 +8080,7 @@
             </wp:anchor>
           </w:drawing>
         </mc:Choice>
-        <mc:Fallback xmlns:cr="http://schemas.microsoft.com/office/comments/2020/reactions" xmlns="http://schemas.microsoft.com/office/tasks/2019/documenttasks" xmlns:dgm="http://schemas.openxmlformats.org/drawingml/2006/diagram" xmlns:lc="http://schemas.openxmlformats.org/drawingml/2006/lockedCanvas" xmlns:c="http://schemas.openxmlformats.org/drawingml/2006/chart" xmlns:pic="http://schemas.openxmlformats.org/drawingml/2006/picture" xmlns:a="http://schemas.openxmlformats.org/drawingml/2006/main" xmlns:sl="http://schemas.openxmlformats.org/schemaLibrary/2006/main">
+        <mc:Fallback xmlns:sl="http://schemas.openxmlformats.org/schemaLibrary/2006/main" xmlns:a="http://schemas.openxmlformats.org/drawingml/2006/main" xmlns:pic="http://schemas.openxmlformats.org/drawingml/2006/picture" xmlns:c="http://schemas.openxmlformats.org/drawingml/2006/chart" xmlns:lc="http://schemas.openxmlformats.org/drawingml/2006/lockedCanvas" xmlns:dgm="http://schemas.openxmlformats.org/drawingml/2006/diagram" xmlns="http://schemas.microsoft.com/office/tasks/2019/documenttasks" xmlns:cr="http://schemas.microsoft.com/office/comments/2020/reactions" xmlns:w16sdtdh="http://schemas.microsoft.com/office/word/2020/wordml/sdtdatahash" xmlns:oel="http://schemas.microsoft.com/office/2019/extlst">
           <w:drawing>
             <wp:anchor allowOverlap="1" behindDoc="0" distB="0" distT="0" distL="114300" distR="114300" hidden="0" layoutInCell="1" locked="0" relativeHeight="0" simplePos="0">
               <wp:simplePos x="0" y="0"/>
@@ -7679,7 +8129,7 @@
 </file>
 
 <file path=word/numbering.xml><?xml version="1.0" encoding="utf-8"?>
-<w:numbering xmlns:wpc="http://schemas.microsoft.com/office/word/2010/wordprocessingCanvas" xmlns:cx="http://schemas.microsoft.com/office/drawing/2014/chartex" xmlns:cx1="http://schemas.microsoft.com/office/drawing/2015/9/8/chartex" xmlns:cx2="http://schemas.microsoft.com/office/drawing/2015/10/21/chartex" xmlns:cx3="http://schemas.microsoft.com/office/drawing/2016/5/9/chartex" xmlns:cx4="http://schemas.microsoft.com/office/drawing/2016/5/10/chartex" xmlns:cx5="http://schemas.microsoft.com/office/drawing/2016/5/11/chartex" xmlns:cx6="http://schemas.microsoft.com/office/drawing/2016/5/12/chartex" xmlns:cx7="http://schemas.microsoft.com/office/drawing/2016/5/13/chartex" xmlns:cx8="http://schemas.microsoft.com/office/drawing/2016/5/14/chartex" xmlns:mc="http://schemas.openxmlformats.org/markup-compatibility/2006" xmlns:aink="http://schemas.microsoft.com/office/drawing/2016/ink" xmlns:am3d="http://schemas.microsoft.com/office/drawing/2017/model3d" xmlns:o="urn:schemas-microsoft-com:office:office" xmlns:oel="http://schemas.microsoft.com/office/2019/extlst" xmlns:r="http://schemas.openxmlformats.org/officeDocument/2006/relationships" xmlns:m="http://schemas.openxmlformats.org/officeDocument/2006/math" xmlns:v="urn:schemas-microsoft-com:vml" xmlns:wp14="http://schemas.microsoft.com/office/word/2010/wordprocessingDrawing" xmlns:wp="http://schemas.openxmlformats.org/drawingml/2006/wordprocessingDrawing" xmlns:w10="urn:schemas-microsoft-com:office:word" xmlns:w="http://schemas.openxmlformats.org/wordprocessingml/2006/main" xmlns:w14="http://schemas.microsoft.com/office/word/2010/wordml" xmlns:w15="http://schemas.microsoft.com/office/word/2012/wordml" xmlns:w16cex="http://schemas.microsoft.com/office/word/2018/wordml/cex" xmlns:w16cid="http://schemas.microsoft.com/office/word/2016/wordml/cid" xmlns:w16="http://schemas.microsoft.com/office/word/2018/wordml" xmlns:w16sdtdh="http://schemas.microsoft.com/office/word/2020/wordml/sdtdatahash" xmlns:w16se="http://schemas.microsoft.com/office/word/2015/wordml/symex" xmlns:wpg="http://schemas.microsoft.com/office/word/2010/wordprocessingGroup" xmlns:wpi="http://schemas.microsoft.com/office/word/2010/wordprocessingInk" xmlns:wne="http://schemas.microsoft.com/office/word/2006/wordml" xmlns:wps="http://schemas.microsoft.com/office/word/2010/wordprocessingShape" mc:Ignorable="w14 w15 w16se w16cid w16 w16cex w16sdtdh wp14">
+<w:numbering xmlns:wpc="http://schemas.microsoft.com/office/word/2010/wordprocessingCanvas" xmlns:cx="http://schemas.microsoft.com/office/drawing/2014/chartex" xmlns:cx1="http://schemas.microsoft.com/office/drawing/2015/9/8/chartex" xmlns:cx2="http://schemas.microsoft.com/office/drawing/2015/10/21/chartex" xmlns:cx3="http://schemas.microsoft.com/office/drawing/2016/5/9/chartex" xmlns:cx4="http://schemas.microsoft.com/office/drawing/2016/5/10/chartex" xmlns:cx5="http://schemas.microsoft.com/office/drawing/2016/5/11/chartex" xmlns:cx6="http://schemas.microsoft.com/office/drawing/2016/5/12/chartex" xmlns:cx7="http://schemas.microsoft.com/office/drawing/2016/5/13/chartex" xmlns:cx8="http://schemas.microsoft.com/office/drawing/2016/5/14/chartex" xmlns:mc="http://schemas.openxmlformats.org/markup-compatibility/2006" xmlns:aink="http://schemas.microsoft.com/office/drawing/2016/ink" xmlns:am3d="http://schemas.microsoft.com/office/drawing/2017/model3d" xmlns:o="urn:schemas-microsoft-com:office:office" xmlns:r="http://schemas.openxmlformats.org/officeDocument/2006/relationships" xmlns:m="http://schemas.openxmlformats.org/officeDocument/2006/math" xmlns:v="urn:schemas-microsoft-com:vml" xmlns:wp14="http://schemas.microsoft.com/office/word/2010/wordprocessingDrawing" xmlns:wp="http://schemas.openxmlformats.org/drawingml/2006/wordprocessingDrawing" xmlns:w10="urn:schemas-microsoft-com:office:word" xmlns:w="http://schemas.openxmlformats.org/wordprocessingml/2006/main" xmlns:w14="http://schemas.microsoft.com/office/word/2010/wordml" xmlns:w15="http://schemas.microsoft.com/office/word/2012/wordml" xmlns:w16cex="http://schemas.microsoft.com/office/word/2018/wordml/cex" xmlns:w16cid="http://schemas.microsoft.com/office/word/2016/wordml/cid" xmlns:w16="http://schemas.microsoft.com/office/word/2018/wordml" xmlns:w16se="http://schemas.microsoft.com/office/word/2015/wordml/symex" xmlns:wpg="http://schemas.microsoft.com/office/word/2010/wordprocessingGroup" xmlns:wpi="http://schemas.microsoft.com/office/word/2010/wordprocessingInk" xmlns:wne="http://schemas.microsoft.com/office/word/2006/wordml" xmlns:wps="http://schemas.microsoft.com/office/word/2010/wordprocessingShape" mc:Ignorable="w14 w15 w16se w16cid w16 w16cex wp14">
   <w:abstractNum w:abstractNumId="0" w15:restartNumberingAfterBreak="0">
     <w:nsid w:val="1B1E1503"/>
     <w:multiLevelType w:val="multilevel"/>
@@ -7790,14 +8240,14 @@
       </w:rPr>
     </w:lvl>
   </w:abstractNum>
-  <w:num w:numId="1" w16cid:durableId="518356606">
+  <w:num w:numId="1">
     <w:abstractNumId w:val="0"/>
   </w:num>
 </w:numbering>
 </file>
 
 <file path=word/styles.xml><?xml version="1.0" encoding="utf-8"?>
-<w:styles xmlns:mc="http://schemas.openxmlformats.org/markup-compatibility/2006" xmlns:r="http://schemas.openxmlformats.org/officeDocument/2006/relationships" xmlns:w="http://schemas.openxmlformats.org/wordprocessingml/2006/main" xmlns:w14="http://schemas.microsoft.com/office/word/2010/wordml" xmlns:w15="http://schemas.microsoft.com/office/word/2012/wordml" xmlns:w16cex="http://schemas.microsoft.com/office/word/2018/wordml/cex" xmlns:w16cid="http://schemas.microsoft.com/office/word/2016/wordml/cid" xmlns:w16="http://schemas.microsoft.com/office/word/2018/wordml" xmlns:w16sdtdh="http://schemas.microsoft.com/office/word/2020/wordml/sdtdatahash" xmlns:w16se="http://schemas.microsoft.com/office/word/2015/wordml/symex" mc:Ignorable="w14 w15 w16se w16cid w16 w16cex w16sdtdh">
+<w:styles xmlns:mc="http://schemas.openxmlformats.org/markup-compatibility/2006" xmlns:r="http://schemas.openxmlformats.org/officeDocument/2006/relationships" xmlns:w="http://schemas.openxmlformats.org/wordprocessingml/2006/main" xmlns:w14="http://schemas.microsoft.com/office/word/2010/wordml" xmlns:w15="http://schemas.microsoft.com/office/word/2012/wordml" xmlns:w16cex="http://schemas.microsoft.com/office/word/2018/wordml/cex" xmlns:w16cid="http://schemas.microsoft.com/office/word/2016/wordml/cid" xmlns:w16="http://schemas.microsoft.com/office/word/2018/wordml" xmlns:w16se="http://schemas.microsoft.com/office/word/2015/wordml/symex" mc:Ignorable="w14 w15 w16se w16cid w16 w16cex">
   <w:docDefaults>
     <w:rPrDefault>
       <w:rPr>
